--- a/Paper/报告/分布式存储系统课程论文报告-柳子淇-U202015628.docx
+++ b/Paper/报告/分布式存储系统课程论文报告-柳子淇-U202015628.docx
@@ -934,6 +934,7 @@
               <w:noProof/>
               <w:sz w:val="21"/>
               <w:szCs w:val="22"/>
+              <w14:ligatures w14:val="standardContextual"/>
             </w:rPr>
           </w:pPr>
           <w:r>
@@ -961,7 +962,7 @@
             </w:rPr>
             <w:fldChar w:fldCharType="separate"/>
           </w:r>
-          <w:hyperlink w:anchor="_Toc153375406" w:history="1">
+          <w:hyperlink w:anchor="_Toc155293019" w:history="1">
             <w:r>
               <w:rPr>
                 <w:rStyle w:val="ab"/>
@@ -988,7 +989,7 @@
                 <w:noProof/>
                 <w:webHidden/>
               </w:rPr>
-              <w:instrText xml:space="preserve"> PAGEREF _Toc153375406 \h </w:instrText>
+              <w:instrText xml:space="preserve"> PAGEREF _Toc155293019 \h </w:instrText>
             </w:r>
             <w:r>
               <w:rPr>
@@ -1033,9 +1034,10 @@
               <w:noProof/>
               <w:sz w:val="21"/>
               <w:szCs w:val="22"/>
+              <w14:ligatures w14:val="standardContextual"/>
             </w:rPr>
           </w:pPr>
-          <w:hyperlink w:anchor="_Toc153375407" w:history="1">
+          <w:hyperlink w:anchor="_Toc155293020" w:history="1">
             <w:r>
               <w:rPr>
                 <w:rStyle w:val="ab"/>
@@ -1062,7 +1064,7 @@
                 <w:noProof/>
                 <w:webHidden/>
               </w:rPr>
-              <w:instrText xml:space="preserve"> PAGEREF _Toc153375407 \h </w:instrText>
+              <w:instrText xml:space="preserve"> PAGEREF _Toc155293020 \h </w:instrText>
             </w:r>
             <w:r>
               <w:rPr>
@@ -1107,9 +1109,10 @@
               <w:noProof/>
               <w:sz w:val="21"/>
               <w:szCs w:val="22"/>
+              <w14:ligatures w14:val="standardContextual"/>
             </w:rPr>
           </w:pPr>
-          <w:hyperlink w:anchor="_Toc153375408" w:history="1">
+          <w:hyperlink w:anchor="_Toc155293021" w:history="1">
             <w:r>
               <w:rPr>
                 <w:rStyle w:val="ab"/>
@@ -1136,7 +1139,7 @@
                 <w:noProof/>
                 <w:webHidden/>
               </w:rPr>
-              <w:instrText xml:space="preserve"> PAGEREF _Toc153375408 \h </w:instrText>
+              <w:instrText xml:space="preserve"> PAGEREF _Toc155293021 \h </w:instrText>
             </w:r>
             <w:r>
               <w:rPr>
@@ -1156,7 +1159,7 @@
                 <w:noProof/>
                 <w:webHidden/>
               </w:rPr>
-              <w:t>4</w:t>
+              <w:t>3</w:t>
             </w:r>
             <w:r>
               <w:rPr>
@@ -1179,15 +1182,16 @@
               <w:noProof/>
               <w:sz w:val="21"/>
               <w:szCs w:val="22"/>
+              <w14:ligatures w14:val="standardContextual"/>
             </w:rPr>
           </w:pPr>
-          <w:hyperlink w:anchor="_Toc153375409" w:history="1">
+          <w:hyperlink w:anchor="_Toc155293022" w:history="1">
             <w:r>
               <w:rPr>
                 <w:rStyle w:val="ab"/>
                 <w:noProof/>
               </w:rPr>
-              <w:t>1.2.1批内并行</w:t>
+              <w:t>1.2.1 CXL技术带来的机遇</w:t>
             </w:r>
             <w:r>
               <w:rPr>
@@ -1208,7 +1212,7 @@
                 <w:noProof/>
                 <w:webHidden/>
               </w:rPr>
-              <w:instrText xml:space="preserve"> PAGEREF _Toc153375409 \h </w:instrText>
+              <w:instrText xml:space="preserve"> PAGEREF _Toc155293022 \h </w:instrText>
             </w:r>
             <w:r>
               <w:rPr>
@@ -1251,15 +1255,16 @@
               <w:noProof/>
               <w:sz w:val="21"/>
               <w:szCs w:val="22"/>
+              <w14:ligatures w14:val="standardContextual"/>
             </w:rPr>
           </w:pPr>
-          <w:hyperlink w:anchor="_Toc153375410" w:history="1">
+          <w:hyperlink w:anchor="_Toc155293023" w:history="1">
             <w:r>
               <w:rPr>
                 <w:rStyle w:val="ab"/>
                 <w:noProof/>
               </w:rPr>
-              <w:t>1.2.2批内并行</w:t>
+              <w:t>1.2.2用闪存介质作为内存的挑战</w:t>
             </w:r>
             <w:r>
               <w:rPr>
@@ -1280,7 +1285,7 @@
                 <w:noProof/>
                 <w:webHidden/>
               </w:rPr>
-              <w:instrText xml:space="preserve"> PAGEREF _Toc153375410 \h </w:instrText>
+              <w:instrText xml:space="preserve"> PAGEREF _Toc155293023 \h </w:instrText>
             </w:r>
             <w:r>
               <w:rPr>
@@ -1300,7 +1305,7 @@
                 <w:noProof/>
                 <w:webHidden/>
               </w:rPr>
-              <w:t>6</w:t>
+              <w:t>4</w:t>
             </w:r>
             <w:r>
               <w:rPr>
@@ -1325,9 +1330,10 @@
               <w:noProof/>
               <w:sz w:val="21"/>
               <w:szCs w:val="22"/>
+              <w14:ligatures w14:val="standardContextual"/>
             </w:rPr>
           </w:pPr>
-          <w:hyperlink w:anchor="_Toc153375411" w:history="1">
+          <w:hyperlink w:anchor="_Toc155293024" w:history="1">
             <w:r>
               <w:rPr>
                 <w:rStyle w:val="ab"/>
@@ -1354,7 +1360,7 @@
                 <w:noProof/>
                 <w:webHidden/>
               </w:rPr>
-              <w:instrText xml:space="preserve"> PAGEREF _Toc153375411 \h </w:instrText>
+              <w:instrText xml:space="preserve"> PAGEREF _Toc155293024 \h </w:instrText>
             </w:r>
             <w:r>
               <w:rPr>
@@ -1374,7 +1380,7 @@
                 <w:noProof/>
                 <w:webHidden/>
               </w:rPr>
-              <w:t>7</w:t>
+              <w:t>5</w:t>
             </w:r>
             <w:r>
               <w:rPr>
@@ -1397,15 +1403,16 @@
               <w:noProof/>
               <w:sz w:val="21"/>
               <w:szCs w:val="22"/>
+              <w14:ligatures w14:val="standardContextual"/>
             </w:rPr>
           </w:pPr>
-          <w:hyperlink w:anchor="_Toc153375412" w:history="1">
+          <w:hyperlink w:anchor="_Toc155293025" w:history="1">
             <w:r>
               <w:rPr>
                 <w:rStyle w:val="ab"/>
                 <w:noProof/>
               </w:rPr>
-              <w:t>1.3.1挑战1：工作划分</w:t>
+              <w:t>1.3.1 内存跟踪工具</w:t>
             </w:r>
             <w:r>
               <w:rPr>
@@ -1426,7 +1433,7 @@
                 <w:noProof/>
                 <w:webHidden/>
               </w:rPr>
-              <w:instrText xml:space="preserve"> PAGEREF _Toc153375412 \h </w:instrText>
+              <w:instrText xml:space="preserve"> PAGEREF _Toc155293025 \h </w:instrText>
             </w:r>
             <w:r>
               <w:rPr>
@@ -1446,7 +1453,7 @@
                 <w:noProof/>
                 <w:webHidden/>
               </w:rPr>
-              <w:t>9</w:t>
+              <w:t>5</w:t>
             </w:r>
             <w:r>
               <w:rPr>
@@ -1469,15 +1476,16 @@
               <w:noProof/>
               <w:sz w:val="21"/>
               <w:szCs w:val="22"/>
+              <w14:ligatures w14:val="standardContextual"/>
             </w:rPr>
           </w:pPr>
-          <w:hyperlink w:anchor="_Toc153375413" w:history="1">
+          <w:hyperlink w:anchor="_Toc155293026" w:history="1">
             <w:r>
               <w:rPr>
                 <w:rStyle w:val="ab"/>
                 <w:noProof/>
               </w:rPr>
-              <w:t>1.3.2挑战2：工作安排</w:t>
+              <w:t>1.3.2 CXL-flash设计</w:t>
             </w:r>
             <w:r>
               <w:rPr>
@@ -1498,7 +1506,7 @@
                 <w:noProof/>
                 <w:webHidden/>
               </w:rPr>
-              <w:instrText xml:space="preserve"> PAGEREF _Toc153375413 \h </w:instrText>
+              <w:instrText xml:space="preserve"> PAGEREF _Toc155293026 \h </w:instrText>
             </w:r>
             <w:r>
               <w:rPr>
@@ -1518,79 +1526,7 @@
                 <w:noProof/>
                 <w:webHidden/>
               </w:rPr>
-              <w:t>10</w:t>
-            </w:r>
-            <w:r>
-              <w:rPr>
-                <w:noProof/>
-                <w:webHidden/>
-              </w:rPr>
-              <w:fldChar w:fldCharType="end"/>
-            </w:r>
-          </w:hyperlink>
-        </w:p>
-        <w:p>
-          <w:pPr>
-            <w:pStyle w:val="TOC3"/>
-            <w:tabs>
-              <w:tab w:val="right" w:leader="dot" w:pos="8296"/>
-            </w:tabs>
-            <w:ind w:firstLine="400"/>
-            <w:rPr>
-              <w:rFonts w:eastAsiaTheme="minorEastAsia" w:hAnsiTheme="minorHAnsi" w:cstheme="minorBidi"/>
-              <w:noProof/>
-              <w:sz w:val="21"/>
-              <w:szCs w:val="22"/>
-            </w:rPr>
-          </w:pPr>
-          <w:hyperlink w:anchor="_Toc153375414" w:history="1">
-            <w:r>
-              <w:rPr>
-                <w:rStyle w:val="ab"/>
-                <w:noProof/>
-              </w:rPr>
-              <w:t>1.3.3挑战3：有效学习</w:t>
-            </w:r>
-            <w:r>
-              <w:rPr>
-                <w:noProof/>
-                <w:webHidden/>
-              </w:rPr>
-              <w:tab/>
-            </w:r>
-            <w:r>
-              <w:rPr>
-                <w:noProof/>
-                <w:webHidden/>
-              </w:rPr>
-              <w:fldChar w:fldCharType="begin"/>
-            </w:r>
-            <w:r>
-              <w:rPr>
-                <w:noProof/>
-                <w:webHidden/>
-              </w:rPr>
-              <w:instrText xml:space="preserve"> PAGEREF _Toc153375414 \h </w:instrText>
-            </w:r>
-            <w:r>
-              <w:rPr>
-                <w:noProof/>
-                <w:webHidden/>
-              </w:rPr>
-            </w:r>
-            <w:r>
-              <w:rPr>
-                <w:noProof/>
-                <w:webHidden/>
-              </w:rPr>
-              <w:fldChar w:fldCharType="separate"/>
-            </w:r>
-            <w:r>
-              <w:rPr>
-                <w:noProof/>
-                <w:webHidden/>
-              </w:rPr>
-              <w:t>12</w:t>
+              <w:t>6</w:t>
             </w:r>
             <w:r>
               <w:rPr>
@@ -1615,9 +1551,10 @@
               <w:noProof/>
               <w:sz w:val="21"/>
               <w:szCs w:val="22"/>
+              <w14:ligatures w14:val="standardContextual"/>
             </w:rPr>
           </w:pPr>
-          <w:hyperlink w:anchor="_Toc153375415" w:history="1">
+          <w:hyperlink w:anchor="_Toc155293027" w:history="1">
             <w:r>
               <w:rPr>
                 <w:rStyle w:val="ab"/>
@@ -1644,7 +1581,7 @@
                 <w:noProof/>
                 <w:webHidden/>
               </w:rPr>
-              <w:instrText xml:space="preserve"> PAGEREF _Toc153375415 \h </w:instrText>
+              <w:instrText xml:space="preserve"> PAGEREF _Toc155293027 \h </w:instrText>
             </w:r>
             <w:r>
               <w:rPr>
@@ -1664,7 +1601,7 @@
                 <w:noProof/>
                 <w:webHidden/>
               </w:rPr>
-              <w:t>13</w:t>
+              <w:t>9</w:t>
             </w:r>
             <w:r>
               <w:rPr>
@@ -1687,15 +1624,16 @@
               <w:noProof/>
               <w:sz w:val="21"/>
               <w:szCs w:val="22"/>
+              <w14:ligatures w14:val="standardContextual"/>
             </w:rPr>
           </w:pPr>
-          <w:hyperlink w:anchor="_Toc153375416" w:history="1">
+          <w:hyperlink w:anchor="_Toc155293028" w:history="1">
             <w:r>
               <w:rPr>
                 <w:rStyle w:val="ab"/>
                 <w:noProof/>
               </w:rPr>
-              <w:t>1.4.1实验装置</w:t>
+              <w:t>1.4.1缓存替换策略</w:t>
             </w:r>
             <w:r>
               <w:rPr>
@@ -1716,7 +1654,7 @@
                 <w:noProof/>
                 <w:webHidden/>
               </w:rPr>
-              <w:instrText xml:space="preserve"> PAGEREF _Toc153375416 \h </w:instrText>
+              <w:instrText xml:space="preserve"> PAGEREF _Toc155293028 \h </w:instrText>
             </w:r>
             <w:r>
               <w:rPr>
@@ -1736,7 +1674,7 @@
                 <w:noProof/>
                 <w:webHidden/>
               </w:rPr>
-              <w:t>13</w:t>
+              <w:t>9</w:t>
             </w:r>
             <w:r>
               <w:rPr>
@@ -1759,15 +1697,16 @@
               <w:noProof/>
               <w:sz w:val="21"/>
               <w:szCs w:val="22"/>
+              <w14:ligatures w14:val="standardContextual"/>
             </w:rPr>
           </w:pPr>
-          <w:hyperlink w:anchor="_Toc153375417" w:history="1">
+          <w:hyperlink w:anchor="_Toc155293029" w:history="1">
             <w:r>
               <w:rPr>
                 <w:rStyle w:val="ab"/>
                 <w:noProof/>
               </w:rPr>
-              <w:t>1.4.2与数据并行性的比较</w:t>
+              <w:t>1.4.2预取策略</w:t>
             </w:r>
             <w:r>
               <w:rPr>
@@ -1788,7 +1727,7 @@
                 <w:noProof/>
                 <w:webHidden/>
               </w:rPr>
-              <w:instrText xml:space="preserve"> PAGEREF _Toc153375417 \h </w:instrText>
+              <w:instrText xml:space="preserve"> PAGEREF _Toc155293029 \h </w:instrText>
             </w:r>
             <w:r>
               <w:rPr>
@@ -1808,223 +1747,7 @@
                 <w:noProof/>
                 <w:webHidden/>
               </w:rPr>
-              <w:t>14</w:t>
-            </w:r>
-            <w:r>
-              <w:rPr>
-                <w:noProof/>
-                <w:webHidden/>
-              </w:rPr>
-              <w:fldChar w:fldCharType="end"/>
-            </w:r>
-          </w:hyperlink>
-        </w:p>
-        <w:p>
-          <w:pPr>
-            <w:pStyle w:val="TOC3"/>
-            <w:tabs>
-              <w:tab w:val="right" w:leader="dot" w:pos="8296"/>
-            </w:tabs>
-            <w:ind w:firstLine="400"/>
-            <w:rPr>
-              <w:rFonts w:eastAsiaTheme="minorEastAsia" w:hAnsiTheme="minorHAnsi" w:cstheme="minorBidi"/>
-              <w:noProof/>
-              <w:sz w:val="21"/>
-              <w:szCs w:val="22"/>
-            </w:rPr>
-          </w:pPr>
-          <w:hyperlink w:anchor="_Toc153375418" w:history="1">
-            <w:r>
-              <w:rPr>
-                <w:rStyle w:val="ab"/>
-                <w:noProof/>
-              </w:rPr>
-              <w:t>1.4.3与其他批内并行方案的比较</w:t>
-            </w:r>
-            <w:r>
-              <w:rPr>
-                <w:noProof/>
-                <w:webHidden/>
-              </w:rPr>
-              <w:tab/>
-            </w:r>
-            <w:r>
-              <w:rPr>
-                <w:noProof/>
-                <w:webHidden/>
-              </w:rPr>
-              <w:fldChar w:fldCharType="begin"/>
-            </w:r>
-            <w:r>
-              <w:rPr>
-                <w:noProof/>
-                <w:webHidden/>
-              </w:rPr>
-              <w:instrText xml:space="preserve"> PAGEREF _Toc153375418 \h </w:instrText>
-            </w:r>
-            <w:r>
-              <w:rPr>
-                <w:noProof/>
-                <w:webHidden/>
-              </w:rPr>
-            </w:r>
-            <w:r>
-              <w:rPr>
-                <w:noProof/>
-                <w:webHidden/>
-              </w:rPr>
-              <w:fldChar w:fldCharType="separate"/>
-            </w:r>
-            <w:r>
-              <w:rPr>
-                <w:noProof/>
-                <w:webHidden/>
-              </w:rPr>
-              <w:t>20</w:t>
-            </w:r>
-            <w:r>
-              <w:rPr>
-                <w:noProof/>
-                <w:webHidden/>
-              </w:rPr>
-              <w:fldChar w:fldCharType="end"/>
-            </w:r>
-          </w:hyperlink>
-        </w:p>
-        <w:p>
-          <w:pPr>
-            <w:pStyle w:val="TOC3"/>
-            <w:tabs>
-              <w:tab w:val="right" w:leader="dot" w:pos="8296"/>
-            </w:tabs>
-            <w:ind w:firstLine="400"/>
-            <w:rPr>
-              <w:rFonts w:eastAsiaTheme="minorEastAsia" w:hAnsiTheme="minorHAnsi" w:cstheme="minorBidi"/>
-              <w:noProof/>
-              <w:sz w:val="21"/>
-              <w:szCs w:val="22"/>
-            </w:rPr>
-          </w:pPr>
-          <w:hyperlink w:anchor="_Toc153375419" w:history="1">
-            <w:r>
-              <w:rPr>
-                <w:rStyle w:val="ab"/>
-                <w:noProof/>
-              </w:rPr>
-              <w:t>1.4.4批间并行性比较</w:t>
-            </w:r>
-            <w:r>
-              <w:rPr>
-                <w:noProof/>
-                <w:webHidden/>
-              </w:rPr>
-              <w:tab/>
-            </w:r>
-            <w:r>
-              <w:rPr>
-                <w:noProof/>
-                <w:webHidden/>
-              </w:rPr>
-              <w:fldChar w:fldCharType="begin"/>
-            </w:r>
-            <w:r>
-              <w:rPr>
-                <w:noProof/>
-                <w:webHidden/>
-              </w:rPr>
-              <w:instrText xml:space="preserve"> PAGEREF _Toc153375419 \h </w:instrText>
-            </w:r>
-            <w:r>
-              <w:rPr>
-                <w:noProof/>
-                <w:webHidden/>
-              </w:rPr>
-            </w:r>
-            <w:r>
-              <w:rPr>
-                <w:noProof/>
-                <w:webHidden/>
-              </w:rPr>
-              <w:fldChar w:fldCharType="separate"/>
-            </w:r>
-            <w:r>
-              <w:rPr>
-                <w:noProof/>
-                <w:webHidden/>
-              </w:rPr>
-              <w:t>20</w:t>
-            </w:r>
-            <w:r>
-              <w:rPr>
-                <w:noProof/>
-                <w:webHidden/>
-              </w:rPr>
-              <w:fldChar w:fldCharType="end"/>
-            </w:r>
-          </w:hyperlink>
-        </w:p>
-        <w:p>
-          <w:pPr>
-            <w:pStyle w:val="TOC3"/>
-            <w:tabs>
-              <w:tab w:val="right" w:leader="dot" w:pos="8296"/>
-            </w:tabs>
-            <w:ind w:firstLine="400"/>
-            <w:rPr>
-              <w:rFonts w:eastAsiaTheme="minorEastAsia" w:hAnsiTheme="minorHAnsi" w:cstheme="minorBidi"/>
-              <w:noProof/>
-              <w:sz w:val="21"/>
-              <w:szCs w:val="22"/>
-            </w:rPr>
-          </w:pPr>
-          <w:hyperlink w:anchor="_Toc153375420" w:history="1">
-            <w:r>
-              <w:rPr>
-                <w:rStyle w:val="ab"/>
-                <w:noProof/>
-              </w:rPr>
-              <w:t>1.4.5微基准</w:t>
-            </w:r>
-            <w:r>
-              <w:rPr>
-                <w:noProof/>
-                <w:webHidden/>
-              </w:rPr>
-              <w:tab/>
-            </w:r>
-            <w:r>
-              <w:rPr>
-                <w:noProof/>
-                <w:webHidden/>
-              </w:rPr>
-              <w:fldChar w:fldCharType="begin"/>
-            </w:r>
-            <w:r>
-              <w:rPr>
-                <w:noProof/>
-                <w:webHidden/>
-              </w:rPr>
-              <w:instrText xml:space="preserve"> PAGEREF _Toc153375420 \h </w:instrText>
-            </w:r>
-            <w:r>
-              <w:rPr>
-                <w:noProof/>
-                <w:webHidden/>
-              </w:rPr>
-            </w:r>
-            <w:r>
-              <w:rPr>
-                <w:noProof/>
-                <w:webHidden/>
-              </w:rPr>
-              <w:fldChar w:fldCharType="separate"/>
-            </w:r>
-            <w:r>
-              <w:rPr>
-                <w:noProof/>
-                <w:webHidden/>
-              </w:rPr>
-              <w:t>21</w:t>
+              <w:t>11</w:t>
             </w:r>
             <w:r>
               <w:rPr>
@@ -2049,9 +1772,10 @@
               <w:noProof/>
               <w:sz w:val="21"/>
               <w:szCs w:val="22"/>
+              <w14:ligatures w14:val="standardContextual"/>
             </w:rPr>
           </w:pPr>
-          <w:hyperlink w:anchor="_Toc153375421" w:history="1">
+          <w:hyperlink w:anchor="_Toc155293030" w:history="1">
             <w:r>
               <w:rPr>
                 <w:rStyle w:val="ab"/>
@@ -2078,7 +1802,7 @@
                 <w:noProof/>
                 <w:webHidden/>
               </w:rPr>
-              <w:instrText xml:space="preserve"> PAGEREF _Toc153375421 \h </w:instrText>
+              <w:instrText xml:space="preserve"> PAGEREF _Toc155293030 \h </w:instrText>
             </w:r>
             <w:r>
               <w:rPr>
@@ -2098,7 +1822,7 @@
                 <w:noProof/>
                 <w:webHidden/>
               </w:rPr>
-              <w:t>24</w:t>
+              <w:t>13</w:t>
             </w:r>
             <w:r>
               <w:rPr>
@@ -2123,9 +1847,10 @@
               <w:noProof/>
               <w:sz w:val="21"/>
               <w:szCs w:val="22"/>
+              <w14:ligatures w14:val="standardContextual"/>
             </w:rPr>
           </w:pPr>
-          <w:hyperlink w:anchor="_Toc153375422" w:history="1">
+          <w:hyperlink w:anchor="_Toc155293031" w:history="1">
             <w:r>
               <w:rPr>
                 <w:rStyle w:val="ab"/>
@@ -2152,7 +1877,7 @@
                 <w:noProof/>
                 <w:webHidden/>
               </w:rPr>
-              <w:instrText xml:space="preserve"> PAGEREF _Toc153375422 \h </w:instrText>
+              <w:instrText xml:space="preserve"> PAGEREF _Toc155293031 \h </w:instrText>
             </w:r>
             <w:r>
               <w:rPr>
@@ -2172,7 +1897,7 @@
                 <w:noProof/>
                 <w:webHidden/>
               </w:rPr>
-              <w:t>24</w:t>
+              <w:t>13</w:t>
             </w:r>
             <w:r>
               <w:rPr>
@@ -2197,9 +1922,10 @@
               <w:noProof/>
               <w:sz w:val="21"/>
               <w:szCs w:val="22"/>
+              <w14:ligatures w14:val="standardContextual"/>
             </w:rPr>
           </w:pPr>
-          <w:hyperlink w:anchor="_Toc153375423" w:history="1">
+          <w:hyperlink w:anchor="_Toc155293032" w:history="1">
             <w:r>
               <w:rPr>
                 <w:rStyle w:val="ab"/>
@@ -2226,7 +1952,7 @@
                 <w:noProof/>
                 <w:webHidden/>
               </w:rPr>
-              <w:instrText xml:space="preserve"> PAGEREF _Toc153375423 \h </w:instrText>
+              <w:instrText xml:space="preserve"> PAGEREF _Toc155293032 \h </w:instrText>
             </w:r>
             <w:r>
               <w:rPr>
@@ -2246,7 +1972,7 @@
                 <w:noProof/>
                 <w:webHidden/>
               </w:rPr>
-              <w:t>24</w:t>
+              <w:t>13</w:t>
             </w:r>
             <w:r>
               <w:rPr>
@@ -2271,9 +1997,10 @@
               <w:noProof/>
               <w:sz w:val="21"/>
               <w:szCs w:val="22"/>
+              <w14:ligatures w14:val="standardContextual"/>
             </w:rPr>
           </w:pPr>
-          <w:hyperlink w:anchor="_Toc153375424" w:history="1">
+          <w:hyperlink w:anchor="_Toc155293033" w:history="1">
             <w:r>
               <w:rPr>
                 <w:rStyle w:val="ab"/>
@@ -2300,7 +2027,7 @@
                 <w:noProof/>
                 <w:webHidden/>
               </w:rPr>
-              <w:instrText xml:space="preserve"> PAGEREF _Toc153375424 \h </w:instrText>
+              <w:instrText xml:space="preserve"> PAGEREF _Toc155293033 \h </w:instrText>
             </w:r>
             <w:r>
               <w:rPr>
@@ -2320,7 +2047,7 @@
                 <w:noProof/>
                 <w:webHidden/>
               </w:rPr>
-              <w:t>25</w:t>
+              <w:t>14</w:t>
             </w:r>
             <w:r>
               <w:rPr>
@@ -2345,9 +2072,10 @@
               <w:noProof/>
               <w:sz w:val="21"/>
               <w:szCs w:val="22"/>
+              <w14:ligatures w14:val="standardContextual"/>
             </w:rPr>
           </w:pPr>
-          <w:hyperlink w:anchor="_Toc153375425" w:history="1">
+          <w:hyperlink w:anchor="_Toc155293034" w:history="1">
             <w:r>
               <w:rPr>
                 <w:rStyle w:val="ab"/>
@@ -2374,7 +2102,7 @@
                 <w:noProof/>
                 <w:webHidden/>
               </w:rPr>
-              <w:instrText xml:space="preserve"> PAGEREF _Toc153375425 \h </w:instrText>
+              <w:instrText xml:space="preserve"> PAGEREF _Toc155293034 \h </w:instrText>
             </w:r>
             <w:r>
               <w:rPr>
@@ -2394,7 +2122,7 @@
                 <w:noProof/>
                 <w:webHidden/>
               </w:rPr>
-              <w:t>26</w:t>
+              <w:t>15</w:t>
             </w:r>
             <w:r>
               <w:rPr>
@@ -2419,15 +2147,16 @@
               <w:noProof/>
               <w:sz w:val="21"/>
               <w:szCs w:val="22"/>
+              <w14:ligatures w14:val="standardContextual"/>
             </w:rPr>
           </w:pPr>
-          <w:hyperlink w:anchor="_Toc153375426" w:history="1">
+          <w:hyperlink w:anchor="_Toc155293035" w:history="1">
             <w:r>
               <w:rPr>
                 <w:rStyle w:val="ab"/>
                 <w:noProof/>
               </w:rPr>
-              <w:t>报告一：利用GPU加速的加密文件系统</w:t>
+              <w:t>报告一：Amazon DynamoDB</w:t>
             </w:r>
             <w:r>
               <w:rPr>
@@ -2448,7 +2177,7 @@
                 <w:noProof/>
                 <w:webHidden/>
               </w:rPr>
-              <w:instrText xml:space="preserve"> PAGEREF _Toc153375426 \h </w:instrText>
+              <w:instrText xml:space="preserve"> PAGEREF _Toc155293035 \h </w:instrText>
             </w:r>
             <w:r>
               <w:rPr>
@@ -2468,7 +2197,7 @@
                 <w:noProof/>
                 <w:webHidden/>
               </w:rPr>
-              <w:t>26</w:t>
+              <w:t>15</w:t>
             </w:r>
             <w:r>
               <w:rPr>
@@ -2493,15 +2222,16 @@
               <w:noProof/>
               <w:sz w:val="21"/>
               <w:szCs w:val="22"/>
+              <w14:ligatures w14:val="standardContextual"/>
             </w:rPr>
           </w:pPr>
-          <w:hyperlink w:anchor="_Toc153375427" w:history="1">
+          <w:hyperlink w:anchor="_Toc155293036" w:history="1">
             <w:r>
               <w:rPr>
                 <w:rStyle w:val="ab"/>
                 <w:noProof/>
               </w:rPr>
-              <w:t>报告二：Algorand: Scaling Byzantine Agreements for Cryptocurrencies</w:t>
+              <w:t>报告二：GL-Cache</w:t>
             </w:r>
             <w:r>
               <w:rPr>
@@ -2522,7 +2252,7 @@
                 <w:noProof/>
                 <w:webHidden/>
               </w:rPr>
-              <w:instrText xml:space="preserve"> PAGEREF _Toc153375427 \h </w:instrText>
+              <w:instrText xml:space="preserve"> PAGEREF _Toc155293036 \h </w:instrText>
             </w:r>
             <w:r>
               <w:rPr>
@@ -2542,7 +2272,7 @@
                 <w:noProof/>
                 <w:webHidden/>
               </w:rPr>
-              <w:t>26</w:t>
+              <w:t>15</w:t>
             </w:r>
             <w:r>
               <w:rPr>
@@ -2567,15 +2297,16 @@
               <w:noProof/>
               <w:sz w:val="21"/>
               <w:szCs w:val="22"/>
+              <w14:ligatures w14:val="standardContextual"/>
             </w:rPr>
           </w:pPr>
-          <w:hyperlink w:anchor="_Toc153375428" w:history="1">
+          <w:hyperlink w:anchor="_Toc155293037" w:history="1">
             <w:r>
               <w:rPr>
                 <w:rStyle w:val="ab"/>
                 <w:noProof/>
               </w:rPr>
-              <w:t>报告三：A Generic Communication Scheduler for Distributed DNN Training Acceleration</w:t>
+              <w:t>报告三：CXL分布式共享内存的部分故障弹性内存管理系统</w:t>
             </w:r>
             <w:r>
               <w:rPr>
@@ -2596,7 +2327,7 @@
                 <w:noProof/>
                 <w:webHidden/>
               </w:rPr>
-              <w:instrText xml:space="preserve"> PAGEREF _Toc153375428 \h </w:instrText>
+              <w:instrText xml:space="preserve"> PAGEREF _Toc155293037 \h </w:instrText>
             </w:r>
             <w:r>
               <w:rPr>
@@ -2616,7 +2347,7 @@
                 <w:noProof/>
                 <w:webHidden/>
               </w:rPr>
-              <w:t>27</w:t>
+              <w:t>16</w:t>
             </w:r>
             <w:r>
               <w:rPr>
@@ -2641,15 +2372,16 @@
               <w:noProof/>
               <w:sz w:val="21"/>
               <w:szCs w:val="22"/>
+              <w14:ligatures w14:val="standardContextual"/>
             </w:rPr>
           </w:pPr>
-          <w:hyperlink w:anchor="_Toc153375429" w:history="1">
+          <w:hyperlink w:anchor="_Toc155293038" w:history="1">
             <w:r>
               <w:rPr>
                 <w:rStyle w:val="ab"/>
                 <w:noProof/>
               </w:rPr>
-              <w:t>报告四：神经网络自动生成数据集</w:t>
+              <w:t>报告四：FUSEE</w:t>
             </w:r>
             <w:r>
               <w:rPr>
@@ -2670,7 +2402,7 @@
                 <w:noProof/>
                 <w:webHidden/>
               </w:rPr>
-              <w:instrText xml:space="preserve"> PAGEREF _Toc153375429 \h </w:instrText>
+              <w:instrText xml:space="preserve"> PAGEREF _Toc155293038 \h </w:instrText>
             </w:r>
             <w:r>
               <w:rPr>
@@ -2690,7 +2422,7 @@
                 <w:noProof/>
                 <w:webHidden/>
               </w:rPr>
-              <w:t>27</w:t>
+              <w:t>16</w:t>
             </w:r>
             <w:r>
               <w:rPr>
@@ -2715,15 +2447,16 @@
               <w:noProof/>
               <w:sz w:val="21"/>
               <w:szCs w:val="22"/>
+              <w14:ligatures w14:val="standardContextual"/>
             </w:rPr>
           </w:pPr>
-          <w:hyperlink w:anchor="_Toc153375430" w:history="1">
+          <w:hyperlink w:anchor="_Toc155293039" w:history="1">
             <w:r>
               <w:rPr>
                 <w:rStyle w:val="ab"/>
                 <w:noProof/>
               </w:rPr>
-              <w:t>报告五：数据去重</w:t>
+              <w:t>报告五：使用Trio架构实现高性能和安全的用户空间NVM文件系统</w:t>
             </w:r>
             <w:r>
               <w:rPr>
@@ -2744,7 +2477,7 @@
                 <w:noProof/>
                 <w:webHidden/>
               </w:rPr>
-              <w:instrText xml:space="preserve"> PAGEREF _Toc153375430 \h </w:instrText>
+              <w:instrText xml:space="preserve"> PAGEREF _Toc155293039 \h </w:instrText>
             </w:r>
             <w:r>
               <w:rPr>
@@ -2764,7 +2497,7 @@
                 <w:noProof/>
                 <w:webHidden/>
               </w:rPr>
-              <w:t>28</w:t>
+              <w:t>17</w:t>
             </w:r>
             <w:r>
               <w:rPr>
@@ -2789,15 +2522,16 @@
               <w:noProof/>
               <w:sz w:val="21"/>
               <w:szCs w:val="22"/>
+              <w14:ligatures w14:val="standardContextual"/>
             </w:rPr>
           </w:pPr>
-          <w:hyperlink w:anchor="_Toc153375431" w:history="1">
+          <w:hyperlink w:anchor="_Toc155293040" w:history="1">
             <w:r>
               <w:rPr>
                 <w:rStyle w:val="ab"/>
                 <w:noProof/>
               </w:rPr>
-              <w:t>报告六：数据去重</w:t>
+              <w:t>报告六：分布式训练中的检查点恢复</w:t>
             </w:r>
             <w:r>
               <w:rPr>
@@ -2818,7 +2552,7 @@
                 <w:noProof/>
                 <w:webHidden/>
               </w:rPr>
-              <w:instrText xml:space="preserve"> PAGEREF _Toc153375431 \h </w:instrText>
+              <w:instrText xml:space="preserve"> PAGEREF _Toc155293040 \h </w:instrText>
             </w:r>
             <w:r>
               <w:rPr>
@@ -2838,7 +2572,7 @@
                 <w:noProof/>
                 <w:webHidden/>
               </w:rPr>
-              <w:t>28</w:t>
+              <w:t>17</w:t>
             </w:r>
             <w:r>
               <w:rPr>
@@ -2863,15 +2597,16 @@
               <w:noProof/>
               <w:sz w:val="21"/>
               <w:szCs w:val="22"/>
+              <w14:ligatures w14:val="standardContextual"/>
             </w:rPr>
           </w:pPr>
-          <w:hyperlink w:anchor="_Toc153375432" w:history="1">
+          <w:hyperlink w:anchor="_Toc155293041" w:history="1">
             <w:r>
               <w:rPr>
                 <w:rStyle w:val="ab"/>
                 <w:noProof/>
               </w:rPr>
-              <w:t>报告七：安卓应用权限</w:t>
+              <w:t>报告七：RubbleDB</w:t>
             </w:r>
             <w:r>
               <w:rPr>
@@ -2892,7 +2627,7 @@
                 <w:noProof/>
                 <w:webHidden/>
               </w:rPr>
-              <w:instrText xml:space="preserve"> PAGEREF _Toc153375432 \h </w:instrText>
+              <w:instrText xml:space="preserve"> PAGEREF _Toc155293041 \h </w:instrText>
             </w:r>
             <w:r>
               <w:rPr>
@@ -2912,7 +2647,7 @@
                 <w:noProof/>
                 <w:webHidden/>
               </w:rPr>
-              <w:t>29</w:t>
+              <w:t>18</w:t>
             </w:r>
             <w:r>
               <w:rPr>
@@ -2937,15 +2672,16 @@
               <w:noProof/>
               <w:sz w:val="21"/>
               <w:szCs w:val="22"/>
+              <w14:ligatures w14:val="standardContextual"/>
             </w:rPr>
           </w:pPr>
-          <w:hyperlink w:anchor="_Toc153375433" w:history="1">
+          <w:hyperlink w:anchor="_Toc155293042" w:history="1">
             <w:r>
               <w:rPr>
                 <w:rStyle w:val="ab"/>
                 <w:noProof/>
               </w:rPr>
-              <w:t>报告八：Monoxide-区块链</w:t>
+              <w:t>报告八：eZNS: 新型存储设备的弹性接口</w:t>
             </w:r>
             <w:r>
               <w:rPr>
@@ -2966,7 +2702,7 @@
                 <w:noProof/>
                 <w:webHidden/>
               </w:rPr>
-              <w:instrText xml:space="preserve"> PAGEREF _Toc153375433 \h </w:instrText>
+              <w:instrText xml:space="preserve"> PAGEREF _Toc155293042 \h </w:instrText>
             </w:r>
             <w:r>
               <w:rPr>
@@ -2986,7 +2722,7 @@
                 <w:noProof/>
                 <w:webHidden/>
               </w:rPr>
-              <w:t>30</w:t>
+              <w:t>19</w:t>
             </w:r>
             <w:r>
               <w:rPr>
@@ -3011,9 +2747,10 @@
               <w:noProof/>
               <w:sz w:val="21"/>
               <w:szCs w:val="22"/>
+              <w14:ligatures w14:val="standardContextual"/>
             </w:rPr>
           </w:pPr>
-          <w:hyperlink w:anchor="_Toc153375434" w:history="1">
+          <w:hyperlink w:anchor="_Toc155293043" w:history="1">
             <w:r>
               <w:rPr>
                 <w:rStyle w:val="ab"/>
@@ -3040,7 +2777,7 @@
                 <w:noProof/>
                 <w:webHidden/>
               </w:rPr>
-              <w:instrText xml:space="preserve"> PAGEREF _Toc153375434 \h </w:instrText>
+              <w:instrText xml:space="preserve"> PAGEREF _Toc155293043 \h </w:instrText>
             </w:r>
             <w:r>
               <w:rPr>
@@ -3060,7 +2797,7 @@
                 <w:noProof/>
                 <w:webHidden/>
               </w:rPr>
-              <w:t>31</w:t>
+              <w:t>21</w:t>
             </w:r>
             <w:r>
               <w:rPr>
@@ -3098,7 +2835,7 @@
         <w:pStyle w:val="1"/>
         <w:ind w:firstLine="883"/>
       </w:pPr>
-      <w:bookmarkStart w:id="2" w:name="_Toc153375406"/>
+      <w:bookmarkStart w:id="2" w:name="_Toc155293019"/>
       <w:r>
         <w:rPr>
           <w:rFonts w:hint="eastAsia"/>
@@ -3110,9 +2847,6 @@
     <w:p>
       <w:pPr>
         <w:ind w:firstLineChars="0" w:firstLine="360"/>
-        <w:rPr>
-          <w:rFonts w:hint="eastAsia"/>
-        </w:rPr>
       </w:pPr>
       <w:r>
         <w:rPr>
@@ -3228,7 +2962,7 @@
         <w:pStyle w:val="2"/>
         <w:ind w:right="240" w:firstLine="640"/>
       </w:pPr>
-      <w:bookmarkStart w:id="3" w:name="_Toc153375407"/>
+      <w:bookmarkStart w:id="3" w:name="_Toc155293020"/>
       <w:r>
         <w:rPr>
           <w:rFonts w:hint="eastAsia"/>
@@ -3378,7 +3112,7 @@
         <w:pStyle w:val="2"/>
         <w:ind w:right="240" w:firstLine="640"/>
       </w:pPr>
-      <w:bookmarkStart w:id="4" w:name="_Toc153375408"/>
+      <w:bookmarkStart w:id="4" w:name="_Toc155293021"/>
       <w:r>
         <w:rPr>
           <w:rFonts w:hint="eastAsia"/>
@@ -3464,14 +3198,7 @@
         <w:rPr>
           <w:rFonts w:hint="eastAsia"/>
         </w:rPr>
-        <w:t>问题是指计算</w:t>
-      </w:r>
-      <w:r>
-        <w:rPr>
-          <w:rFonts w:hint="eastAsia"/>
-        </w:rPr>
-        <w:lastRenderedPageBreak/>
-        <w:t>系统中内存带宽和容量的增长速度无法跟上处理器性能的提升速度。这导致了处理器在等待数据时的效率降低，从而限制了整个系统的性能。内存墙问题在处理大数据和高性能计算应用时尤为显著，因为这些应用需要大量、快速的数据处理和内存访问。论文强调了克服内存墙问题对提升数据中心和高性能计算系统性能的重要性。</w:t>
+        <w:t>问题是指计算系统中内存带宽和容量的增长速度无法跟上处理器性能的提升速度。这导致了处理器在等待数据时的效率降低，从而限制了整个系统的性能。内存墙问题在处理大数据和高性能计算应用时尤为显著，因为这些应用需要大量、快速的数据处理和内存访问。论文强调了克服内存墙问题对提升数据中心和高性能计算系统性能的重要性。</w:t>
       </w:r>
     </w:p>
     <w:p>
@@ -3479,36 +3206,28 @@
         <w:pStyle w:val="3"/>
         <w:ind w:firstLine="562"/>
       </w:pPr>
-      <w:bookmarkStart w:id="5" w:name="_Toc153375409"/>
-      <w:r>
+      <w:bookmarkStart w:id="5" w:name="_Toc155293022"/>
+      <w:r>
+        <w:lastRenderedPageBreak/>
         <w:t>1.2.1</w:t>
       </w:r>
+      <w:r>
+        <w:rPr>
+          <w:rFonts w:hint="eastAsia"/>
+        </w:rPr>
+        <w:t xml:space="preserve"> CXL</w:t>
+      </w:r>
+      <w:r>
+        <w:rPr>
+          <w:rFonts w:hint="eastAsia"/>
+        </w:rPr>
+        <w:t>技术带来的机遇</w:t>
+      </w:r>
       <w:bookmarkEnd w:id="5"/>
-      <w:r>
-        <w:rPr>
-          <w:rFonts w:hint="eastAsia"/>
-        </w:rPr>
-        <w:t xml:space="preserve"> </w:t>
-      </w:r>
-      <w:r>
-        <w:rPr>
-          <w:rFonts w:hint="eastAsia"/>
-        </w:rPr>
-        <w:t>CXL</w:t>
-      </w:r>
-      <w:r>
-        <w:rPr>
-          <w:rFonts w:hint="eastAsia"/>
-        </w:rPr>
-        <w:t>技术带来的机遇</w:t>
-      </w:r>
     </w:p>
     <w:p>
       <w:pPr>
         <w:ind w:firstLine="480"/>
-        <w:rPr>
-          <w:rFonts w:hint="eastAsia"/>
-        </w:rPr>
       </w:pPr>
       <w:r>
         <w:rPr>
@@ -3612,6 +3331,7 @@
         <w:pStyle w:val="3"/>
         <w:ind w:firstLine="562"/>
       </w:pPr>
+      <w:bookmarkStart w:id="6" w:name="_Toc155293023"/>
       <w:r>
         <w:rPr>
           <w:rFonts w:hint="eastAsia"/>
@@ -3639,6 +3359,7 @@
       <w:r>
         <w:t>的挑战</w:t>
       </w:r>
+      <w:bookmarkEnd w:id="6"/>
     </w:p>
     <w:p>
       <w:pPr>
@@ -4000,9 +3721,6 @@
     <w:p>
       <w:pPr>
         <w:ind w:firstLine="482"/>
-        <w:rPr>
-          <w:rFonts w:hint="eastAsia"/>
-        </w:rPr>
       </w:pPr>
       <w:r>
         <w:rPr>
@@ -4112,14 +3830,7 @@
         <w:rPr>
           <w:rFonts w:hint="eastAsia"/>
         </w:rPr>
-        <w:t>并不</w:t>
-      </w:r>
-      <w:r>
-        <w:rPr>
-          <w:rFonts w:hint="eastAsia"/>
-        </w:rPr>
-        <w:lastRenderedPageBreak/>
-        <w:t>大</w:t>
+        <w:t>并不大</w:t>
       </w:r>
       <w:r>
         <w:rPr>
@@ -4173,9 +3884,6 @@
     <w:p>
       <w:pPr>
         <w:ind w:firstLine="480"/>
-        <w:rPr>
-          <w:rFonts w:hint="eastAsia"/>
-        </w:rPr>
       </w:pPr>
       <w:r>
         <w:rPr>
@@ -4213,11 +3921,12 @@
         <w:pStyle w:val="2"/>
         <w:ind w:right="240" w:firstLine="640"/>
       </w:pPr>
-      <w:bookmarkStart w:id="6" w:name="_Toc153375411"/>
-      <w:r>
-        <w:rPr>
-          <w:rFonts w:hint="eastAsia"/>
-        </w:rPr>
+      <w:bookmarkStart w:id="7" w:name="_Toc155293024"/>
+      <w:r>
+        <w:rPr>
+          <w:rFonts w:hint="eastAsia"/>
+        </w:rPr>
+        <w:lastRenderedPageBreak/>
         <w:t>1</w:t>
       </w:r>
       <w:r>
@@ -4235,7 +3944,7 @@
         </w:rPr>
         <w:t>与方法介绍</w:t>
       </w:r>
-      <w:bookmarkEnd w:id="6"/>
+      <w:bookmarkEnd w:id="7"/>
     </w:p>
     <w:p>
       <w:pPr>
@@ -4250,7 +3959,7 @@
         <w:pStyle w:val="3"/>
         <w:ind w:firstLine="562"/>
       </w:pPr>
-      <w:bookmarkStart w:id="7" w:name="_Toc153375412"/>
+      <w:bookmarkStart w:id="8" w:name="_Toc155293025"/>
       <w:r>
         <w:rPr>
           <w:rFonts w:hint="eastAsia"/>
@@ -4260,7 +3969,6 @@
       <w:r>
         <w:t>.3.1</w:t>
       </w:r>
-      <w:bookmarkEnd w:id="7"/>
       <w:r>
         <w:rPr>
           <w:rFonts w:hint="eastAsia"/>
@@ -4273,6 +3981,7 @@
         </w:rPr>
         <w:t>内存跟踪工具</w:t>
       </w:r>
+      <w:bookmarkEnd w:id="8"/>
       <w:r>
         <w:t xml:space="preserve"> </w:t>
       </w:r>
@@ -4398,9 +4107,6 @@
     <w:p>
       <w:pPr>
         <w:ind w:firstLineChars="0" w:firstLine="0"/>
-        <w:rPr>
-          <w:rFonts w:hint="eastAsia"/>
-        </w:rPr>
       </w:pPr>
       <w:r>
         <w:tab/>
@@ -4645,7 +4351,6 @@
         <w:rPr>
           <w:noProof/>
         </w:rPr>
-        <w:lastRenderedPageBreak/>
         <w:drawing>
           <wp:inline distT="0" distB="0" distL="0" distR="0" wp14:anchorId="4073F1DA" wp14:editId="34EE1B01">
             <wp:extent cx="5274310" cy="2217420"/>
@@ -4700,9 +4405,6 @@
       <w:pPr>
         <w:ind w:firstLineChars="0" w:firstLine="0"/>
         <w:jc w:val="center"/>
-        <w:rPr>
-          <w:rFonts w:hint="eastAsia"/>
-        </w:rPr>
       </w:pPr>
       <w:r>
         <w:rPr>
@@ -4779,7 +4481,7 @@
         <w:pStyle w:val="3"/>
         <w:ind w:firstLine="562"/>
       </w:pPr>
-      <w:bookmarkStart w:id="8" w:name="_Toc153375413"/>
+      <w:bookmarkStart w:id="9" w:name="_Toc155293026"/>
       <w:r>
         <w:rPr>
           <w:rFonts w:hint="eastAsia"/>
@@ -4789,7 +4491,6 @@
       <w:r>
         <w:t>.3.2</w:t>
       </w:r>
-      <w:bookmarkEnd w:id="8"/>
       <w:r>
         <w:t xml:space="preserve"> </w:t>
       </w:r>
@@ -4814,13 +4515,11 @@
         </w:rPr>
         <w:t>设计</w:t>
       </w:r>
+      <w:bookmarkEnd w:id="9"/>
     </w:p>
     <w:p>
       <w:pPr>
         <w:ind w:firstLine="480"/>
-        <w:rPr>
-          <w:rFonts w:hint="eastAsia"/>
-        </w:rPr>
       </w:pPr>
       <w:r>
         <w:rPr>
@@ -5129,9 +4828,6 @@
     <w:p>
       <w:pPr>
         <w:ind w:firstLine="480"/>
-        <w:rPr>
-          <w:rFonts w:hint="eastAsia"/>
-        </w:rPr>
       </w:pPr>
     </w:p>
     <w:p>
@@ -5143,7 +4839,6 @@
         <w:rPr>
           <w:noProof/>
         </w:rPr>
-        <w:lastRenderedPageBreak/>
         <w:drawing>
           <wp:inline distT="0" distB="0" distL="0" distR="0" wp14:anchorId="29E917DA" wp14:editId="1FBC99E1">
             <wp:extent cx="2611526" cy="997403"/>
@@ -5331,7 +5026,6 @@
       <w:pPr>
         <w:ind w:firstLineChars="0" w:firstLine="360"/>
         <w:rPr>
-          <w:rFonts w:hint="eastAsia"/>
           <w:b/>
           <w:bCs/>
         </w:rPr>
@@ -5451,6 +5145,7 @@
         <w:rPr>
           <w:rFonts w:hint="eastAsia"/>
         </w:rPr>
+        <w:lastRenderedPageBreak/>
         <w:t>CPU</w:t>
       </w:r>
       <w:r>
@@ -5675,16 +5370,12 @@
     <w:p>
       <w:pPr>
         <w:ind w:firstLineChars="0" w:firstLine="360"/>
-        <w:rPr>
-          <w:rFonts w:hint="eastAsia"/>
-        </w:rPr>
       </w:pPr>
     </w:p>
     <w:p>
       <w:pPr>
         <w:ind w:firstLineChars="0" w:firstLine="360"/>
         <w:rPr>
-          <w:rFonts w:hint="eastAsia"/>
           <w:b/>
           <w:bCs/>
         </w:rPr>
@@ -5695,7 +5386,6 @@
           <w:b/>
           <w:bCs/>
         </w:rPr>
-        <w:lastRenderedPageBreak/>
         <w:t>预取技术</w:t>
       </w:r>
       <w:r>
@@ -5813,6 +5503,7 @@
         <w:rPr>
           <w:noProof/>
         </w:rPr>
+        <w:lastRenderedPageBreak/>
         <w:drawing>
           <wp:inline distT="0" distB="0" distL="0" distR="0" wp14:anchorId="3602DC86" wp14:editId="6110B978">
             <wp:extent cx="5274310" cy="2590165"/>
@@ -5867,9 +5558,6 @@
       <w:pPr>
         <w:ind w:firstLineChars="0" w:firstLine="0"/>
         <w:jc w:val="center"/>
-        <w:rPr>
-          <w:rFonts w:hint="eastAsia"/>
-        </w:rPr>
       </w:pPr>
       <w:r>
         <w:rPr>
@@ -6004,9 +5692,6 @@
       <w:pPr>
         <w:ind w:firstLineChars="0" w:firstLine="420"/>
         <w:jc w:val="left"/>
-        <w:rPr>
-          <w:rFonts w:hint="eastAsia"/>
-        </w:rPr>
       </w:pPr>
       <w:r>
         <w:rPr>
@@ -6033,9 +5718,6 @@
       <w:pPr>
         <w:ind w:firstLineChars="0" w:firstLine="420"/>
         <w:jc w:val="left"/>
-        <w:rPr>
-          <w:rFonts w:hint="eastAsia"/>
-        </w:rPr>
       </w:pPr>
       <w:r>
         <w:rPr>
@@ -6362,9 +6044,6 @@
       <w:pPr>
         <w:ind w:firstLineChars="0" w:firstLine="0"/>
         <w:jc w:val="center"/>
-        <w:rPr>
-          <w:rFonts w:hint="eastAsia"/>
-        </w:rPr>
       </w:pPr>
       <w:r>
         <w:t>图</w:t>
@@ -6420,7 +6099,7 @@
         <w:pStyle w:val="2"/>
         <w:ind w:right="240" w:firstLine="640"/>
       </w:pPr>
-      <w:bookmarkStart w:id="9" w:name="_Toc153375415"/>
+      <w:bookmarkStart w:id="10" w:name="_Toc155293027"/>
       <w:r>
         <w:rPr>
           <w:rFonts w:hint="eastAsia"/>
@@ -6439,14 +6118,11 @@
         </w:rPr>
         <w:t>实验结果</w:t>
       </w:r>
-      <w:bookmarkEnd w:id="9"/>
+      <w:bookmarkEnd w:id="10"/>
     </w:p>
     <w:p>
       <w:pPr>
         <w:ind w:firstLineChars="0" w:firstLine="420"/>
-        <w:rPr>
-          <w:rFonts w:hint="eastAsia"/>
-        </w:rPr>
       </w:pPr>
       <w:r>
         <w:rPr>
@@ -6484,7 +6160,7 @@
         <w:pStyle w:val="3"/>
         <w:ind w:firstLine="562"/>
       </w:pPr>
-      <w:bookmarkStart w:id="10" w:name="_Toc153375416"/>
+      <w:bookmarkStart w:id="11" w:name="_Toc155293028"/>
       <w:r>
         <w:rPr>
           <w:rFonts w:hint="eastAsia"/>
@@ -6494,19 +6170,18 @@
       <w:r>
         <w:t>.4.1</w:t>
       </w:r>
-      <w:bookmarkEnd w:id="10"/>
       <w:r>
         <w:rPr>
           <w:rFonts w:hint="eastAsia"/>
         </w:rPr>
         <w:t>缓存替换策略</w:t>
       </w:r>
+      <w:bookmarkEnd w:id="11"/>
     </w:p>
     <w:p>
       <w:pPr>
         <w:ind w:firstLine="480"/>
         <w:rPr>
-          <w:rFonts w:hint="eastAsia"/>
           <w:noProof/>
         </w:rPr>
       </w:pPr>
@@ -6536,7 +6211,6 @@
       <w:pPr>
         <w:ind w:firstLine="480"/>
         <w:rPr>
-          <w:rFonts w:hint="eastAsia"/>
           <w:noProof/>
         </w:rPr>
       </w:pPr>
@@ -6559,7 +6233,6 @@
       <w:pPr>
         <w:ind w:firstLine="480"/>
         <w:rPr>
-          <w:rFonts w:hint="eastAsia"/>
           <w:noProof/>
         </w:rPr>
       </w:pPr>
@@ -6582,7 +6255,6 @@
       <w:pPr>
         <w:ind w:firstLine="480"/>
         <w:rPr>
-          <w:rFonts w:hint="eastAsia"/>
           <w:noProof/>
         </w:rPr>
       </w:pPr>
@@ -6716,7 +6388,6 @@
       <w:pPr>
         <w:ind w:firstLine="480"/>
         <w:rPr>
-          <w:rFonts w:hint="eastAsia"/>
           <w:noProof/>
         </w:rPr>
       </w:pPr>
@@ -6828,100 +6499,93 @@
         <w:ind w:firstLine="480"/>
         <w:jc w:val="center"/>
         <w:rPr>
+          <w:rFonts w:ascii="Times New Roman" w:eastAsia="宋体" w:hAnsi="Times New Roman" w:cs="Times New Roman"/>
+          <w:sz w:val="24"/>
+        </w:rPr>
+      </w:pPr>
+      <w:r>
+        <w:rPr>
           <w:rFonts w:ascii="Times New Roman" w:eastAsia="宋体" w:hAnsi="Times New Roman" w:cs="Times New Roman" w:hint="eastAsia"/>
           <w:sz w:val="24"/>
         </w:rPr>
-      </w:pPr>
+        <w:t>图</w:t>
+      </w:r>
       <w:r>
         <w:rPr>
           <w:rFonts w:ascii="Times New Roman" w:eastAsia="宋体" w:hAnsi="Times New Roman" w:cs="Times New Roman" w:hint="eastAsia"/>
           <w:sz w:val="24"/>
         </w:rPr>
-        <w:t>图</w:t>
+        <w:t xml:space="preserve"> </w:t>
+      </w:r>
+      <w:r>
+        <w:rPr>
+          <w:rFonts w:ascii="Times New Roman" w:eastAsia="宋体" w:hAnsi="Times New Roman" w:cs="Times New Roman"/>
+          <w:sz w:val="24"/>
+        </w:rPr>
+        <w:fldChar w:fldCharType="begin"/>
+      </w:r>
+      <w:r>
+        <w:rPr>
+          <w:rFonts w:ascii="Times New Roman" w:eastAsia="宋体" w:hAnsi="Times New Roman" w:cs="Times New Roman"/>
+          <w:sz w:val="24"/>
+        </w:rPr>
+        <w:instrText xml:space="preserve"> </w:instrText>
       </w:r>
       <w:r>
         <w:rPr>
           <w:rFonts w:ascii="Times New Roman" w:eastAsia="宋体" w:hAnsi="Times New Roman" w:cs="Times New Roman" w:hint="eastAsia"/>
           <w:sz w:val="24"/>
         </w:rPr>
-        <w:t xml:space="preserve"> </w:t>
+        <w:instrText xml:space="preserve">SEQ </w:instrText>
+      </w:r>
+      <w:r>
+        <w:rPr>
+          <w:rFonts w:ascii="Times New Roman" w:eastAsia="宋体" w:hAnsi="Times New Roman" w:cs="Times New Roman" w:hint="eastAsia"/>
+          <w:sz w:val="24"/>
+        </w:rPr>
+        <w:instrText>图</w:instrText>
+      </w:r>
+      <w:r>
+        <w:rPr>
+          <w:rFonts w:ascii="Times New Roman" w:eastAsia="宋体" w:hAnsi="Times New Roman" w:cs="Times New Roman" w:hint="eastAsia"/>
+          <w:sz w:val="24"/>
+        </w:rPr>
+        <w:instrText xml:space="preserve"> \* ARABIC</w:instrText>
       </w:r>
       <w:r>
         <w:rPr>
           <w:rFonts w:ascii="Times New Roman" w:eastAsia="宋体" w:hAnsi="Times New Roman" w:cs="Times New Roman"/>
           <w:sz w:val="24"/>
         </w:rPr>
-        <w:fldChar w:fldCharType="begin"/>
+        <w:instrText xml:space="preserve"> </w:instrText>
       </w:r>
       <w:r>
         <w:rPr>
           <w:rFonts w:ascii="Times New Roman" w:eastAsia="宋体" w:hAnsi="Times New Roman" w:cs="Times New Roman"/>
           <w:sz w:val="24"/>
         </w:rPr>
-        <w:instrText xml:space="preserve"> </w:instrText>
-      </w:r>
-      <w:r>
-        <w:rPr>
-          <w:rFonts w:ascii="Times New Roman" w:eastAsia="宋体" w:hAnsi="Times New Roman" w:cs="Times New Roman" w:hint="eastAsia"/>
-          <w:sz w:val="24"/>
-        </w:rPr>
-        <w:instrText xml:space="preserve">SEQ </w:instrText>
-      </w:r>
-      <w:r>
-        <w:rPr>
-          <w:rFonts w:ascii="Times New Roman" w:eastAsia="宋体" w:hAnsi="Times New Roman" w:cs="Times New Roman" w:hint="eastAsia"/>
-          <w:sz w:val="24"/>
-        </w:rPr>
-        <w:instrText>图</w:instrText>
-      </w:r>
-      <w:r>
-        <w:rPr>
-          <w:rFonts w:ascii="Times New Roman" w:eastAsia="宋体" w:hAnsi="Times New Roman" w:cs="Times New Roman" w:hint="eastAsia"/>
-          <w:sz w:val="24"/>
-        </w:rPr>
-        <w:instrText xml:space="preserve"> \* ARABIC</w:instrText>
+        <w:fldChar w:fldCharType="separate"/>
       </w:r>
       <w:r>
         <w:rPr>
           <w:rFonts w:ascii="Times New Roman" w:eastAsia="宋体" w:hAnsi="Times New Roman" w:cs="Times New Roman"/>
           <w:sz w:val="24"/>
         </w:rPr>
-        <w:instrText xml:space="preserve"> </w:instrText>
+        <w:t>8</w:t>
       </w:r>
       <w:r>
         <w:rPr>
           <w:rFonts w:ascii="Times New Roman" w:eastAsia="宋体" w:hAnsi="Times New Roman" w:cs="Times New Roman"/>
           <w:sz w:val="24"/>
         </w:rPr>
-        <w:fldChar w:fldCharType="separate"/>
+        <w:fldChar w:fldCharType="end"/>
       </w:r>
       <w:r>
         <w:rPr>
           <w:rFonts w:ascii="Times New Roman" w:eastAsia="宋体" w:hAnsi="Times New Roman" w:cs="Times New Roman"/>
           <w:sz w:val="24"/>
         </w:rPr>
-        <w:t>8</w:t>
-      </w:r>
-      <w:r>
-        <w:rPr>
-          <w:rFonts w:ascii="Times New Roman" w:eastAsia="宋体" w:hAnsi="Times New Roman" w:cs="Times New Roman"/>
-          <w:sz w:val="24"/>
-        </w:rPr>
-        <w:fldChar w:fldCharType="end"/>
-      </w:r>
-      <w:r>
-        <w:rPr>
-          <w:rFonts w:ascii="Times New Roman" w:eastAsia="宋体" w:hAnsi="Times New Roman" w:cs="Times New Roman"/>
-          <w:sz w:val="24"/>
-        </w:rPr>
-        <w:t xml:space="preserve"> </w:t>
-      </w:r>
-      <w:r>
-        <w:rPr>
-          <w:rFonts w:ascii="Times New Roman" w:eastAsia="宋体" w:hAnsi="Times New Roman" w:cs="Times New Roman"/>
-          <w:sz w:val="24"/>
-        </w:rPr>
-        <w:t> </w:t>
+        <w:t xml:space="preserve">  </w:t>
       </w:r>
       <w:r>
         <w:rPr>
@@ -7019,7 +6683,7 @@
         <w:ind w:firstLine="480"/>
         <w:jc w:val="center"/>
         <w:rPr>
-          <w:rFonts w:ascii="Times New Roman" w:eastAsia="宋体" w:hAnsi="Times New Roman" w:cs="Times New Roman" w:hint="eastAsia"/>
+          <w:rFonts w:ascii="Times New Roman" w:eastAsia="宋体" w:hAnsi="Times New Roman" w:cs="Times New Roman"/>
           <w:sz w:val="24"/>
         </w:rPr>
       </w:pPr>
@@ -7168,7 +6832,6 @@
         </w:numPr>
         <w:ind w:left="440" w:firstLineChars="0"/>
         <w:rPr>
-          <w:rFonts w:hint="eastAsia"/>
           <w:noProof/>
         </w:rPr>
       </w:pPr>
@@ -7189,7 +6852,6 @@
         </w:numPr>
         <w:ind w:left="440" w:firstLineChars="0"/>
         <w:rPr>
-          <w:rFonts w:hint="eastAsia"/>
           <w:noProof/>
         </w:rPr>
       </w:pPr>
@@ -7273,7 +6935,6 @@
         </w:numPr>
         <w:ind w:left="440" w:firstLineChars="0"/>
         <w:rPr>
-          <w:rFonts w:hint="eastAsia"/>
           <w:noProof/>
         </w:rPr>
       </w:pPr>
@@ -7322,7 +6983,6 @@
         </w:numPr>
         <w:ind w:left="440" w:firstLineChars="0"/>
         <w:rPr>
-          <w:rFonts w:hint="eastAsia"/>
           <w:noProof/>
         </w:rPr>
       </w:pPr>
@@ -7435,7 +7095,6 @@
         </w:numPr>
         <w:ind w:left="440" w:firstLineChars="0"/>
         <w:rPr>
-          <w:rFonts w:hint="eastAsia"/>
           <w:noProof/>
         </w:rPr>
       </w:pPr>
@@ -7501,11 +7160,8 @@
       <w:pPr>
         <w:pStyle w:val="3"/>
         <w:ind w:firstLine="562"/>
-        <w:rPr>
-          <w:rFonts w:hint="eastAsia"/>
-        </w:rPr>
-      </w:pPr>
-      <w:bookmarkStart w:id="11" w:name="_Toc153375417"/>
+      </w:pPr>
+      <w:bookmarkStart w:id="12" w:name="_Toc155293029"/>
       <w:r>
         <w:rPr>
           <w:rFonts w:hint="eastAsia"/>
@@ -7515,20 +7171,17 @@
       <w:r>
         <w:t>.4.2</w:t>
       </w:r>
-      <w:bookmarkEnd w:id="11"/>
       <w:r>
         <w:rPr>
           <w:rFonts w:hint="eastAsia"/>
         </w:rPr>
         <w:t>预取策略</w:t>
       </w:r>
+      <w:bookmarkEnd w:id="12"/>
     </w:p>
     <w:p>
       <w:pPr>
         <w:ind w:firstLine="480"/>
-        <w:rPr>
-          <w:rFonts w:hint="eastAsia"/>
-        </w:rPr>
       </w:pPr>
       <w:r>
         <w:rPr>
@@ -7643,9 +7296,6 @@
           <w:numId w:val="9"/>
         </w:numPr>
         <w:ind w:firstLineChars="0"/>
-        <w:rPr>
-          <w:rFonts w:hint="eastAsia"/>
-        </w:rPr>
       </w:pPr>
       <w:r>
         <w:rPr>
@@ -7668,9 +7318,6 @@
           <w:numId w:val="9"/>
         </w:numPr>
         <w:ind w:firstLineChars="0"/>
-        <w:rPr>
-          <w:rFonts w:hint="eastAsia"/>
-        </w:rPr>
       </w:pPr>
       <w:r>
         <w:rPr>
@@ -7737,9 +7384,6 @@
           <w:numId w:val="9"/>
         </w:numPr>
         <w:ind w:firstLineChars="0"/>
-        <w:rPr>
-          <w:rFonts w:hint="eastAsia"/>
-        </w:rPr>
       </w:pPr>
       <w:r>
         <w:rPr>
@@ -7786,9 +7430,6 @@
           <w:numId w:val="9"/>
         </w:numPr>
         <w:ind w:firstLineChars="0"/>
-        <w:rPr>
-          <w:rFonts w:hint="eastAsia"/>
-        </w:rPr>
       </w:pPr>
       <w:r>
         <w:rPr>
@@ -7835,9 +7476,6 @@
           <w:numId w:val="9"/>
         </w:numPr>
         <w:ind w:firstLineChars="0"/>
-        <w:rPr>
-          <w:rFonts w:hint="eastAsia"/>
-        </w:rPr>
       </w:pPr>
       <w:r>
         <w:rPr>
@@ -7914,9 +7552,6 @@
     <w:p>
       <w:pPr>
         <w:ind w:firstLineChars="0" w:firstLine="420"/>
-        <w:rPr>
-          <w:rFonts w:hint="eastAsia"/>
-        </w:rPr>
       </w:pPr>
       <w:r>
         <w:rPr>
@@ -7976,9 +7611,6 @@
     <w:p>
       <w:pPr>
         <w:ind w:firstLineChars="0" w:firstLine="420"/>
-        <w:rPr>
-          <w:rFonts w:hint="eastAsia"/>
-        </w:rPr>
       </w:pPr>
       <w:r>
         <w:rPr>
@@ -8227,9 +7859,6 @@
     <w:p>
       <w:pPr>
         <w:ind w:firstLineChars="0" w:firstLine="420"/>
-        <w:rPr>
-          <w:rFonts w:hint="eastAsia"/>
-        </w:rPr>
       </w:pPr>
       <w:r>
         <w:rPr>
@@ -8362,9 +7991,6 @@
     <w:p>
       <w:pPr>
         <w:ind w:firstLineChars="0" w:firstLine="420"/>
-        <w:rPr>
-          <w:rFonts w:hint="eastAsia"/>
-        </w:rPr>
       </w:pPr>
       <w:r>
         <w:rPr>
@@ -8621,9 +8247,6 @@
     <w:p>
       <w:pPr>
         <w:ind w:firstLineChars="0" w:firstLine="420"/>
-        <w:rPr>
-          <w:rFonts w:hint="eastAsia"/>
-        </w:rPr>
       </w:pPr>
       <w:r>
         <w:rPr>
@@ -8760,7 +8383,7 @@
         <w:pStyle w:val="1"/>
         <w:ind w:firstLine="883"/>
       </w:pPr>
-      <w:bookmarkStart w:id="12" w:name="_Toc153375421"/>
+      <w:bookmarkStart w:id="13" w:name="_Toc155293030"/>
       <w:r>
         <w:rPr>
           <w:rFonts w:hint="eastAsia"/>
@@ -8768,7 +8391,7 @@
         <w:lastRenderedPageBreak/>
         <w:t>论文理解</w:t>
       </w:r>
-      <w:bookmarkEnd w:id="12"/>
+      <w:bookmarkEnd w:id="13"/>
     </w:p>
     <w:p>
       <w:pPr>
@@ -8896,7 +8519,7 @@
         <w:pStyle w:val="2"/>
         <w:ind w:right="240" w:firstLine="640"/>
       </w:pPr>
-      <w:bookmarkStart w:id="13" w:name="_Toc153375422"/>
+      <w:bookmarkStart w:id="14" w:name="_Toc155293031"/>
       <w:r>
         <w:rPr>
           <w:rFonts w:hint="eastAsia"/>
@@ -8912,7 +8535,7 @@
         </w:rPr>
         <w:t>优点分析</w:t>
       </w:r>
-      <w:bookmarkEnd w:id="13"/>
+      <w:bookmarkEnd w:id="14"/>
     </w:p>
     <w:p>
       <w:pPr>
@@ -9099,7 +8722,7 @@
         <w:pStyle w:val="2"/>
         <w:ind w:right="240" w:firstLine="640"/>
       </w:pPr>
-      <w:bookmarkStart w:id="14" w:name="_Toc153375423"/>
+      <w:bookmarkStart w:id="15" w:name="_Toc155293032"/>
       <w:r>
         <w:rPr>
           <w:rFonts w:hint="eastAsia"/>
@@ -9115,7 +8738,7 @@
         </w:rPr>
         <w:t>缺点分析</w:t>
       </w:r>
-      <w:bookmarkEnd w:id="14"/>
+      <w:bookmarkEnd w:id="15"/>
     </w:p>
     <w:p>
       <w:pPr>
@@ -9151,9 +8774,6 @@
           <w:numId w:val="4"/>
         </w:numPr>
         <w:ind w:firstLineChars="0"/>
-        <w:rPr>
-          <w:rFonts w:hint="eastAsia"/>
-        </w:rPr>
       </w:pPr>
       <w:r>
         <w:rPr>
@@ -9206,9 +8826,6 @@
           <w:numId w:val="4"/>
         </w:numPr>
         <w:ind w:firstLineChars="0"/>
-        <w:rPr>
-          <w:rFonts w:hint="eastAsia"/>
-        </w:rPr>
       </w:pPr>
       <w:r>
         <w:rPr>
@@ -9272,7 +8889,7 @@
         <w:pStyle w:val="1"/>
         <w:ind w:firstLine="883"/>
       </w:pPr>
-      <w:bookmarkStart w:id="15" w:name="_Toc153375424"/>
+      <w:bookmarkStart w:id="16" w:name="_Toc155293033"/>
       <w:r>
         <w:rPr>
           <w:rFonts w:hint="eastAsia"/>
@@ -9280,7 +8897,7 @@
         <w:lastRenderedPageBreak/>
         <w:t>课程感想</w:t>
       </w:r>
-      <w:bookmarkEnd w:id="15"/>
+      <w:bookmarkEnd w:id="16"/>
     </w:p>
     <w:p>
       <w:pPr>
@@ -9318,9 +8935,6 @@
     <w:p>
       <w:pPr>
         <w:ind w:firstLineChars="0" w:firstLine="420"/>
-        <w:rPr>
-          <w:rFonts w:hint="eastAsia"/>
-        </w:rPr>
       </w:pPr>
       <w:r>
         <w:rPr>
@@ -9342,7 +8956,7 @@
         <w:pStyle w:val="1"/>
         <w:ind w:firstLine="883"/>
       </w:pPr>
-      <w:bookmarkStart w:id="16" w:name="_Toc153375425"/>
+      <w:bookmarkStart w:id="17" w:name="_Toc155293034"/>
       <w:r>
         <w:rPr>
           <w:rFonts w:hint="eastAsia"/>
@@ -9350,14 +8964,14 @@
         <w:lastRenderedPageBreak/>
         <w:t>同学评议</w:t>
       </w:r>
-      <w:bookmarkEnd w:id="16"/>
+      <w:bookmarkEnd w:id="17"/>
     </w:p>
     <w:p>
       <w:pPr>
         <w:pStyle w:val="2"/>
         <w:ind w:right="240" w:firstLine="640"/>
       </w:pPr>
-      <w:bookmarkStart w:id="17" w:name="_Toc153375426"/>
+      <w:bookmarkStart w:id="18" w:name="_Toc155293035"/>
       <w:r>
         <w:rPr>
           <w:rFonts w:hint="eastAsia"/>
@@ -9378,10 +8992,10 @@
         </w:rPr>
         <w:t>：</w:t>
       </w:r>
-      <w:bookmarkEnd w:id="17"/>
       <w:r>
         <w:t>Amazon DynamoDB</w:t>
       </w:r>
+      <w:bookmarkEnd w:id="18"/>
     </w:p>
     <w:p>
       <w:pPr>
@@ -9437,9 +9051,6 @@
       <w:pPr>
         <w:ind w:firstLine="480"/>
         <w:jc w:val="left"/>
-        <w:rPr>
-          <w:rFonts w:hint="eastAsia"/>
-        </w:rPr>
       </w:pPr>
       <w:r>
         <w:rPr>
@@ -9572,27 +9183,24 @@
         <w:pStyle w:val="2"/>
         <w:ind w:right="240" w:firstLine="640"/>
       </w:pPr>
-      <w:bookmarkStart w:id="18" w:name="_Toc153375427"/>
+      <w:bookmarkStart w:id="19" w:name="_Toc155293036"/>
       <w:r>
         <w:rPr>
           <w:rFonts w:hint="eastAsia"/>
         </w:rPr>
         <w:t>报告二：</w:t>
       </w:r>
-      <w:bookmarkEnd w:id="18"/>
       <w:r>
         <w:rPr>
           <w:rFonts w:hint="eastAsia"/>
         </w:rPr>
         <w:t>GL-Cache</w:t>
       </w:r>
+      <w:bookmarkEnd w:id="19"/>
     </w:p>
     <w:p>
       <w:pPr>
         <w:ind w:firstLine="480"/>
-        <w:rPr>
-          <w:rFonts w:hint="eastAsia"/>
-        </w:rPr>
       </w:pPr>
       <w:r>
         <w:rPr>
@@ -9616,9 +9224,6 @@
     <w:p>
       <w:pPr>
         <w:ind w:firstLineChars="0" w:firstLine="0"/>
-        <w:rPr>
-          <w:rFonts w:hint="eastAsia"/>
-        </w:rPr>
       </w:pPr>
       <w:r>
         <w:tab/>
@@ -9651,9 +9256,6 @@
     <w:p>
       <w:pPr>
         <w:ind w:firstLineChars="0" w:firstLine="0"/>
-        <w:rPr>
-          <w:rFonts w:hint="eastAsia"/>
-        </w:rPr>
       </w:pPr>
       <w:r>
         <w:rPr>
@@ -9671,9 +9273,6 @@
     <w:p>
       <w:pPr>
         <w:ind w:firstLineChars="0" w:firstLine="420"/>
-        <w:rPr>
-          <w:rFonts w:hint="eastAsia"/>
-        </w:rPr>
       </w:pPr>
       <w:r>
         <w:rPr>
@@ -9723,9 +9322,6 @@
     <w:p>
       <w:pPr>
         <w:ind w:firstLineChars="0" w:firstLine="420"/>
-        <w:rPr>
-          <w:rFonts w:hint="eastAsia"/>
-        </w:rPr>
       </w:pPr>
       <w:r>
         <w:rPr>
@@ -9775,9 +9371,6 @@
     <w:p>
       <w:pPr>
         <w:ind w:firstLineChars="0" w:firstLine="420"/>
-        <w:rPr>
-          <w:rFonts w:hint="eastAsia"/>
-        </w:rPr>
       </w:pPr>
       <w:r>
         <w:rPr>
@@ -9802,9 +9395,6 @@
     <w:p>
       <w:pPr>
         <w:ind w:firstLineChars="0" w:firstLine="420"/>
-        <w:rPr>
-          <w:rFonts w:hint="eastAsia"/>
-        </w:rPr>
       </w:pPr>
       <w:r>
         <w:rPr>
@@ -9853,14 +9443,13 @@
         <w:pStyle w:val="2"/>
         <w:ind w:right="240" w:firstLine="640"/>
       </w:pPr>
-      <w:bookmarkStart w:id="19" w:name="_Toc153375428"/>
+      <w:bookmarkStart w:id="20" w:name="_Toc155293037"/>
       <w:r>
         <w:rPr>
           <w:rFonts w:hint="eastAsia"/>
         </w:rPr>
         <w:t>报告三：</w:t>
       </w:r>
-      <w:bookmarkEnd w:id="19"/>
       <w:r>
         <w:rPr>
           <w:rFonts w:hint="eastAsia"/>
@@ -9873,13 +9462,11 @@
         </w:rPr>
         <w:t>分布式共享内存的部分故障弹性内存管理系统</w:t>
       </w:r>
+      <w:bookmarkEnd w:id="20"/>
     </w:p>
     <w:p>
       <w:pPr>
         <w:ind w:firstLineChars="0" w:firstLine="0"/>
-        <w:rPr>
-          <w:rFonts w:hint="eastAsia"/>
-        </w:rPr>
       </w:pPr>
       <w:r>
         <w:t>SOSP'23 Partial Failure Resilient Memory Management System for (CXL-based) Distributed Shared Memory</w:t>
@@ -9974,17 +9561,17 @@
         <w:pStyle w:val="2"/>
         <w:ind w:right="240" w:firstLine="640"/>
       </w:pPr>
-      <w:bookmarkStart w:id="20" w:name="_Toc153375429"/>
+      <w:bookmarkStart w:id="21" w:name="_Toc155293038"/>
       <w:r>
         <w:rPr>
           <w:rFonts w:hint="eastAsia"/>
         </w:rPr>
         <w:t>报告四：</w:t>
       </w:r>
-      <w:bookmarkEnd w:id="20"/>
       <w:r>
         <w:t>FUSEE</w:t>
       </w:r>
+      <w:bookmarkEnd w:id="21"/>
     </w:p>
     <w:p>
       <w:pPr>
@@ -10085,9 +9672,6 @@
       <w:pPr>
         <w:ind w:firstLineChars="0" w:firstLine="240"/>
         <w:jc w:val="left"/>
-        <w:rPr>
-          <w:rFonts w:hint="eastAsia"/>
-        </w:rPr>
       </w:pPr>
       <w:r>
         <w:rPr>
@@ -10114,20 +9698,20 @@
         <w:pStyle w:val="2"/>
         <w:ind w:right="240" w:firstLine="640"/>
       </w:pPr>
-      <w:bookmarkStart w:id="21" w:name="_Toc153375430"/>
+      <w:bookmarkStart w:id="22" w:name="_Toc155293039"/>
       <w:r>
         <w:rPr>
           <w:rFonts w:hint="eastAsia"/>
         </w:rPr>
         <w:t>报告五：</w:t>
       </w:r>
-      <w:bookmarkEnd w:id="21"/>
       <w:r>
         <w:rPr>
           <w:rFonts w:hint="eastAsia"/>
         </w:rPr>
         <w:t>使用Trio架构实现高性能和安全的用户空间NVM文件系统</w:t>
       </w:r>
+      <w:bookmarkEnd w:id="22"/>
       <w:r>
         <w:t xml:space="preserve"> </w:t>
       </w:r>
@@ -10159,9 +9743,6 @@
     <w:p>
       <w:pPr>
         <w:ind w:firstLineChars="0" w:firstLine="420"/>
-        <w:rPr>
-          <w:rFonts w:hint="eastAsia"/>
-        </w:rPr>
       </w:pPr>
       <w:r>
         <w:rPr>
@@ -10209,9 +9790,6 @@
     <w:p>
       <w:pPr>
         <w:ind w:firstLineChars="0" w:firstLine="420"/>
-        <w:rPr>
-          <w:rFonts w:hint="eastAsia"/>
-        </w:rPr>
       </w:pPr>
       <w:r>
         <w:rPr>
@@ -10289,9 +9867,6 @@
     <w:p>
       <w:pPr>
         <w:ind w:firstLineChars="0" w:firstLine="420"/>
-        <w:rPr>
-          <w:rFonts w:hint="eastAsia"/>
-        </w:rPr>
       </w:pPr>
       <w:r>
         <w:rPr>
@@ -10315,9 +9890,6 @@
     <w:p>
       <w:pPr>
         <w:ind w:firstLineChars="0" w:firstLine="420"/>
-        <w:rPr>
-          <w:rFonts w:hint="eastAsia"/>
-        </w:rPr>
       </w:pPr>
       <w:r>
         <w:rPr>
@@ -10388,9 +9960,6 @@
     <w:p>
       <w:pPr>
         <w:ind w:firstLineChars="0" w:firstLine="0"/>
-        <w:rPr>
-          <w:rFonts w:hint="eastAsia"/>
-        </w:rPr>
       </w:pPr>
     </w:p>
     <w:p>
@@ -10398,14 +9967,13 @@
         <w:pStyle w:val="2"/>
         <w:ind w:right="240" w:firstLine="640"/>
       </w:pPr>
-      <w:bookmarkStart w:id="22" w:name="_Toc153375431"/>
+      <w:bookmarkStart w:id="23" w:name="_Toc155293040"/>
       <w:r>
         <w:rPr>
           <w:rFonts w:hint="eastAsia"/>
         </w:rPr>
         <w:t>报告六：</w:t>
       </w:r>
-      <w:bookmarkEnd w:id="22"/>
       <w:r>
         <w:rPr>
           <w:rFonts w:hint="eastAsia"/>
@@ -10418,6 +9986,7 @@
         </w:rPr>
         <w:t>检查点恢复</w:t>
       </w:r>
+      <w:bookmarkEnd w:id="23"/>
     </w:p>
     <w:p>
       <w:pPr>
@@ -10433,9 +10002,6 @@
     <w:p>
       <w:pPr>
         <w:ind w:firstLineChars="0" w:firstLine="420"/>
-        <w:rPr>
-          <w:rFonts w:hint="eastAsia"/>
-        </w:rPr>
       </w:pPr>
       <w:r>
         <w:rPr>
@@ -10466,9 +10032,6 @@
     <w:p>
       <w:pPr>
         <w:ind w:firstLineChars="0" w:firstLine="420"/>
-        <w:rPr>
-          <w:rFonts w:hint="eastAsia"/>
-        </w:rPr>
       </w:pPr>
       <w:r>
         <w:rPr>
@@ -10527,9 +10090,6 @@
     <w:p>
       <w:pPr>
         <w:ind w:firstLineChars="0" w:firstLine="420"/>
-        <w:rPr>
-          <w:rFonts w:hint="eastAsia"/>
-        </w:rPr>
       </w:pPr>
       <w:r>
         <w:rPr>
@@ -10594,21 +10154,7 @@
         <w:rPr>
           <w:rFonts w:hint="eastAsia"/>
         </w:rPr>
-        <w:t>可以显著减少故</w:t>
-      </w:r>
-      <w:proofErr w:type="gramStart"/>
-      <w:r>
-        <w:rPr>
-          <w:rFonts w:hint="eastAsia"/>
-        </w:rPr>
-        <w:t>障</w:t>
-      </w:r>
-      <w:proofErr w:type="gramEnd"/>
-      <w:r>
-        <w:rPr>
-          <w:rFonts w:hint="eastAsia"/>
-        </w:rPr>
-        <w:t>恢复的时间和计算资源的消耗。这使得</w:t>
+        <w:t>可以显著减少故障恢复的时间和计算资源的消耗。这使得</w:t>
       </w:r>
       <w:r>
         <w:rPr>
@@ -10626,9 +10172,6 @@
     <w:p>
       <w:pPr>
         <w:ind w:firstLineChars="83" w:firstLine="199"/>
-        <w:rPr>
-          <w:rFonts w:hint="eastAsia"/>
-        </w:rPr>
       </w:pPr>
     </w:p>
     <w:p>
@@ -10636,14 +10179,13 @@
         <w:pStyle w:val="2"/>
         <w:ind w:right="240" w:firstLine="640"/>
       </w:pPr>
-      <w:bookmarkStart w:id="23" w:name="_Toc153375432"/>
+      <w:bookmarkStart w:id="24" w:name="_Toc155293041"/>
       <w:r>
         <w:rPr>
           <w:rFonts w:hint="eastAsia"/>
         </w:rPr>
         <w:t>报告七：</w:t>
       </w:r>
-      <w:bookmarkEnd w:id="23"/>
       <w:proofErr w:type="spellStart"/>
       <w:r>
         <w:rPr>
@@ -10651,6 +10193,7 @@
         </w:rPr>
         <w:t>RubbleDB</w:t>
       </w:r>
+      <w:bookmarkEnd w:id="24"/>
       <w:proofErr w:type="spellEnd"/>
     </w:p>
     <w:p>
@@ -10676,9 +10219,6 @@
       <w:pPr>
         <w:ind w:firstLineChars="0" w:firstLine="420"/>
         <w:jc w:val="left"/>
-        <w:rPr>
-          <w:rFonts w:hint="eastAsia"/>
-        </w:rPr>
       </w:pPr>
       <w:proofErr w:type="spellStart"/>
       <w:r>
@@ -10765,9 +10305,6 @@
       <w:pPr>
         <w:ind w:firstLineChars="0" w:firstLine="420"/>
         <w:jc w:val="left"/>
-        <w:rPr>
-          <w:rFonts w:hint="eastAsia"/>
-        </w:rPr>
       </w:pPr>
       <w:proofErr w:type="spellStart"/>
       <w:r>
@@ -10840,9 +10377,6 @@
       <w:pPr>
         <w:ind w:firstLineChars="0" w:firstLine="420"/>
         <w:jc w:val="left"/>
-        <w:rPr>
-          <w:rFonts w:hint="eastAsia"/>
-        </w:rPr>
       </w:pPr>
       <w:r>
         <w:rPr>
@@ -10949,7 +10483,7 @@
         <w:pStyle w:val="2"/>
         <w:ind w:right="240" w:firstLine="640"/>
       </w:pPr>
-      <w:bookmarkStart w:id="24" w:name="_Toc153375433"/>
+      <w:bookmarkStart w:id="25" w:name="_Toc155293042"/>
       <w:r>
         <w:rPr>
           <w:rFonts w:hint="eastAsia"/>
@@ -10962,7 +10496,6 @@
         </w:rPr>
         <w:t>八：</w:t>
       </w:r>
-      <w:bookmarkEnd w:id="24"/>
       <w:proofErr w:type="spellStart"/>
       <w:r>
         <w:rPr>
@@ -11001,14 +10534,12 @@
         </w:rPr>
         <w:t>接口</w:t>
       </w:r>
+      <w:bookmarkEnd w:id="25"/>
     </w:p>
     <w:p>
       <w:pPr>
         <w:ind w:firstLineChars="0" w:firstLine="0"/>
         <w:jc w:val="left"/>
-        <w:rPr>
-          <w:rFonts w:hint="eastAsia"/>
-        </w:rPr>
       </w:pPr>
       <w:proofErr w:type="spellStart"/>
       <w:r>
@@ -11023,9 +10554,6 @@
       <w:pPr>
         <w:ind w:firstLineChars="0" w:firstLine="420"/>
         <w:jc w:val="left"/>
-        <w:rPr>
-          <w:rFonts w:hint="eastAsia"/>
-        </w:rPr>
       </w:pPr>
       <w:r>
         <w:rPr>
@@ -11114,9 +10642,6 @@
       <w:pPr>
         <w:ind w:firstLineChars="0" w:firstLine="0"/>
         <w:jc w:val="left"/>
-        <w:rPr>
-          <w:rFonts w:hint="eastAsia"/>
-        </w:rPr>
       </w:pPr>
       <w:r>
         <w:rPr>
@@ -11129,9 +10654,6 @@
       <w:pPr>
         <w:ind w:firstLineChars="0" w:firstLine="420"/>
         <w:jc w:val="left"/>
-        <w:rPr>
-          <w:rFonts w:hint="eastAsia"/>
-        </w:rPr>
       </w:pPr>
       <w:r>
         <w:rPr>
@@ -11184,9 +10706,6 @@
       <w:pPr>
         <w:ind w:firstLineChars="0" w:firstLine="420"/>
         <w:jc w:val="left"/>
-        <w:rPr>
-          <w:rFonts w:hint="eastAsia"/>
-        </w:rPr>
       </w:pPr>
       <w:r>
         <w:rPr>
@@ -11213,9 +10732,6 @@
       <w:pPr>
         <w:ind w:firstLineChars="0" w:firstLine="420"/>
         <w:jc w:val="left"/>
-        <w:rPr>
-          <w:rFonts w:hint="eastAsia"/>
-        </w:rPr>
       </w:pPr>
       <w:r>
         <w:rPr>
@@ -11307,6 +10823,9 @@
         <w:lastRenderedPageBreak/>
         <w:t>实践报告（一页）：</w:t>
       </w:r>
+      <w:r>
+        <w:t xml:space="preserve"> </w:t>
+      </w:r>
     </w:p>
     <w:p>
       <w:pPr>
@@ -11315,6 +10834,12 @@
         <w:ind w:firstLineChars="0" w:firstLine="0"/>
         <w:jc w:val="left"/>
       </w:pPr>
+      <w:r>
+        <w:rPr>
+          <w:rFonts w:hint="eastAsia"/>
+        </w:rPr>
+        <w:t>实验一</w:t>
+      </w:r>
     </w:p>
     <w:p>
       <w:pPr>
@@ -11324,10 +10849,52 @@
         <w:jc w:val="left"/>
       </w:pPr>
       <w:r>
-        <w:rPr>
-          <w:rFonts w:hint="eastAsia"/>
-        </w:rPr>
-        <w:t>内容是实验的截图，实验的步骤，实验的思考：</w:t>
+        <w:t>P</w:t>
+      </w:r>
+      <w:r>
+        <w:rPr>
+          <w:rFonts w:hint="eastAsia"/>
+        </w:rPr>
+        <w:t>ut</w:t>
+      </w:r>
+      <w:r>
+        <w:t xml:space="preserve"> </w:t>
+      </w:r>
+      <w:r>
+        <w:rPr>
+          <w:rFonts w:hint="eastAsia"/>
+        </w:rPr>
+        <w:t>视频</w:t>
+      </w:r>
+      <w:r>
+        <w:rPr>
+          <w:rFonts w:hint="eastAsia"/>
+        </w:rPr>
+        <w:t xml:space="preserve"> </w:t>
+      </w:r>
+      <w:r>
+        <w:t>“</w:t>
+      </w:r>
+      <w:r>
+        <w:rPr>
+          <w:rFonts w:hint="eastAsia"/>
+        </w:rPr>
+        <w:t>实验</w:t>
+      </w:r>
+      <w:r>
+        <w:rPr>
+          <w:rFonts w:hint="eastAsia"/>
+        </w:rPr>
+        <w:t>1</w:t>
+      </w:r>
+      <w:r>
+        <w:rPr>
+          <w:rFonts w:hint="eastAsia"/>
+        </w:rPr>
+        <w:t>全过程</w:t>
+      </w:r>
+      <w:r>
+        <w:t>.mp4”</w:t>
       </w:r>
     </w:p>
     <w:p>
@@ -11337,6 +10904,59 @@
         <w:ind w:firstLineChars="0" w:firstLine="0"/>
         <w:jc w:val="left"/>
       </w:pPr>
+      <w:r>
+        <w:rPr>
+          <w:noProof/>
+        </w:rPr>
+        <w:drawing>
+          <wp:inline distT="0" distB="0" distL="0" distR="0" wp14:anchorId="36C199EC" wp14:editId="0C342411">
+            <wp:extent cx="4596493" cy="2353586"/>
+            <wp:effectExtent l="0" t="0" r="0" b="8890"/>
+            <wp:docPr id="2140639616" name="图片 1"/>
+            <wp:cNvGraphicFramePr>
+              <a:graphicFrameLocks xmlns:a="http://schemas.openxmlformats.org/drawingml/2006/main" noChangeAspect="1"/>
+            </wp:cNvGraphicFramePr>
+            <a:graphic xmlns:a="http://schemas.openxmlformats.org/drawingml/2006/main">
+              <a:graphicData uri="http://schemas.openxmlformats.org/drawingml/2006/picture">
+                <pic:pic xmlns:pic="http://schemas.openxmlformats.org/drawingml/2006/picture">
+                  <pic:nvPicPr>
+                    <pic:cNvPr id="0" name="Picture 1"/>
+                    <pic:cNvPicPr>
+                      <a:picLocks noChangeAspect="1" noChangeArrowheads="1"/>
+                    </pic:cNvPicPr>
+                  </pic:nvPicPr>
+                  <pic:blipFill>
+                    <a:blip r:embed="rId18" cstate="print">
+                      <a:extLst>
+                        <a:ext uri="{28A0092B-C50C-407E-A947-70E740481C1C}">
+                          <a14:useLocalDpi xmlns:a14="http://schemas.microsoft.com/office/drawing/2010/main" val="0"/>
+                        </a:ext>
+                      </a:extLst>
+                    </a:blip>
+                    <a:srcRect/>
+                    <a:stretch>
+                      <a:fillRect/>
+                    </a:stretch>
+                  </pic:blipFill>
+                  <pic:spPr bwMode="auto">
+                    <a:xfrm>
+                      <a:off x="0" y="0"/>
+                      <a:ext cx="4603583" cy="2357216"/>
+                    </a:xfrm>
+                    <a:prstGeom prst="rect">
+                      <a:avLst/>
+                    </a:prstGeom>
+                    <a:noFill/>
+                    <a:ln>
+                      <a:noFill/>
+                    </a:ln>
+                  </pic:spPr>
+                </pic:pic>
+              </a:graphicData>
+            </a:graphic>
+          </wp:inline>
+        </w:drawing>
+      </w:r>
     </w:p>
     <w:p>
       <w:pPr>
@@ -11345,6 +10965,21 @@
         <w:ind w:firstLineChars="0" w:firstLine="0"/>
         <w:jc w:val="left"/>
       </w:pPr>
+      <w:r>
+        <w:t>G</w:t>
+      </w:r>
+      <w:r>
+        <w:rPr>
+          <w:rFonts w:hint="eastAsia"/>
+        </w:rPr>
+        <w:t>et</w:t>
+      </w:r>
+      <w:r>
+        <w:rPr>
+          <w:rFonts w:hint="eastAsia"/>
+        </w:rPr>
+        <w:t>视频</w:t>
+      </w:r>
     </w:p>
     <w:p>
       <w:pPr>
@@ -11353,6 +10988,59 @@
         <w:ind w:firstLineChars="0" w:firstLine="0"/>
         <w:jc w:val="left"/>
       </w:pPr>
+      <w:r>
+        <w:rPr>
+          <w:noProof/>
+        </w:rPr>
+        <w:drawing>
+          <wp:inline distT="0" distB="0" distL="0" distR="0" wp14:anchorId="109D71C0" wp14:editId="3B822E39">
+            <wp:extent cx="4595854" cy="2353259"/>
+            <wp:effectExtent l="0" t="0" r="0" b="9525"/>
+            <wp:docPr id="944717023" name="图片 2"/>
+            <wp:cNvGraphicFramePr>
+              <a:graphicFrameLocks xmlns:a="http://schemas.openxmlformats.org/drawingml/2006/main" noChangeAspect="1"/>
+            </wp:cNvGraphicFramePr>
+            <a:graphic xmlns:a="http://schemas.openxmlformats.org/drawingml/2006/main">
+              <a:graphicData uri="http://schemas.openxmlformats.org/drawingml/2006/picture">
+                <pic:pic xmlns:pic="http://schemas.openxmlformats.org/drawingml/2006/picture">
+                  <pic:nvPicPr>
+                    <pic:cNvPr id="0" name="Picture 2"/>
+                    <pic:cNvPicPr>
+                      <a:picLocks noChangeAspect="1" noChangeArrowheads="1"/>
+                    </pic:cNvPicPr>
+                  </pic:nvPicPr>
+                  <pic:blipFill>
+                    <a:blip r:embed="rId19" cstate="print">
+                      <a:extLst>
+                        <a:ext uri="{28A0092B-C50C-407E-A947-70E740481C1C}">
+                          <a14:useLocalDpi xmlns:a14="http://schemas.microsoft.com/office/drawing/2010/main" val="0"/>
+                        </a:ext>
+                      </a:extLst>
+                    </a:blip>
+                    <a:srcRect/>
+                    <a:stretch>
+                      <a:fillRect/>
+                    </a:stretch>
+                  </pic:blipFill>
+                  <pic:spPr bwMode="auto">
+                    <a:xfrm>
+                      <a:off x="0" y="0"/>
+                      <a:ext cx="4598548" cy="2354638"/>
+                    </a:xfrm>
+                    <a:prstGeom prst="rect">
+                      <a:avLst/>
+                    </a:prstGeom>
+                    <a:noFill/>
+                    <a:ln>
+                      <a:noFill/>
+                    </a:ln>
+                  </pic:spPr>
+                </pic:pic>
+              </a:graphicData>
+            </a:graphic>
+          </wp:inline>
+        </w:drawing>
+      </w:r>
     </w:p>
     <w:p>
       <w:pPr>
@@ -11369,6 +11057,20 @@
         <w:ind w:firstLineChars="0" w:firstLine="0"/>
         <w:jc w:val="left"/>
       </w:pPr>
+      <w:proofErr w:type="spellStart"/>
+      <w:r>
+        <w:t>Jps</w:t>
+      </w:r>
+      <w:proofErr w:type="spellEnd"/>
+      <w:r>
+        <w:t xml:space="preserve"> + Hadoop </w:t>
+      </w:r>
+      <w:r>
+        <w:rPr>
+          <w:rFonts w:hint="eastAsia"/>
+        </w:rPr>
+        <w:t>集群状态</w:t>
+      </w:r>
     </w:p>
     <w:p>
       <w:pPr>
@@ -11377,285 +11079,2012 @@
         <w:ind w:firstLineChars="0" w:firstLine="0"/>
         <w:jc w:val="left"/>
       </w:pPr>
-    </w:p>
-    <w:p>
-      <w:pPr>
-        <w:widowControl/>
+      <w:r>
+        <w:rPr>
+          <w:noProof/>
+        </w:rPr>
+        <w:drawing>
+          <wp:inline distT="0" distB="0" distL="0" distR="0" wp14:anchorId="0B6B9532" wp14:editId="57730CEC">
+            <wp:extent cx="5274310" cy="2700655"/>
+            <wp:effectExtent l="0" t="0" r="2540" b="4445"/>
+            <wp:docPr id="1083547756" name="图片 6"/>
+            <wp:cNvGraphicFramePr>
+              <a:graphicFrameLocks xmlns:a="http://schemas.openxmlformats.org/drawingml/2006/main" noChangeAspect="1"/>
+            </wp:cNvGraphicFramePr>
+            <a:graphic xmlns:a="http://schemas.openxmlformats.org/drawingml/2006/main">
+              <a:graphicData uri="http://schemas.openxmlformats.org/drawingml/2006/picture">
+                <pic:pic xmlns:pic="http://schemas.openxmlformats.org/drawingml/2006/picture">
+                  <pic:nvPicPr>
+                    <pic:cNvPr id="0" name="Picture 6"/>
+                    <pic:cNvPicPr>
+                      <a:picLocks noChangeAspect="1" noChangeArrowheads="1"/>
+                    </pic:cNvPicPr>
+                  </pic:nvPicPr>
+                  <pic:blipFill>
+                    <a:blip r:embed="rId20" cstate="print">
+                      <a:extLst>
+                        <a:ext uri="{28A0092B-C50C-407E-A947-70E740481C1C}">
+                          <a14:useLocalDpi xmlns:a14="http://schemas.microsoft.com/office/drawing/2010/main" val="0"/>
+                        </a:ext>
+                      </a:extLst>
+                    </a:blip>
+                    <a:srcRect/>
+                    <a:stretch>
+                      <a:fillRect/>
+                    </a:stretch>
+                  </pic:blipFill>
+                  <pic:spPr bwMode="auto">
+                    <a:xfrm>
+                      <a:off x="0" y="0"/>
+                      <a:ext cx="5274310" cy="2700655"/>
+                    </a:xfrm>
+                    <a:prstGeom prst="rect">
+                      <a:avLst/>
+                    </a:prstGeom>
+                    <a:noFill/>
+                    <a:ln>
+                      <a:noFill/>
+                    </a:ln>
+                  </pic:spPr>
+                </pic:pic>
+              </a:graphicData>
+            </a:graphic>
+          </wp:inline>
+        </w:drawing>
+      </w:r>
+    </w:p>
+    <w:p>
+      <w:pPr>
+        <w:pStyle w:val="1"/>
+        <w:ind w:firstLine="883"/>
+      </w:pPr>
+      <w:bookmarkStart w:id="26" w:name="_Toc155293043"/>
+      <w:r>
+        <w:rPr>
+          <w:rFonts w:hint="eastAsia"/>
+        </w:rPr>
+        <w:lastRenderedPageBreak/>
+        <w:t>参考文献</w:t>
+      </w:r>
+      <w:bookmarkEnd w:id="26"/>
+    </w:p>
+    <w:p>
+      <w:pPr>
         <w:spacing w:line="240" w:lineRule="auto"/>
         <w:ind w:firstLineChars="0" w:firstLine="0"/>
-        <w:jc w:val="left"/>
-      </w:pPr>
-    </w:p>
-    <w:p>
-      <w:pPr>
-        <w:widowControl/>
+        <w:rPr>
+          <w:sz w:val="16"/>
+          <w:szCs w:val="11"/>
+        </w:rPr>
+      </w:pPr>
+      <w:r>
+        <w:rPr>
+          <w:sz w:val="16"/>
+          <w:szCs w:val="11"/>
+        </w:rPr>
+        <w:t xml:space="preserve">[1] 2019. </w:t>
+      </w:r>
+      <w:proofErr w:type="spellStart"/>
+      <w:r>
+        <w:rPr>
+          <w:sz w:val="16"/>
+          <w:szCs w:val="11"/>
+        </w:rPr>
+        <w:t>Gloo</w:t>
+      </w:r>
+      <w:proofErr w:type="spellEnd"/>
+      <w:r>
+        <w:rPr>
+          <w:sz w:val="16"/>
+          <w:szCs w:val="11"/>
+        </w:rPr>
+        <w:t>. https://github.com/facebookincubator/gloo.</w:t>
+      </w:r>
+    </w:p>
+    <w:p>
+      <w:pPr>
         <w:spacing w:line="240" w:lineRule="auto"/>
         <w:ind w:firstLineChars="0" w:firstLine="0"/>
-        <w:jc w:val="left"/>
-      </w:pPr>
-    </w:p>
-    <w:p>
-      <w:pPr>
-        <w:widowControl/>
+        <w:rPr>
+          <w:sz w:val="16"/>
+          <w:szCs w:val="11"/>
+        </w:rPr>
+      </w:pPr>
+      <w:r>
+        <w:rPr>
+          <w:sz w:val="16"/>
+          <w:szCs w:val="11"/>
+        </w:rPr>
+        <w:t xml:space="preserve">[2] 2019. </w:t>
+      </w:r>
+      <w:proofErr w:type="spellStart"/>
+      <w:r>
+        <w:rPr>
+          <w:sz w:val="16"/>
+          <w:szCs w:val="11"/>
+        </w:rPr>
+        <w:t>MLPerf</w:t>
+      </w:r>
+      <w:proofErr w:type="spellEnd"/>
+      <w:r>
+        <w:rPr>
+          <w:sz w:val="16"/>
+          <w:szCs w:val="11"/>
+        </w:rPr>
+        <w:t>. https://www.mlperf.org/.</w:t>
+      </w:r>
+    </w:p>
+    <w:p>
+      <w:pPr>
         <w:spacing w:line="240" w:lineRule="auto"/>
         <w:ind w:firstLineChars="0" w:firstLine="0"/>
-        <w:jc w:val="left"/>
-      </w:pPr>
-    </w:p>
-    <w:p>
-      <w:pPr>
-        <w:widowControl/>
+        <w:rPr>
+          <w:sz w:val="16"/>
+          <w:szCs w:val="11"/>
+        </w:rPr>
+      </w:pPr>
+      <w:r>
+        <w:rPr>
+          <w:sz w:val="16"/>
+          <w:szCs w:val="11"/>
+        </w:rPr>
+        <w:t>[3] 2019. NCCL. https://developer.nvidia.com/nccl.</w:t>
+      </w:r>
+    </w:p>
+    <w:p>
+      <w:pPr>
         <w:spacing w:line="240" w:lineRule="auto"/>
         <w:ind w:firstLineChars="0" w:firstLine="0"/>
-        <w:jc w:val="left"/>
-      </w:pPr>
-    </w:p>
-    <w:p>
-      <w:pPr>
-        <w:widowControl/>
+        <w:rPr>
+          <w:sz w:val="16"/>
+          <w:szCs w:val="11"/>
+        </w:rPr>
+      </w:pPr>
+      <w:r>
+        <w:rPr>
+          <w:sz w:val="16"/>
+          <w:szCs w:val="11"/>
+        </w:rPr>
+        <w:t xml:space="preserve">[4] 2019. </w:t>
+      </w:r>
+      <w:proofErr w:type="spellStart"/>
+      <w:r>
+        <w:rPr>
+          <w:sz w:val="16"/>
+          <w:szCs w:val="11"/>
+        </w:rPr>
+        <w:t>NVLink</w:t>
+      </w:r>
+      <w:proofErr w:type="spellEnd"/>
+      <w:r>
+        <w:rPr>
+          <w:sz w:val="16"/>
+          <w:szCs w:val="11"/>
+        </w:rPr>
+        <w:t>. https://www.nvidia.com/en-us/data-center/nvlink/.</w:t>
+      </w:r>
+    </w:p>
+    <w:p>
+      <w:pPr>
         <w:spacing w:line="240" w:lineRule="auto"/>
         <w:ind w:firstLineChars="0" w:firstLine="0"/>
-        <w:jc w:val="left"/>
-      </w:pPr>
-    </w:p>
-    <w:p>
-      <w:pPr>
-        <w:widowControl/>
+        <w:rPr>
+          <w:sz w:val="16"/>
+          <w:szCs w:val="11"/>
+        </w:rPr>
+      </w:pPr>
+      <w:r>
+        <w:rPr>
+          <w:sz w:val="16"/>
+          <w:szCs w:val="11"/>
+        </w:rPr>
+        <w:t>[5] 2019. PyTorch. https://github.com/pytorch/pytorch.</w:t>
+      </w:r>
+    </w:p>
+    <w:p>
+      <w:pPr>
         <w:spacing w:line="240" w:lineRule="auto"/>
         <w:ind w:firstLineChars="0" w:firstLine="0"/>
-        <w:jc w:val="left"/>
-      </w:pPr>
-    </w:p>
-    <w:p>
-      <w:pPr>
-        <w:widowControl/>
+        <w:rPr>
+          <w:sz w:val="16"/>
+          <w:szCs w:val="11"/>
+        </w:rPr>
+      </w:pPr>
+      <w:r>
+        <w:rPr>
+          <w:sz w:val="16"/>
+          <w:szCs w:val="11"/>
+        </w:rPr>
+        <w:t xml:space="preserve">[6] 2019. PyTorch DDP. https://pytorch.org/docs/stable/_modules/torch/ </w:t>
+      </w:r>
+      <w:proofErr w:type="spellStart"/>
+      <w:r>
+        <w:rPr>
+          <w:sz w:val="16"/>
+          <w:szCs w:val="11"/>
+        </w:rPr>
+        <w:t>nn</w:t>
+      </w:r>
+      <w:proofErr w:type="spellEnd"/>
+      <w:r>
+        <w:rPr>
+          <w:sz w:val="16"/>
+          <w:szCs w:val="11"/>
+        </w:rPr>
+        <w:t>/parallel/distributed.html.</w:t>
+      </w:r>
+    </w:p>
+    <w:p>
+      <w:pPr>
         <w:spacing w:line="240" w:lineRule="auto"/>
         <w:ind w:firstLineChars="0" w:firstLine="0"/>
-        <w:jc w:val="left"/>
-      </w:pPr>
-    </w:p>
-    <w:p>
-      <w:pPr>
-        <w:widowControl/>
+        <w:rPr>
+          <w:sz w:val="16"/>
+          <w:szCs w:val="11"/>
+        </w:rPr>
+      </w:pPr>
+      <w:r>
+        <w:rPr>
+          <w:sz w:val="16"/>
+          <w:szCs w:val="11"/>
+        </w:rPr>
+        <w:t>[7] 2019. VGG-16 target accuracy using Caffe model. https://gist.github. com/</w:t>
+      </w:r>
+      <w:proofErr w:type="spellStart"/>
+      <w:r>
+        <w:rPr>
+          <w:sz w:val="16"/>
+          <w:szCs w:val="11"/>
+        </w:rPr>
+        <w:t>ksimonyan</w:t>
+      </w:r>
+      <w:proofErr w:type="spellEnd"/>
+      <w:r>
+        <w:rPr>
+          <w:sz w:val="16"/>
+          <w:szCs w:val="11"/>
+        </w:rPr>
+        <w:t>/211839e770f7b538e2d8#gistcomment- 1403727.</w:t>
+      </w:r>
+    </w:p>
+    <w:p>
+      <w:pPr>
         <w:spacing w:line="240" w:lineRule="auto"/>
         <w:ind w:firstLineChars="0" w:firstLine="0"/>
-        <w:jc w:val="left"/>
-      </w:pPr>
-    </w:p>
-    <w:p>
-      <w:pPr>
-        <w:widowControl/>
+        <w:rPr>
+          <w:sz w:val="16"/>
+          <w:szCs w:val="11"/>
+        </w:rPr>
+      </w:pPr>
+      <w:r>
+        <w:rPr>
+          <w:sz w:val="16"/>
+          <w:szCs w:val="11"/>
+        </w:rPr>
+        <w:t xml:space="preserve">[8] Martín Abadi, Paul Barham, Jianmin Chen, </w:t>
+      </w:r>
+      <w:proofErr w:type="spellStart"/>
+      <w:r>
+        <w:rPr>
+          <w:sz w:val="16"/>
+          <w:szCs w:val="11"/>
+        </w:rPr>
+        <w:t>Zhifeng</w:t>
+      </w:r>
+      <w:proofErr w:type="spellEnd"/>
+      <w:r>
+        <w:rPr>
+          <w:sz w:val="16"/>
+          <w:szCs w:val="11"/>
+        </w:rPr>
+        <w:t xml:space="preserve"> Chen, Andy Davis, Jeffrey Dean, Matthieu Devin, Sanjay Ghemawat, Geoffrey Irving, Michael Isard, Manjunath </w:t>
+      </w:r>
+      <w:proofErr w:type="spellStart"/>
+      <w:r>
+        <w:rPr>
+          <w:sz w:val="16"/>
+          <w:szCs w:val="11"/>
+        </w:rPr>
+        <w:t>Kudlur</w:t>
+      </w:r>
+      <w:proofErr w:type="spellEnd"/>
+      <w:r>
+        <w:rPr>
+          <w:sz w:val="16"/>
+          <w:szCs w:val="11"/>
+        </w:rPr>
+        <w:t xml:space="preserve">, Josh Levenberg, Rajat Monga, Sherry Moore, Derek G. Murray, Benoit Steiner, Paul Tucker, Vijay Vasudevan, Pete Warden, Martin Wicke, Yuan Yu, and </w:t>
+      </w:r>
+      <w:proofErr w:type="spellStart"/>
+      <w:r>
+        <w:rPr>
+          <w:sz w:val="16"/>
+          <w:szCs w:val="11"/>
+        </w:rPr>
+        <w:t>Xiaoqiang</w:t>
+      </w:r>
+      <w:proofErr w:type="spellEnd"/>
+      <w:r>
+        <w:rPr>
+          <w:sz w:val="16"/>
+          <w:szCs w:val="11"/>
+        </w:rPr>
+        <w:t xml:space="preserve"> Zheng. 2016. Ten- </w:t>
+      </w:r>
+      <w:proofErr w:type="spellStart"/>
+      <w:r>
+        <w:rPr>
+          <w:sz w:val="16"/>
+          <w:szCs w:val="11"/>
+        </w:rPr>
+        <w:t>sorFlow</w:t>
+      </w:r>
+      <w:proofErr w:type="spellEnd"/>
+      <w:r>
+        <w:rPr>
+          <w:sz w:val="16"/>
+          <w:szCs w:val="11"/>
+        </w:rPr>
+        <w:t>: A System for Large-Scale Machine Learning. In 12th USENIX Symposium on Operating Systems Design and Implementation (OSDI 16).GA,265–283. https://www.tensorflow.org/</w:t>
+      </w:r>
+    </w:p>
+    <w:p>
+      <w:pPr>
         <w:spacing w:line="240" w:lineRule="auto"/>
         <w:ind w:firstLineChars="0" w:firstLine="0"/>
-        <w:jc w:val="left"/>
-      </w:pPr>
-    </w:p>
-    <w:p>
-      <w:pPr>
-        <w:widowControl/>
+        <w:rPr>
+          <w:sz w:val="16"/>
+          <w:szCs w:val="11"/>
+        </w:rPr>
+      </w:pPr>
+      <w:r>
+        <w:rPr>
+          <w:sz w:val="16"/>
+          <w:szCs w:val="11"/>
+        </w:rPr>
+        <w:t xml:space="preserve">[9] Baidu Inc. 2017. Bringing HPC Techniques to Deep Learning. http: //research.baidu.com/bringing- </w:t>
+      </w:r>
+      <w:proofErr w:type="spellStart"/>
+      <w:r>
+        <w:rPr>
+          <w:sz w:val="16"/>
+          <w:szCs w:val="11"/>
+        </w:rPr>
+        <w:t>hpc</w:t>
+      </w:r>
+      <w:proofErr w:type="spellEnd"/>
+      <w:r>
+        <w:rPr>
+          <w:sz w:val="16"/>
+          <w:szCs w:val="11"/>
+        </w:rPr>
+        <w:t>- techniques- deep- learning/</w:t>
+      </w:r>
+    </w:p>
+    <w:p>
+      <w:pPr>
         <w:spacing w:line="240" w:lineRule="auto"/>
         <w:ind w:firstLineChars="0" w:firstLine="0"/>
-        <w:jc w:val="left"/>
-      </w:pPr>
-    </w:p>
-    <w:p>
-      <w:pPr>
-        <w:widowControl/>
+        <w:rPr>
+          <w:sz w:val="16"/>
+          <w:szCs w:val="11"/>
+        </w:rPr>
+      </w:pPr>
+      <w:r>
+        <w:rPr>
+          <w:sz w:val="16"/>
+          <w:szCs w:val="11"/>
+        </w:rPr>
+        <w:t xml:space="preserve">[10] Léon </w:t>
+      </w:r>
+      <w:proofErr w:type="spellStart"/>
+      <w:r>
+        <w:rPr>
+          <w:sz w:val="16"/>
+          <w:szCs w:val="11"/>
+        </w:rPr>
+        <w:t>Bottou</w:t>
+      </w:r>
+      <w:proofErr w:type="spellEnd"/>
+      <w:r>
+        <w:rPr>
+          <w:sz w:val="16"/>
+          <w:szCs w:val="11"/>
+        </w:rPr>
+        <w:t xml:space="preserve"> and Olivier Bousquet. 2008. The Tradeoffs of </w:t>
+      </w:r>
+      <w:proofErr w:type="gramStart"/>
+      <w:r>
+        <w:rPr>
+          <w:sz w:val="16"/>
+          <w:szCs w:val="11"/>
+        </w:rPr>
+        <w:t>Large Scale</w:t>
+      </w:r>
+      <w:proofErr w:type="gramEnd"/>
+      <w:r>
+        <w:rPr>
+          <w:sz w:val="16"/>
+          <w:szCs w:val="11"/>
+        </w:rPr>
+        <w:t xml:space="preserve"> Learning. In Advances in Neural Information Processing Systems. 161– 168.</w:t>
+      </w:r>
+    </w:p>
+    <w:p>
+      <w:pPr>
         <w:spacing w:line="240" w:lineRule="auto"/>
         <w:ind w:firstLineChars="0" w:firstLine="0"/>
-        <w:jc w:val="left"/>
-      </w:pPr>
-    </w:p>
-    <w:p>
-      <w:pPr>
-        <w:widowControl/>
+        <w:rPr>
+          <w:sz w:val="16"/>
+          <w:szCs w:val="11"/>
+        </w:rPr>
+      </w:pPr>
+      <w:r>
+        <w:rPr>
+          <w:sz w:val="16"/>
+          <w:szCs w:val="11"/>
+        </w:rPr>
+        <w:t xml:space="preserve">[11] David L Chen and William B Dolan. 2011. Collecting Highly Parallel Data for Paraphrase Evaluation. In Proceedings of the 49th Annual Meet- </w:t>
+      </w:r>
+      <w:proofErr w:type="spellStart"/>
+      <w:r>
+        <w:rPr>
+          <w:sz w:val="16"/>
+          <w:szCs w:val="11"/>
+        </w:rPr>
+        <w:t>ing</w:t>
+      </w:r>
+      <w:proofErr w:type="spellEnd"/>
+      <w:r>
+        <w:rPr>
+          <w:sz w:val="16"/>
+          <w:szCs w:val="11"/>
+        </w:rPr>
+        <w:t xml:space="preserve"> of the Association for Computational Linguistics: Human Language Technologies-Volume 1. Association for Computational Linguistics, 190– 200.</w:t>
+      </w:r>
+    </w:p>
+    <w:p>
+      <w:pPr>
         <w:spacing w:line="240" w:lineRule="auto"/>
         <w:ind w:firstLineChars="0" w:firstLine="0"/>
-        <w:jc w:val="left"/>
-      </w:pPr>
-    </w:p>
-    <w:p>
-      <w:pPr>
-        <w:widowControl/>
+        <w:rPr>
+          <w:sz w:val="16"/>
+          <w:szCs w:val="11"/>
+        </w:rPr>
+      </w:pPr>
+      <w:r>
+        <w:rPr>
+          <w:sz w:val="16"/>
+          <w:szCs w:val="11"/>
+        </w:rPr>
+        <w:t xml:space="preserve">[12] Jianmin Chen, </w:t>
+      </w:r>
+      <w:proofErr w:type="spellStart"/>
+      <w:r>
+        <w:rPr>
+          <w:sz w:val="16"/>
+          <w:szCs w:val="11"/>
+        </w:rPr>
+        <w:t>Xinghao</w:t>
+      </w:r>
+      <w:proofErr w:type="spellEnd"/>
+      <w:r>
+        <w:rPr>
+          <w:sz w:val="16"/>
+          <w:szCs w:val="11"/>
+        </w:rPr>
+        <w:t xml:space="preserve"> Pan, Rajat Monga, Samy Bengio, and Rafal Jozefowicz. 2016. Revisiting Distributed Synchronous SGD. </w:t>
+      </w:r>
+      <w:proofErr w:type="spellStart"/>
+      <w:r>
+        <w:rPr>
+          <w:sz w:val="16"/>
+          <w:szCs w:val="11"/>
+        </w:rPr>
+        <w:t>arXiv</w:t>
+      </w:r>
+      <w:proofErr w:type="spellEnd"/>
+      <w:r>
+        <w:rPr>
+          <w:sz w:val="16"/>
+          <w:szCs w:val="11"/>
+        </w:rPr>
+        <w:t xml:space="preserve"> preprint arXiv:1604.00981 (2016).</w:t>
+      </w:r>
+    </w:p>
+    <w:p>
+      <w:pPr>
         <w:spacing w:line="240" w:lineRule="auto"/>
         <w:ind w:firstLineChars="0" w:firstLine="0"/>
-        <w:jc w:val="left"/>
-      </w:pPr>
-    </w:p>
-    <w:p>
-      <w:pPr>
-        <w:widowControl/>
+        <w:rPr>
+          <w:sz w:val="16"/>
+          <w:szCs w:val="11"/>
+        </w:rPr>
+      </w:pPr>
+      <w:r>
+        <w:rPr>
+          <w:sz w:val="16"/>
+          <w:szCs w:val="11"/>
+        </w:rPr>
+        <w:t xml:space="preserve">[13] Tianqi Chen, Mu Li, </w:t>
+      </w:r>
+      <w:proofErr w:type="spellStart"/>
+      <w:r>
+        <w:rPr>
+          <w:sz w:val="16"/>
+          <w:szCs w:val="11"/>
+        </w:rPr>
+        <w:t>Yutian</w:t>
+      </w:r>
+      <w:proofErr w:type="spellEnd"/>
+      <w:r>
+        <w:rPr>
+          <w:sz w:val="16"/>
+          <w:szCs w:val="11"/>
+        </w:rPr>
+        <w:t xml:space="preserve"> Li, Min Lin, </w:t>
+      </w:r>
+      <w:proofErr w:type="spellStart"/>
+      <w:r>
+        <w:rPr>
+          <w:sz w:val="16"/>
+          <w:szCs w:val="11"/>
+        </w:rPr>
+        <w:t>Naiyan</w:t>
+      </w:r>
+      <w:proofErr w:type="spellEnd"/>
+      <w:r>
+        <w:rPr>
+          <w:sz w:val="16"/>
+          <w:szCs w:val="11"/>
+        </w:rPr>
+        <w:t xml:space="preserve"> Wang, </w:t>
+      </w:r>
+      <w:proofErr w:type="spellStart"/>
+      <w:r>
+        <w:rPr>
+          <w:sz w:val="16"/>
+          <w:szCs w:val="11"/>
+        </w:rPr>
+        <w:t>Minjie</w:t>
+      </w:r>
+      <w:proofErr w:type="spellEnd"/>
+      <w:r>
+        <w:rPr>
+          <w:sz w:val="16"/>
+          <w:szCs w:val="11"/>
+        </w:rPr>
+        <w:t xml:space="preserve"> Wang, </w:t>
+      </w:r>
+      <w:proofErr w:type="spellStart"/>
+      <w:r>
+        <w:rPr>
+          <w:sz w:val="16"/>
+          <w:szCs w:val="11"/>
+        </w:rPr>
+        <w:t>Tianjun</w:t>
+      </w:r>
+      <w:proofErr w:type="spellEnd"/>
+      <w:r>
+        <w:rPr>
+          <w:sz w:val="16"/>
+          <w:szCs w:val="11"/>
+        </w:rPr>
+        <w:t xml:space="preserve"> Xiao, Bing Xu, </w:t>
+      </w:r>
+      <w:proofErr w:type="spellStart"/>
+      <w:r>
+        <w:rPr>
+          <w:sz w:val="16"/>
+          <w:szCs w:val="11"/>
+        </w:rPr>
+        <w:t>Chiyuan</w:t>
+      </w:r>
+      <w:proofErr w:type="spellEnd"/>
+      <w:r>
+        <w:rPr>
+          <w:sz w:val="16"/>
+          <w:szCs w:val="11"/>
+        </w:rPr>
+        <w:t xml:space="preserve"> Zhang, and Zheng Zhang. 2015. </w:t>
+      </w:r>
+      <w:proofErr w:type="spellStart"/>
+      <w:r>
+        <w:rPr>
+          <w:sz w:val="16"/>
+          <w:szCs w:val="11"/>
+        </w:rPr>
+        <w:t>MXNet</w:t>
+      </w:r>
+      <w:proofErr w:type="spellEnd"/>
+      <w:r>
+        <w:rPr>
+          <w:sz w:val="16"/>
+          <w:szCs w:val="11"/>
+        </w:rPr>
+        <w:t xml:space="preserve">: A Flexible and Efficient Machine Learning Library for Het- </w:t>
+      </w:r>
+      <w:proofErr w:type="spellStart"/>
+      <w:r>
+        <w:rPr>
+          <w:sz w:val="16"/>
+          <w:szCs w:val="11"/>
+        </w:rPr>
+        <w:t>erogeneous</w:t>
+      </w:r>
+      <w:proofErr w:type="spellEnd"/>
+      <w:r>
+        <w:rPr>
+          <w:sz w:val="16"/>
+          <w:szCs w:val="11"/>
+        </w:rPr>
+        <w:t xml:space="preserve"> Distributed Systems. </w:t>
+      </w:r>
+      <w:proofErr w:type="spellStart"/>
+      <w:r>
+        <w:rPr>
+          <w:sz w:val="16"/>
+          <w:szCs w:val="11"/>
+        </w:rPr>
+        <w:t>CoRR</w:t>
+      </w:r>
+      <w:proofErr w:type="spellEnd"/>
+      <w:r>
+        <w:rPr>
+          <w:sz w:val="16"/>
+          <w:szCs w:val="11"/>
+        </w:rPr>
+        <w:t xml:space="preserve"> abs/1512.01274 (2015). http: //arxiv.org/abs/1512.01274</w:t>
+      </w:r>
+    </w:p>
+    <w:p>
+      <w:pPr>
         <w:spacing w:line="240" w:lineRule="auto"/>
         <w:ind w:firstLineChars="0" w:firstLine="0"/>
-        <w:jc w:val="left"/>
-      </w:pPr>
-    </w:p>
-    <w:p>
-      <w:pPr>
-        <w:widowControl/>
+        <w:rPr>
+          <w:sz w:val="16"/>
+          <w:szCs w:val="11"/>
+        </w:rPr>
+      </w:pPr>
+      <w:r>
+        <w:rPr>
+          <w:sz w:val="16"/>
+          <w:szCs w:val="11"/>
+        </w:rPr>
+        <w:t xml:space="preserve">[14] Tianqi Chen, Bing Xu, </w:t>
+      </w:r>
+      <w:proofErr w:type="spellStart"/>
+      <w:r>
+        <w:rPr>
+          <w:sz w:val="16"/>
+          <w:szCs w:val="11"/>
+        </w:rPr>
+        <w:t>Chiyuan</w:t>
+      </w:r>
+      <w:proofErr w:type="spellEnd"/>
+      <w:r>
+        <w:rPr>
+          <w:sz w:val="16"/>
+          <w:szCs w:val="11"/>
+        </w:rPr>
+        <w:t xml:space="preserve"> Zhang, and Carlos </w:t>
+      </w:r>
+      <w:proofErr w:type="spellStart"/>
+      <w:r>
+        <w:rPr>
+          <w:sz w:val="16"/>
+          <w:szCs w:val="11"/>
+        </w:rPr>
+        <w:t>Guestrin</w:t>
+      </w:r>
+      <w:proofErr w:type="spellEnd"/>
+      <w:r>
+        <w:rPr>
+          <w:sz w:val="16"/>
+          <w:szCs w:val="11"/>
+        </w:rPr>
+        <w:t xml:space="preserve">. 2016. Training Deep Nets with Sublinear Memory Cost. </w:t>
+      </w:r>
+      <w:proofErr w:type="spellStart"/>
+      <w:r>
+        <w:rPr>
+          <w:sz w:val="16"/>
+          <w:szCs w:val="11"/>
+        </w:rPr>
+        <w:t>arXiv</w:t>
+      </w:r>
+      <w:proofErr w:type="spellEnd"/>
+      <w:r>
+        <w:rPr>
+          <w:sz w:val="16"/>
+          <w:szCs w:val="11"/>
+        </w:rPr>
+        <w:t xml:space="preserve"> preprint arXiv:1604.06174 (2016).</w:t>
+      </w:r>
+    </w:p>
+    <w:p>
+      <w:pPr>
         <w:spacing w:line="240" w:lineRule="auto"/>
         <w:ind w:firstLineChars="0" w:firstLine="0"/>
-        <w:jc w:val="left"/>
-      </w:pPr>
-    </w:p>
-    <w:p>
-      <w:pPr>
-        <w:widowControl/>
+        <w:rPr>
+          <w:sz w:val="16"/>
+          <w:szCs w:val="11"/>
+        </w:rPr>
+      </w:pPr>
+      <w:r>
+        <w:rPr>
+          <w:sz w:val="16"/>
+          <w:szCs w:val="11"/>
+        </w:rPr>
+        <w:t xml:space="preserve">[15] Xie Chen, Adam Eversole, Gang Li, Dong Yu, and Frank Seide. 2012. Pipelined Back-Propagation for Context-dependent Deep Neural Net- works. In </w:t>
+      </w:r>
+      <w:proofErr w:type="spellStart"/>
+      <w:r>
+        <w:rPr>
+          <w:sz w:val="16"/>
+          <w:szCs w:val="11"/>
+        </w:rPr>
+        <w:t>Interspeech</w:t>
+      </w:r>
+      <w:proofErr w:type="spellEnd"/>
+      <w:r>
+        <w:rPr>
+          <w:sz w:val="16"/>
+          <w:szCs w:val="11"/>
+        </w:rPr>
+        <w:t>.</w:t>
+      </w:r>
+    </w:p>
+    <w:p>
+      <w:pPr>
         <w:spacing w:line="240" w:lineRule="auto"/>
         <w:ind w:firstLineChars="0" w:firstLine="0"/>
-        <w:jc w:val="left"/>
-      </w:pPr>
-    </w:p>
-    <w:p>
-      <w:pPr>
-        <w:widowControl/>
+        <w:rPr>
+          <w:sz w:val="16"/>
+          <w:szCs w:val="11"/>
+        </w:rPr>
+      </w:pPr>
+      <w:r>
+        <w:rPr>
+          <w:sz w:val="16"/>
+          <w:szCs w:val="11"/>
+        </w:rPr>
+        <w:t xml:space="preserve">[16] Trishul M </w:t>
+      </w:r>
+      <w:proofErr w:type="spellStart"/>
+      <w:r>
+        <w:rPr>
+          <w:sz w:val="16"/>
+          <w:szCs w:val="11"/>
+        </w:rPr>
+        <w:t>Chilimbi</w:t>
+      </w:r>
+      <w:proofErr w:type="spellEnd"/>
+      <w:r>
+        <w:rPr>
+          <w:sz w:val="16"/>
+          <w:szCs w:val="11"/>
+        </w:rPr>
+        <w:t xml:space="preserve">, Yutaka Suzue, Johnson Apacible, and Karthik Kalyanaraman. 2014. Project Adam: Building an Efficient and </w:t>
+      </w:r>
+      <w:proofErr w:type="spellStart"/>
+      <w:r>
+        <w:rPr>
+          <w:sz w:val="16"/>
+          <w:szCs w:val="11"/>
+        </w:rPr>
+        <w:t>Scal</w:t>
+      </w:r>
+      <w:proofErr w:type="spellEnd"/>
+      <w:r>
+        <w:rPr>
+          <w:sz w:val="16"/>
+          <w:szCs w:val="11"/>
+        </w:rPr>
+        <w:t xml:space="preserve">- able Deep Learning Training </w:t>
+      </w:r>
+      <w:proofErr w:type="gramStart"/>
+      <w:r>
+        <w:rPr>
+          <w:sz w:val="16"/>
+          <w:szCs w:val="11"/>
+        </w:rPr>
+        <w:t>System..</w:t>
+      </w:r>
+      <w:proofErr w:type="gramEnd"/>
+      <w:r>
+        <w:rPr>
+          <w:sz w:val="16"/>
+          <w:szCs w:val="11"/>
+        </w:rPr>
+        <w:t xml:space="preserve"> In 11th USENIX Symposium on Operating Systems Design and Implementation (OSDI ’14), Vol. 14. 571–582.</w:t>
+      </w:r>
+    </w:p>
+    <w:p>
+      <w:pPr>
         <w:spacing w:line="240" w:lineRule="auto"/>
         <w:ind w:firstLineChars="0" w:firstLine="0"/>
-        <w:jc w:val="left"/>
-      </w:pPr>
-    </w:p>
-    <w:p>
-      <w:pPr>
-        <w:widowControl/>
+        <w:rPr>
+          <w:sz w:val="16"/>
+          <w:szCs w:val="11"/>
+        </w:rPr>
+      </w:pPr>
+      <w:r>
+        <w:rPr>
+          <w:sz w:val="16"/>
+          <w:szCs w:val="11"/>
+        </w:rPr>
+        <w:t xml:space="preserve">[17] Cody Coleman, Daniel Kang, Deepak Narayanan, Luigi Nardi, Tian Zhao, Jian Zhang, Peter Bailis, Kunle Olukotun, Chris </w:t>
+      </w:r>
+      <w:proofErr w:type="spellStart"/>
+      <w:r>
+        <w:rPr>
+          <w:sz w:val="16"/>
+          <w:szCs w:val="11"/>
+        </w:rPr>
+        <w:t>Ré</w:t>
+      </w:r>
+      <w:proofErr w:type="spellEnd"/>
+      <w:r>
+        <w:rPr>
+          <w:sz w:val="16"/>
+          <w:szCs w:val="11"/>
+        </w:rPr>
+        <w:t xml:space="preserve">, and Matei Zaharia. 2019. Analysis of </w:t>
+      </w:r>
+      <w:proofErr w:type="spellStart"/>
+      <w:r>
+        <w:rPr>
+          <w:sz w:val="16"/>
+          <w:szCs w:val="11"/>
+        </w:rPr>
+        <w:t>DAWNBench</w:t>
+      </w:r>
+      <w:proofErr w:type="spellEnd"/>
+      <w:r>
+        <w:rPr>
+          <w:sz w:val="16"/>
+          <w:szCs w:val="11"/>
+        </w:rPr>
+        <w:t>, a Time-to-Accuracy Machine Learning Performance Benchmark. ACM SIGOPS Operating Systems Review 53, 1 (2019), 14–25.</w:t>
+      </w:r>
+    </w:p>
+    <w:p>
+      <w:pPr>
         <w:spacing w:line="240" w:lineRule="auto"/>
         <w:ind w:firstLineChars="0" w:firstLine="0"/>
-        <w:jc w:val="left"/>
-      </w:pPr>
-    </w:p>
-    <w:p>
-      <w:pPr>
-        <w:widowControl/>
+        <w:rPr>
+          <w:sz w:val="16"/>
+          <w:szCs w:val="11"/>
+        </w:rPr>
+      </w:pPr>
+      <w:r>
+        <w:rPr>
+          <w:sz w:val="16"/>
+          <w:szCs w:val="11"/>
+        </w:rPr>
+        <w:t xml:space="preserve">[18] Cody Coleman, Deepak Narayanan, Daniel Kang, Tian Zhao, Jian Zhang, Luigi Nardi, Peter Bailis, Kunle Olukotun, Chris </w:t>
+      </w:r>
+      <w:proofErr w:type="spellStart"/>
+      <w:r>
+        <w:rPr>
+          <w:sz w:val="16"/>
+          <w:szCs w:val="11"/>
+        </w:rPr>
+        <w:t>Ré</w:t>
+      </w:r>
+      <w:proofErr w:type="spellEnd"/>
+      <w:r>
+        <w:rPr>
+          <w:sz w:val="16"/>
+          <w:szCs w:val="11"/>
+        </w:rPr>
+        <w:t xml:space="preserve">, and Matei Zaharia. 2017. </w:t>
+      </w:r>
+      <w:proofErr w:type="spellStart"/>
+      <w:r>
+        <w:rPr>
+          <w:sz w:val="16"/>
+          <w:szCs w:val="11"/>
+        </w:rPr>
+        <w:t>DAWNBench</w:t>
+      </w:r>
+      <w:proofErr w:type="spellEnd"/>
+      <w:r>
+        <w:rPr>
+          <w:sz w:val="16"/>
+          <w:szCs w:val="11"/>
+        </w:rPr>
+        <w:t>: An End-to-End Deep Learning Bench- mark and Competition. NIPS ML Systems Workshop (2017).</w:t>
+      </w:r>
+    </w:p>
+    <w:p>
+      <w:pPr>
         <w:spacing w:line="240" w:lineRule="auto"/>
         <w:ind w:firstLineChars="0" w:firstLine="0"/>
-        <w:jc w:val="left"/>
-      </w:pPr>
-    </w:p>
-    <w:p>
-      <w:pPr>
-        <w:widowControl/>
+        <w:rPr>
+          <w:sz w:val="16"/>
+          <w:szCs w:val="11"/>
+        </w:rPr>
+      </w:pPr>
+      <w:r>
+        <w:rPr>
+          <w:sz w:val="16"/>
+          <w:szCs w:val="11"/>
+        </w:rPr>
+        <w:t xml:space="preserve">[19] </w:t>
+      </w:r>
+      <w:proofErr w:type="spellStart"/>
+      <w:r>
+        <w:rPr>
+          <w:sz w:val="16"/>
+          <w:szCs w:val="11"/>
+        </w:rPr>
+        <w:t>Henggang</w:t>
+      </w:r>
+      <w:proofErr w:type="spellEnd"/>
+      <w:r>
+        <w:rPr>
+          <w:sz w:val="16"/>
+          <w:szCs w:val="11"/>
+        </w:rPr>
+        <w:t xml:space="preserve"> Cui, James </w:t>
+      </w:r>
+      <w:proofErr w:type="spellStart"/>
+      <w:r>
+        <w:rPr>
+          <w:sz w:val="16"/>
+          <w:szCs w:val="11"/>
+        </w:rPr>
+        <w:t>Cipar</w:t>
+      </w:r>
+      <w:proofErr w:type="spellEnd"/>
+      <w:r>
+        <w:rPr>
+          <w:sz w:val="16"/>
+          <w:szCs w:val="11"/>
+        </w:rPr>
+        <w:t xml:space="preserve">, </w:t>
+      </w:r>
+      <w:proofErr w:type="spellStart"/>
+      <w:r>
+        <w:rPr>
+          <w:sz w:val="16"/>
+          <w:szCs w:val="11"/>
+        </w:rPr>
+        <w:t>Qirong</w:t>
+      </w:r>
+      <w:proofErr w:type="spellEnd"/>
+      <w:r>
+        <w:rPr>
+          <w:sz w:val="16"/>
+          <w:szCs w:val="11"/>
+        </w:rPr>
+        <w:t xml:space="preserve"> Ho, Jin Kyu Kim, </w:t>
+      </w:r>
+      <w:proofErr w:type="spellStart"/>
+      <w:r>
+        <w:rPr>
+          <w:sz w:val="16"/>
+          <w:szCs w:val="11"/>
+        </w:rPr>
+        <w:t>Seunghak</w:t>
+      </w:r>
+      <w:proofErr w:type="spellEnd"/>
+      <w:r>
+        <w:rPr>
+          <w:sz w:val="16"/>
+          <w:szCs w:val="11"/>
+        </w:rPr>
+        <w:t xml:space="preserve"> Lee, </w:t>
+      </w:r>
+      <w:proofErr w:type="spellStart"/>
+      <w:r>
+        <w:rPr>
+          <w:sz w:val="16"/>
+          <w:szCs w:val="11"/>
+        </w:rPr>
+        <w:t>Abhimanu</w:t>
+      </w:r>
+      <w:proofErr w:type="spellEnd"/>
+      <w:r>
+        <w:rPr>
+          <w:sz w:val="16"/>
+          <w:szCs w:val="11"/>
+        </w:rPr>
+        <w:t xml:space="preserve"> Kumar, Jinliang Wei, Wei Dai, Gregory R Ganger, Phillip B Gibbons, et al. 2014. Exploiting Bounded Staleness to Speed Up Big Data Analytics. In USENIX Annual Technical Conference. 37–48.</w:t>
+      </w:r>
+    </w:p>
+    <w:p>
+      <w:pPr>
         <w:spacing w:line="240" w:lineRule="auto"/>
         <w:ind w:firstLineChars="0" w:firstLine="0"/>
-        <w:jc w:val="left"/>
-      </w:pPr>
-    </w:p>
-    <w:p>
-      <w:pPr>
-        <w:widowControl/>
+        <w:rPr>
+          <w:sz w:val="16"/>
+          <w:szCs w:val="11"/>
+        </w:rPr>
+      </w:pPr>
+      <w:r>
+        <w:rPr>
+          <w:sz w:val="16"/>
+          <w:szCs w:val="11"/>
+        </w:rPr>
+        <w:lastRenderedPageBreak/>
+        <w:t xml:space="preserve">[20] </w:t>
+      </w:r>
+      <w:proofErr w:type="spellStart"/>
+      <w:r>
+        <w:rPr>
+          <w:sz w:val="16"/>
+          <w:szCs w:val="11"/>
+        </w:rPr>
+        <w:t>Henggang</w:t>
+      </w:r>
+      <w:proofErr w:type="spellEnd"/>
+      <w:r>
+        <w:rPr>
+          <w:sz w:val="16"/>
+          <w:szCs w:val="11"/>
+        </w:rPr>
+        <w:t xml:space="preserve"> Cui, Hao Zhang, Gregory R Ganger, Phillip B Gibbons, and Eric P Xing. 2016. </w:t>
+      </w:r>
+      <w:proofErr w:type="spellStart"/>
+      <w:r>
+        <w:rPr>
+          <w:sz w:val="16"/>
+          <w:szCs w:val="11"/>
+        </w:rPr>
+        <w:t>GeePS</w:t>
+      </w:r>
+      <w:proofErr w:type="spellEnd"/>
+      <w:r>
+        <w:rPr>
+          <w:sz w:val="16"/>
+          <w:szCs w:val="11"/>
+        </w:rPr>
+        <w:t>: Scalable Deep Learning on Distributed GPUs with a GPU-Specialized Parameter Server. In Proceedings of the Eleventh European Conference on Computer Systems. ACM, 4.</w:t>
+      </w:r>
+    </w:p>
+    <w:p>
+      <w:pPr>
         <w:spacing w:line="240" w:lineRule="auto"/>
         <w:ind w:firstLineChars="0" w:firstLine="0"/>
-        <w:jc w:val="left"/>
-      </w:pPr>
-    </w:p>
-    <w:p>
-      <w:pPr>
-        <w:widowControl/>
+        <w:rPr>
+          <w:sz w:val="16"/>
+          <w:szCs w:val="11"/>
+        </w:rPr>
+      </w:pPr>
+      <w:r>
+        <w:rPr>
+          <w:sz w:val="16"/>
+          <w:szCs w:val="11"/>
+        </w:rPr>
+        <w:t>[21] Jeffrey Dean, Greg Corrado, Rajat Monga, Kai Chen, Matthieu Devin, Mark Mao, Andrew Senior, Paul Tucker, Ke Yang, Quoc V Le, et al. 2012. Large Scale Distributed Deep Networks. In Advances in Neural Information Processing Systems. 1223–1231.</w:t>
+      </w:r>
+    </w:p>
+    <w:p>
+      <w:pPr>
         <w:spacing w:line="240" w:lineRule="auto"/>
         <w:ind w:firstLineChars="0" w:firstLine="0"/>
-        <w:jc w:val="left"/>
-      </w:pPr>
-    </w:p>
-    <w:p>
-      <w:pPr>
-        <w:widowControl/>
+        <w:rPr>
+          <w:sz w:val="16"/>
+          <w:szCs w:val="11"/>
+        </w:rPr>
+      </w:pPr>
+      <w:r>
+        <w:rPr>
+          <w:sz w:val="16"/>
+          <w:szCs w:val="11"/>
+        </w:rPr>
+        <w:t xml:space="preserve">[22] Michael </w:t>
+      </w:r>
+      <w:proofErr w:type="spellStart"/>
+      <w:r>
+        <w:rPr>
+          <w:sz w:val="16"/>
+          <w:szCs w:val="11"/>
+        </w:rPr>
+        <w:t>Denkowski</w:t>
+      </w:r>
+      <w:proofErr w:type="spellEnd"/>
+      <w:r>
+        <w:rPr>
+          <w:sz w:val="16"/>
+          <w:szCs w:val="11"/>
+        </w:rPr>
+        <w:t xml:space="preserve"> and Alon Lavie. 2014. Meteor Universal: Lan- </w:t>
+      </w:r>
+      <w:proofErr w:type="spellStart"/>
+      <w:r>
+        <w:rPr>
+          <w:sz w:val="16"/>
+          <w:szCs w:val="11"/>
+        </w:rPr>
+        <w:t>guage</w:t>
+      </w:r>
+      <w:proofErr w:type="spellEnd"/>
+      <w:r>
+        <w:rPr>
+          <w:sz w:val="16"/>
+          <w:szCs w:val="11"/>
+        </w:rPr>
+        <w:t xml:space="preserve"> Specific Translation Evaluation for Any Target Language. In Proceedings of the Ninth Workshop on Statistical Machine Translation. 376–380.</w:t>
+      </w:r>
+    </w:p>
+    <w:p>
+      <w:pPr>
         <w:spacing w:line="240" w:lineRule="auto"/>
         <w:ind w:firstLineChars="0" w:firstLine="0"/>
-        <w:jc w:val="left"/>
-      </w:pPr>
-    </w:p>
-    <w:p>
-      <w:pPr>
-        <w:widowControl/>
+        <w:rPr>
+          <w:sz w:val="16"/>
+          <w:szCs w:val="11"/>
+        </w:rPr>
+      </w:pPr>
+      <w:r>
+        <w:rPr>
+          <w:sz w:val="16"/>
+          <w:szCs w:val="11"/>
+        </w:rPr>
+        <w:t>[23] DGX-1 [n. d.]. NVIDIA DGX-1. data- center/</w:t>
+      </w:r>
+      <w:proofErr w:type="spellStart"/>
+      <w:r>
+        <w:rPr>
+          <w:sz w:val="16"/>
+          <w:szCs w:val="11"/>
+        </w:rPr>
+        <w:t>dgx</w:t>
+      </w:r>
+      <w:proofErr w:type="spellEnd"/>
+      <w:r>
+        <w:rPr>
+          <w:sz w:val="16"/>
+          <w:szCs w:val="11"/>
+        </w:rPr>
+        <w:t>- 1/.</w:t>
+      </w:r>
+    </w:p>
+    <w:p>
+      <w:pPr>
         <w:spacing w:line="240" w:lineRule="auto"/>
         <w:ind w:firstLineChars="0" w:firstLine="0"/>
-        <w:jc w:val="left"/>
-      </w:pPr>
-    </w:p>
-    <w:p>
-      <w:pPr>
-        <w:widowControl/>
+        <w:rPr>
+          <w:sz w:val="16"/>
+          <w:szCs w:val="11"/>
+        </w:rPr>
+      </w:pPr>
+      <w:r>
+        <w:rPr>
+          <w:sz w:val="16"/>
+          <w:szCs w:val="11"/>
+        </w:rPr>
+        <w:t>https://www.nvidia.com/en-us/</w:t>
+      </w:r>
+    </w:p>
+    <w:p>
+      <w:pPr>
         <w:spacing w:line="240" w:lineRule="auto"/>
         <w:ind w:firstLineChars="0" w:firstLine="0"/>
-        <w:jc w:val="left"/>
-      </w:pPr>
-    </w:p>
-    <w:p>
-      <w:pPr>
-        <w:widowControl/>
+        <w:rPr>
+          <w:sz w:val="16"/>
+          <w:szCs w:val="11"/>
+        </w:rPr>
+      </w:pPr>
+      <w:r>
+        <w:rPr>
+          <w:sz w:val="16"/>
+          <w:szCs w:val="11"/>
+        </w:rPr>
+        <w:t xml:space="preserve">[24] Priya Goyal, Piotr </w:t>
+      </w:r>
+      <w:proofErr w:type="spellStart"/>
+      <w:r>
+        <w:rPr>
+          <w:sz w:val="16"/>
+          <w:szCs w:val="11"/>
+        </w:rPr>
+        <w:t>Dollár</w:t>
+      </w:r>
+      <w:proofErr w:type="spellEnd"/>
+      <w:r>
+        <w:rPr>
+          <w:sz w:val="16"/>
+          <w:szCs w:val="11"/>
+        </w:rPr>
+        <w:t xml:space="preserve">, Ross </w:t>
+      </w:r>
+      <w:proofErr w:type="spellStart"/>
+      <w:r>
+        <w:rPr>
+          <w:sz w:val="16"/>
+          <w:szCs w:val="11"/>
+        </w:rPr>
+        <w:t>Girshick</w:t>
+      </w:r>
+      <w:proofErr w:type="spellEnd"/>
+      <w:r>
+        <w:rPr>
+          <w:sz w:val="16"/>
+          <w:szCs w:val="11"/>
+        </w:rPr>
+        <w:t xml:space="preserve">, Pieter </w:t>
+      </w:r>
+      <w:proofErr w:type="spellStart"/>
+      <w:r>
+        <w:rPr>
+          <w:sz w:val="16"/>
+          <w:szCs w:val="11"/>
+        </w:rPr>
+        <w:t>Noordhuis</w:t>
+      </w:r>
+      <w:proofErr w:type="spellEnd"/>
+      <w:r>
+        <w:rPr>
+          <w:sz w:val="16"/>
+          <w:szCs w:val="11"/>
+        </w:rPr>
+        <w:t xml:space="preserve">, Lukasz Wesolowski, Aapo </w:t>
+      </w:r>
+      <w:proofErr w:type="spellStart"/>
+      <w:r>
+        <w:rPr>
+          <w:sz w:val="16"/>
+          <w:szCs w:val="11"/>
+        </w:rPr>
+        <w:t>Kyrola</w:t>
+      </w:r>
+      <w:proofErr w:type="spellEnd"/>
+      <w:r>
+        <w:rPr>
+          <w:sz w:val="16"/>
+          <w:szCs w:val="11"/>
+        </w:rPr>
+        <w:t xml:space="preserve">, Andrew Tulloch, </w:t>
+      </w:r>
+      <w:proofErr w:type="spellStart"/>
+      <w:r>
+        <w:rPr>
+          <w:sz w:val="16"/>
+          <w:szCs w:val="11"/>
+        </w:rPr>
+        <w:t>Yangqing</w:t>
+      </w:r>
+      <w:proofErr w:type="spellEnd"/>
+      <w:r>
+        <w:rPr>
+          <w:sz w:val="16"/>
+          <w:szCs w:val="11"/>
+        </w:rPr>
+        <w:t xml:space="preserve"> Jia, and Kaiming He. 2017. Accurate, Large Minibatch SGD: Training ImageNet in 1 Hour. </w:t>
+      </w:r>
+      <w:proofErr w:type="spellStart"/>
+      <w:r>
+        <w:rPr>
+          <w:sz w:val="16"/>
+          <w:szCs w:val="11"/>
+        </w:rPr>
+        <w:t>arXiv</w:t>
+      </w:r>
+      <w:proofErr w:type="spellEnd"/>
+      <w:r>
+        <w:rPr>
+          <w:sz w:val="16"/>
+          <w:szCs w:val="11"/>
+        </w:rPr>
+        <w:t xml:space="preserve"> preprint arXiv:1706.02677 (2017).</w:t>
+      </w:r>
+    </w:p>
+    <w:p>
+      <w:pPr>
         <w:spacing w:line="240" w:lineRule="auto"/>
         <w:ind w:firstLineChars="0" w:firstLine="0"/>
-        <w:jc w:val="left"/>
-      </w:pPr>
-    </w:p>
-    <w:p>
-      <w:pPr>
-        <w:widowControl/>
+        <w:rPr>
+          <w:sz w:val="16"/>
+          <w:szCs w:val="11"/>
+        </w:rPr>
+      </w:pPr>
+      <w:r>
+        <w:rPr>
+          <w:sz w:val="16"/>
+          <w:szCs w:val="11"/>
+        </w:rPr>
+        <w:t xml:space="preserve">[25] Aaron </w:t>
+      </w:r>
+      <w:proofErr w:type="spellStart"/>
+      <w:r>
+        <w:rPr>
+          <w:sz w:val="16"/>
+          <w:szCs w:val="11"/>
+        </w:rPr>
+        <w:t>Harlap</w:t>
+      </w:r>
+      <w:proofErr w:type="spellEnd"/>
+      <w:r>
+        <w:rPr>
+          <w:sz w:val="16"/>
+          <w:szCs w:val="11"/>
+        </w:rPr>
+        <w:t xml:space="preserve">, Deepak Narayanan, Amar </w:t>
+      </w:r>
+      <w:proofErr w:type="spellStart"/>
+      <w:r>
+        <w:rPr>
+          <w:sz w:val="16"/>
+          <w:szCs w:val="11"/>
+        </w:rPr>
+        <w:t>Phanishayee</w:t>
+      </w:r>
+      <w:proofErr w:type="spellEnd"/>
+      <w:r>
+        <w:rPr>
+          <w:sz w:val="16"/>
+          <w:szCs w:val="11"/>
+        </w:rPr>
+        <w:t xml:space="preserve">, Vivek Seshadri, Nikhil </w:t>
+      </w:r>
+      <w:proofErr w:type="spellStart"/>
+      <w:r>
+        <w:rPr>
+          <w:sz w:val="16"/>
+          <w:szCs w:val="11"/>
+        </w:rPr>
+        <w:t>Devanur</w:t>
+      </w:r>
+      <w:proofErr w:type="spellEnd"/>
+      <w:r>
+        <w:rPr>
+          <w:sz w:val="16"/>
+          <w:szCs w:val="11"/>
+        </w:rPr>
+        <w:t xml:space="preserve">, Greg Ganger, and Phil Gibbons. 2018. </w:t>
+      </w:r>
+      <w:proofErr w:type="spellStart"/>
+      <w:r>
+        <w:rPr>
+          <w:sz w:val="16"/>
+          <w:szCs w:val="11"/>
+        </w:rPr>
+        <w:t>PipeDream</w:t>
+      </w:r>
+      <w:proofErr w:type="spellEnd"/>
+      <w:r>
+        <w:rPr>
+          <w:sz w:val="16"/>
+          <w:szCs w:val="11"/>
+        </w:rPr>
+        <w:t xml:space="preserve">: Fast and Efficient Pipeline Parallel DNN Training. </w:t>
+      </w:r>
+      <w:proofErr w:type="spellStart"/>
+      <w:r>
+        <w:rPr>
+          <w:sz w:val="16"/>
+          <w:szCs w:val="11"/>
+        </w:rPr>
+        <w:t>arXiv</w:t>
+      </w:r>
+      <w:proofErr w:type="spellEnd"/>
+      <w:r>
+        <w:rPr>
+          <w:sz w:val="16"/>
+          <w:szCs w:val="11"/>
+        </w:rPr>
+        <w:t xml:space="preserve"> preprint arXiv:1806.03377 (2018).</w:t>
+      </w:r>
+    </w:p>
+    <w:p>
+      <w:pPr>
         <w:spacing w:line="240" w:lineRule="auto"/>
         <w:ind w:firstLineChars="0" w:firstLine="0"/>
-        <w:jc w:val="left"/>
-      </w:pPr>
-    </w:p>
-    <w:p>
-      <w:pPr>
-        <w:widowControl/>
+        <w:rPr>
+          <w:sz w:val="16"/>
+          <w:szCs w:val="11"/>
+        </w:rPr>
+      </w:pPr>
+      <w:r>
+        <w:rPr>
+          <w:sz w:val="16"/>
+          <w:szCs w:val="11"/>
+        </w:rPr>
+        <w:t xml:space="preserve">[26] Kaiming He, </w:t>
+      </w:r>
+      <w:proofErr w:type="spellStart"/>
+      <w:r>
+        <w:rPr>
+          <w:sz w:val="16"/>
+          <w:szCs w:val="11"/>
+        </w:rPr>
+        <w:t>Xiangyu</w:t>
+      </w:r>
+      <w:proofErr w:type="spellEnd"/>
+      <w:r>
+        <w:rPr>
+          <w:sz w:val="16"/>
+          <w:szCs w:val="11"/>
+        </w:rPr>
+        <w:t xml:space="preserve"> Zhang, Shaoqing Ren, and Jian Sun. 2015. Deep Residual Learning for Image Recognition. </w:t>
+      </w:r>
+      <w:proofErr w:type="spellStart"/>
+      <w:r>
+        <w:rPr>
+          <w:sz w:val="16"/>
+          <w:szCs w:val="11"/>
+        </w:rPr>
+        <w:t>CoRR</w:t>
+      </w:r>
+      <w:proofErr w:type="spellEnd"/>
+      <w:r>
+        <w:rPr>
+          <w:sz w:val="16"/>
+          <w:szCs w:val="11"/>
+        </w:rPr>
+        <w:t xml:space="preserve"> abs/1512.03385 (2015). http://arxiv.org/abs/1512.03385</w:t>
+      </w:r>
+    </w:p>
+    <w:p>
+      <w:pPr>
         <w:spacing w:line="240" w:lineRule="auto"/>
         <w:ind w:firstLineChars="0" w:firstLine="0"/>
-        <w:jc w:val="left"/>
-      </w:pPr>
-    </w:p>
-    <w:p>
-      <w:pPr>
-        <w:widowControl/>
+        <w:rPr>
+          <w:sz w:val="16"/>
+          <w:szCs w:val="11"/>
+        </w:rPr>
+      </w:pPr>
+      <w:r>
+        <w:rPr>
+          <w:sz w:val="16"/>
+          <w:szCs w:val="11"/>
+        </w:rPr>
+        <w:t xml:space="preserve">[27] </w:t>
+      </w:r>
+      <w:proofErr w:type="spellStart"/>
+      <w:r>
+        <w:rPr>
+          <w:sz w:val="16"/>
+          <w:szCs w:val="11"/>
+        </w:rPr>
+        <w:t>Qirong</w:t>
+      </w:r>
+      <w:proofErr w:type="spellEnd"/>
+      <w:r>
+        <w:rPr>
+          <w:sz w:val="16"/>
+          <w:szCs w:val="11"/>
+        </w:rPr>
+        <w:t xml:space="preserve"> Ho, James </w:t>
+      </w:r>
+      <w:proofErr w:type="spellStart"/>
+      <w:r>
+        <w:rPr>
+          <w:sz w:val="16"/>
+          <w:szCs w:val="11"/>
+        </w:rPr>
+        <w:t>Cipar</w:t>
+      </w:r>
+      <w:proofErr w:type="spellEnd"/>
+      <w:r>
+        <w:rPr>
+          <w:sz w:val="16"/>
+          <w:szCs w:val="11"/>
+        </w:rPr>
+        <w:t xml:space="preserve">, </w:t>
+      </w:r>
+      <w:proofErr w:type="spellStart"/>
+      <w:r>
+        <w:rPr>
+          <w:sz w:val="16"/>
+          <w:szCs w:val="11"/>
+        </w:rPr>
+        <w:t>Henggang</w:t>
+      </w:r>
+      <w:proofErr w:type="spellEnd"/>
+      <w:r>
+        <w:rPr>
+          <w:sz w:val="16"/>
+          <w:szCs w:val="11"/>
+        </w:rPr>
+        <w:t xml:space="preserve"> Cui, </w:t>
+      </w:r>
+      <w:proofErr w:type="spellStart"/>
+      <w:r>
+        <w:rPr>
+          <w:sz w:val="16"/>
+          <w:szCs w:val="11"/>
+        </w:rPr>
+        <w:t>Seunghak</w:t>
+      </w:r>
+      <w:proofErr w:type="spellEnd"/>
+      <w:r>
+        <w:rPr>
+          <w:sz w:val="16"/>
+          <w:szCs w:val="11"/>
+        </w:rPr>
+        <w:t xml:space="preserve"> Lee, Jin Kyu Kim, Phillip B Gibbons, Garth A Gibson, Greg Ganger, and Eric P Xing. 2013. More Effective Distributed ML via a Stale Synchronous Parallel Parameter Server. In Advances in Neural Information Processing Systems. 1223–1231.</w:t>
+      </w:r>
+    </w:p>
+    <w:p>
+      <w:pPr>
         <w:spacing w:line="240" w:lineRule="auto"/>
         <w:ind w:firstLineChars="0" w:firstLine="0"/>
-        <w:jc w:val="left"/>
-      </w:pPr>
-    </w:p>
-    <w:p>
-      <w:pPr>
-        <w:widowControl/>
+        <w:rPr>
+          <w:sz w:val="16"/>
+          <w:szCs w:val="11"/>
+        </w:rPr>
+      </w:pPr>
+      <w:r>
+        <w:rPr>
+          <w:sz w:val="16"/>
+          <w:szCs w:val="11"/>
+        </w:rPr>
+        <w:t xml:space="preserve">[28] Yanping Huang, </w:t>
+      </w:r>
+      <w:proofErr w:type="spellStart"/>
+      <w:r>
+        <w:rPr>
+          <w:sz w:val="16"/>
+          <w:szCs w:val="11"/>
+        </w:rPr>
+        <w:t>Yonglong</w:t>
+      </w:r>
+      <w:proofErr w:type="spellEnd"/>
+      <w:r>
+        <w:rPr>
+          <w:sz w:val="16"/>
+          <w:szCs w:val="11"/>
+        </w:rPr>
+        <w:t xml:space="preserve"> Cheng, </w:t>
+      </w:r>
+      <w:proofErr w:type="spellStart"/>
+      <w:r>
+        <w:rPr>
+          <w:sz w:val="16"/>
+          <w:szCs w:val="11"/>
+        </w:rPr>
+        <w:t>Dehao</w:t>
+      </w:r>
+      <w:proofErr w:type="spellEnd"/>
+      <w:r>
+        <w:rPr>
+          <w:sz w:val="16"/>
+          <w:szCs w:val="11"/>
+        </w:rPr>
+        <w:t xml:space="preserve"> Chen, </w:t>
+      </w:r>
+      <w:proofErr w:type="spellStart"/>
+      <w:r>
+        <w:rPr>
+          <w:sz w:val="16"/>
+          <w:szCs w:val="11"/>
+        </w:rPr>
+        <w:t>HyoukJoong</w:t>
+      </w:r>
+      <w:proofErr w:type="spellEnd"/>
+      <w:r>
+        <w:rPr>
+          <w:sz w:val="16"/>
+          <w:szCs w:val="11"/>
+        </w:rPr>
+        <w:t xml:space="preserve"> Lee, Ji- </w:t>
+      </w:r>
+      <w:proofErr w:type="spellStart"/>
+      <w:r>
+        <w:rPr>
+          <w:sz w:val="16"/>
+          <w:szCs w:val="11"/>
+        </w:rPr>
+        <w:t>quan</w:t>
+      </w:r>
+      <w:proofErr w:type="spellEnd"/>
+      <w:r>
+        <w:rPr>
+          <w:sz w:val="16"/>
+          <w:szCs w:val="11"/>
+        </w:rPr>
+        <w:t xml:space="preserve"> Ngiam, Quoc V Le, and </w:t>
+      </w:r>
+      <w:proofErr w:type="spellStart"/>
+      <w:r>
+        <w:rPr>
+          <w:sz w:val="16"/>
+          <w:szCs w:val="11"/>
+        </w:rPr>
+        <w:t>Zhifeng</w:t>
+      </w:r>
+      <w:proofErr w:type="spellEnd"/>
+      <w:r>
+        <w:rPr>
+          <w:sz w:val="16"/>
+          <w:szCs w:val="11"/>
+        </w:rPr>
+        <w:t xml:space="preserve"> Chen. 2018. </w:t>
+      </w:r>
+      <w:proofErr w:type="spellStart"/>
+      <w:r>
+        <w:rPr>
+          <w:sz w:val="16"/>
+          <w:szCs w:val="11"/>
+        </w:rPr>
+        <w:t>GPipe</w:t>
+      </w:r>
+      <w:proofErr w:type="spellEnd"/>
+      <w:r>
+        <w:rPr>
+          <w:sz w:val="16"/>
+          <w:szCs w:val="11"/>
+        </w:rPr>
+        <w:t xml:space="preserve">: Efficient Training of Giant Neural Networks using Pipeline Parallelism. </w:t>
+      </w:r>
+      <w:proofErr w:type="spellStart"/>
+      <w:r>
+        <w:rPr>
+          <w:sz w:val="16"/>
+          <w:szCs w:val="11"/>
+        </w:rPr>
+        <w:t>arXiv</w:t>
+      </w:r>
+      <w:proofErr w:type="spellEnd"/>
+      <w:r>
+        <w:rPr>
+          <w:sz w:val="16"/>
+          <w:szCs w:val="11"/>
+        </w:rPr>
+        <w:t xml:space="preserve"> preprint arXiv:1811.06965 (2018).</w:t>
+      </w:r>
+    </w:p>
+    <w:p>
+      <w:pPr>
         <w:spacing w:line="240" w:lineRule="auto"/>
         <w:ind w:firstLineChars="0" w:firstLine="0"/>
-        <w:jc w:val="left"/>
-      </w:pPr>
-    </w:p>
-    <w:p>
-      <w:pPr>
-        <w:widowControl/>
+        <w:rPr>
+          <w:sz w:val="16"/>
+          <w:szCs w:val="11"/>
+        </w:rPr>
+      </w:pPr>
+      <w:r>
+        <w:rPr>
+          <w:sz w:val="16"/>
+          <w:szCs w:val="11"/>
+        </w:rPr>
+        <w:t xml:space="preserve">[29] </w:t>
+      </w:r>
+      <w:proofErr w:type="spellStart"/>
+      <w:r>
+        <w:rPr>
+          <w:sz w:val="16"/>
+          <w:szCs w:val="11"/>
+        </w:rPr>
+        <w:t>Zhouyuan</w:t>
+      </w:r>
+      <w:proofErr w:type="spellEnd"/>
+      <w:r>
+        <w:rPr>
+          <w:sz w:val="16"/>
+          <w:szCs w:val="11"/>
+        </w:rPr>
+        <w:t xml:space="preserve"> Huo, Bin Gu, Qian Yang, and Heng Huang. 2018. Decoupled Parallel Backpropagation with Convergence Guarantee. ICML-18, </w:t>
+      </w:r>
+      <w:proofErr w:type="spellStart"/>
+      <w:r>
+        <w:rPr>
+          <w:sz w:val="16"/>
+          <w:szCs w:val="11"/>
+        </w:rPr>
+        <w:t>arXiv</w:t>
+      </w:r>
+      <w:proofErr w:type="spellEnd"/>
+      <w:r>
+        <w:rPr>
+          <w:sz w:val="16"/>
+          <w:szCs w:val="11"/>
+        </w:rPr>
+        <w:t xml:space="preserve"> preprint arXiv:1804.10574 (2018).</w:t>
+      </w:r>
+    </w:p>
+    <w:p>
+      <w:pPr>
         <w:spacing w:line="240" w:lineRule="auto"/>
         <w:ind w:firstLineChars="0" w:firstLine="0"/>
-        <w:jc w:val="left"/>
-      </w:pPr>
-    </w:p>
-    <w:p>
-      <w:pPr>
-        <w:widowControl/>
+        <w:rPr>
+          <w:sz w:val="16"/>
+          <w:szCs w:val="11"/>
+        </w:rPr>
+      </w:pPr>
+      <w:r>
+        <w:rPr>
+          <w:sz w:val="16"/>
+          <w:szCs w:val="11"/>
+        </w:rPr>
+        <w:t xml:space="preserve">[30] Animesh Jain, Amar </w:t>
+      </w:r>
+      <w:proofErr w:type="spellStart"/>
+      <w:r>
+        <w:rPr>
+          <w:sz w:val="16"/>
+          <w:szCs w:val="11"/>
+        </w:rPr>
+        <w:t>Phanishayee</w:t>
+      </w:r>
+      <w:proofErr w:type="spellEnd"/>
+      <w:r>
+        <w:rPr>
+          <w:sz w:val="16"/>
+          <w:szCs w:val="11"/>
+        </w:rPr>
+        <w:t xml:space="preserve">, Jason Mars, </w:t>
+      </w:r>
+      <w:proofErr w:type="spellStart"/>
+      <w:r>
+        <w:rPr>
+          <w:sz w:val="16"/>
+          <w:szCs w:val="11"/>
+        </w:rPr>
+        <w:t>Lingjia</w:t>
+      </w:r>
+      <w:proofErr w:type="spellEnd"/>
+      <w:r>
+        <w:rPr>
+          <w:sz w:val="16"/>
+          <w:szCs w:val="11"/>
+        </w:rPr>
+        <w:t xml:space="preserve"> Tang, and Gen- </w:t>
+      </w:r>
+      <w:proofErr w:type="spellStart"/>
+      <w:r>
+        <w:rPr>
+          <w:sz w:val="16"/>
+          <w:szCs w:val="11"/>
+        </w:rPr>
+        <w:t>nady</w:t>
+      </w:r>
+      <w:proofErr w:type="spellEnd"/>
+      <w:r>
+        <w:rPr>
+          <w:sz w:val="16"/>
+          <w:szCs w:val="11"/>
+        </w:rPr>
+        <w:t xml:space="preserve"> </w:t>
+      </w:r>
+      <w:proofErr w:type="spellStart"/>
+      <w:r>
+        <w:rPr>
+          <w:sz w:val="16"/>
+          <w:szCs w:val="11"/>
+        </w:rPr>
+        <w:t>Pekhimenko</w:t>
+      </w:r>
+      <w:proofErr w:type="spellEnd"/>
+      <w:r>
+        <w:rPr>
+          <w:sz w:val="16"/>
+          <w:szCs w:val="11"/>
+        </w:rPr>
+        <w:t>. 2018. Gist: Efficient Data Encoding for Deep Neural Network Training. In ACM/IEEE 45th Annual International Symposium on Computer Architecture (ISCA ’18).</w:t>
+      </w:r>
+    </w:p>
+    <w:p>
+      <w:pPr>
         <w:spacing w:line="240" w:lineRule="auto"/>
         <w:ind w:firstLineChars="0" w:firstLine="0"/>
-        <w:jc w:val="left"/>
-      </w:pPr>
-    </w:p>
-    <w:p>
-      <w:pPr>
-        <w:widowControl/>
+        <w:rPr>
+          <w:sz w:val="16"/>
+          <w:szCs w:val="11"/>
+        </w:rPr>
+      </w:pPr>
+      <w:r>
+        <w:rPr>
+          <w:sz w:val="16"/>
+          <w:szCs w:val="11"/>
+        </w:rPr>
+        <w:t xml:space="preserve">[31] </w:t>
+      </w:r>
+      <w:proofErr w:type="spellStart"/>
+      <w:r>
+        <w:rPr>
+          <w:sz w:val="16"/>
+          <w:szCs w:val="11"/>
+        </w:rPr>
+        <w:t>Xianyan</w:t>
+      </w:r>
+      <w:proofErr w:type="spellEnd"/>
+      <w:r>
+        <w:rPr>
+          <w:sz w:val="16"/>
+          <w:szCs w:val="11"/>
+        </w:rPr>
+        <w:t xml:space="preserve"> Jia, </w:t>
+      </w:r>
+      <w:proofErr w:type="spellStart"/>
+      <w:r>
+        <w:rPr>
+          <w:sz w:val="16"/>
+          <w:szCs w:val="11"/>
+        </w:rPr>
+        <w:t>Shutao</w:t>
+      </w:r>
+      <w:proofErr w:type="spellEnd"/>
+      <w:r>
+        <w:rPr>
+          <w:sz w:val="16"/>
+          <w:szCs w:val="11"/>
+        </w:rPr>
+        <w:t xml:space="preserve"> Song, Wei He, </w:t>
+      </w:r>
+      <w:proofErr w:type="spellStart"/>
+      <w:r>
+        <w:rPr>
+          <w:sz w:val="16"/>
+          <w:szCs w:val="11"/>
+        </w:rPr>
+        <w:t>Yangzihao</w:t>
+      </w:r>
+      <w:proofErr w:type="spellEnd"/>
+      <w:r>
+        <w:rPr>
+          <w:sz w:val="16"/>
+          <w:szCs w:val="11"/>
+        </w:rPr>
+        <w:t xml:space="preserve"> Wang, </w:t>
+      </w:r>
+      <w:proofErr w:type="spellStart"/>
+      <w:r>
+        <w:rPr>
+          <w:sz w:val="16"/>
+          <w:szCs w:val="11"/>
+        </w:rPr>
+        <w:t>Haidong</w:t>
+      </w:r>
+      <w:proofErr w:type="spellEnd"/>
+      <w:r>
+        <w:rPr>
+          <w:sz w:val="16"/>
+          <w:szCs w:val="11"/>
+        </w:rPr>
+        <w:t xml:space="preserve"> Rong, </w:t>
+      </w:r>
+      <w:proofErr w:type="spellStart"/>
+      <w:r>
+        <w:rPr>
+          <w:sz w:val="16"/>
+          <w:szCs w:val="11"/>
+        </w:rPr>
+        <w:t>Feihu</w:t>
+      </w:r>
+      <w:proofErr w:type="spellEnd"/>
+      <w:r>
+        <w:rPr>
+          <w:sz w:val="16"/>
+          <w:szCs w:val="11"/>
+        </w:rPr>
+        <w:t xml:space="preserve"> Zhou, </w:t>
+      </w:r>
+      <w:proofErr w:type="spellStart"/>
+      <w:r>
+        <w:rPr>
+          <w:sz w:val="16"/>
+          <w:szCs w:val="11"/>
+        </w:rPr>
+        <w:t>Liqiang</w:t>
+      </w:r>
+      <w:proofErr w:type="spellEnd"/>
+      <w:r>
+        <w:rPr>
+          <w:sz w:val="16"/>
+          <w:szCs w:val="11"/>
+        </w:rPr>
+        <w:t xml:space="preserve"> Xie, Zhenyu Guo, </w:t>
+      </w:r>
+      <w:proofErr w:type="spellStart"/>
+      <w:r>
+        <w:rPr>
+          <w:sz w:val="16"/>
+          <w:szCs w:val="11"/>
+        </w:rPr>
+        <w:t>Yuanzhou</w:t>
+      </w:r>
+      <w:proofErr w:type="spellEnd"/>
+      <w:r>
+        <w:rPr>
+          <w:sz w:val="16"/>
+          <w:szCs w:val="11"/>
+        </w:rPr>
+        <w:t xml:space="preserve"> Yang, Liwei Yu, et al. 2018. Highly Scalable Deep Learning Training System with Mixed-Precision: Training ImageNet in Four Minutes. </w:t>
+      </w:r>
+      <w:proofErr w:type="spellStart"/>
+      <w:r>
+        <w:rPr>
+          <w:sz w:val="16"/>
+          <w:szCs w:val="11"/>
+        </w:rPr>
+        <w:t>arXiv</w:t>
+      </w:r>
+      <w:proofErr w:type="spellEnd"/>
+      <w:r>
+        <w:rPr>
+          <w:sz w:val="16"/>
+          <w:szCs w:val="11"/>
+        </w:rPr>
+        <w:t xml:space="preserve"> preprint arXiv:1807.11205 (2018).</w:t>
+      </w:r>
+    </w:p>
+    <w:p>
+      <w:pPr>
         <w:spacing w:line="240" w:lineRule="auto"/>
         <w:ind w:firstLineChars="0" w:firstLine="0"/>
-        <w:jc w:val="left"/>
-      </w:pPr>
-    </w:p>
-    <w:p>
-      <w:pPr>
-        <w:pStyle w:val="1"/>
-        <w:ind w:firstLine="883"/>
-      </w:pPr>
-      <w:bookmarkStart w:id="25" w:name="_Toc153375434"/>
-      <w:r>
-        <w:rPr>
-          <w:rFonts w:hint="eastAsia"/>
-        </w:rPr>
-        <w:lastRenderedPageBreak/>
-        <w:t>参考文献</w:t>
-      </w:r>
-      <w:bookmarkEnd w:id="25"/>
+        <w:rPr>
+          <w:sz w:val="16"/>
+          <w:szCs w:val="11"/>
+        </w:rPr>
+      </w:pPr>
+      <w:r>
+        <w:rPr>
+          <w:sz w:val="16"/>
+          <w:szCs w:val="11"/>
+        </w:rPr>
+        <w:t xml:space="preserve">[32] </w:t>
+      </w:r>
+      <w:proofErr w:type="spellStart"/>
+      <w:r>
+        <w:rPr>
+          <w:sz w:val="16"/>
+          <w:szCs w:val="11"/>
+        </w:rPr>
+        <w:t>Yangqing</w:t>
+      </w:r>
+      <w:proofErr w:type="spellEnd"/>
+      <w:r>
+        <w:rPr>
+          <w:sz w:val="16"/>
+          <w:szCs w:val="11"/>
+        </w:rPr>
+        <w:t xml:space="preserve"> Jia, Evan Shelhamer, Jeff Donahue, Sergey </w:t>
+      </w:r>
+      <w:proofErr w:type="spellStart"/>
+      <w:r>
+        <w:rPr>
+          <w:sz w:val="16"/>
+          <w:szCs w:val="11"/>
+        </w:rPr>
+        <w:t>Karayev</w:t>
+      </w:r>
+      <w:proofErr w:type="spellEnd"/>
+      <w:r>
+        <w:rPr>
+          <w:sz w:val="16"/>
+          <w:szCs w:val="11"/>
+        </w:rPr>
+        <w:t xml:space="preserve">, Jonathan Long, Ross </w:t>
+      </w:r>
+      <w:proofErr w:type="spellStart"/>
+      <w:r>
+        <w:rPr>
+          <w:sz w:val="16"/>
+          <w:szCs w:val="11"/>
+        </w:rPr>
+        <w:t>Girshick</w:t>
+      </w:r>
+      <w:proofErr w:type="spellEnd"/>
+      <w:r>
+        <w:rPr>
+          <w:sz w:val="16"/>
+          <w:szCs w:val="11"/>
+        </w:rPr>
+        <w:t xml:space="preserve">, Sergio Guadarrama, and Trevor Darrell. 2014. Caffe: Convolutional Architecture for Fast Feature Embedding. </w:t>
+      </w:r>
+      <w:proofErr w:type="spellStart"/>
+      <w:r>
+        <w:rPr>
+          <w:sz w:val="16"/>
+          <w:szCs w:val="11"/>
+        </w:rPr>
+        <w:t>arXiv</w:t>
+      </w:r>
+      <w:proofErr w:type="spellEnd"/>
+      <w:r>
+        <w:rPr>
+          <w:sz w:val="16"/>
+          <w:szCs w:val="11"/>
+        </w:rPr>
+        <w:t xml:space="preserve"> preprint arXiv:1408.5093 (2014).</w:t>
+      </w:r>
     </w:p>
     <w:p>
       <w:pPr>
@@ -11671,23 +13100,7 @@
           <w:sz w:val="16"/>
           <w:szCs w:val="11"/>
         </w:rPr>
-        <w:t xml:space="preserve">[1] 2019. </w:t>
-      </w:r>
-      <w:proofErr w:type="spellStart"/>
-      <w:r>
-        <w:rPr>
-          <w:sz w:val="16"/>
-          <w:szCs w:val="11"/>
-        </w:rPr>
-        <w:t>Gloo</w:t>
-      </w:r>
-      <w:proofErr w:type="spellEnd"/>
-      <w:r>
-        <w:rPr>
-          <w:sz w:val="16"/>
-          <w:szCs w:val="11"/>
-        </w:rPr>
-        <w:t>. https://github.com/facebookincubator/gloo.</w:t>
+        <w:t>[33] Zhihao Jia, Sina Lin, Charles R Qi, and Alex Aiken. 2018. Exploring Hidden Dimensions in Parallelizing Convolutional Neural Networks. In Proceedings of the 28th International Conference on Machine Learning (ICML ’18).</w:t>
       </w:r>
     </w:p>
     <w:p>
@@ -11704,23 +13117,39 @@
           <w:sz w:val="16"/>
           <w:szCs w:val="11"/>
         </w:rPr>
-        <w:t xml:space="preserve">[2] 2019. </w:t>
-      </w:r>
-      <w:proofErr w:type="spellStart"/>
-      <w:r>
-        <w:rPr>
-          <w:sz w:val="16"/>
-          <w:szCs w:val="11"/>
-        </w:rPr>
-        <w:t>MLPerf</w:t>
-      </w:r>
-      <w:proofErr w:type="spellEnd"/>
-      <w:r>
-        <w:rPr>
-          <w:sz w:val="16"/>
-          <w:szCs w:val="11"/>
-        </w:rPr>
-        <w:t>. https://www.mlperf.org/.</w:t>
+        <w:t xml:space="preserve">[34] Zhihao Jia, Matei Zaharia, and Alex Aiken. 2019. Beyond Data and Model Parallelism for Deep Neural Networks. In Proceedings of the 2nd </w:t>
+      </w:r>
+      <w:proofErr w:type="spellStart"/>
+      <w:r>
+        <w:rPr>
+          <w:sz w:val="16"/>
+          <w:szCs w:val="11"/>
+        </w:rPr>
+        <w:t>SysML</w:t>
+      </w:r>
+      <w:proofErr w:type="spellEnd"/>
+      <w:r>
+        <w:rPr>
+          <w:sz w:val="16"/>
+          <w:szCs w:val="11"/>
+        </w:rPr>
+        <w:t xml:space="preserve"> Conference, </w:t>
+      </w:r>
+      <w:proofErr w:type="spellStart"/>
+      <w:r>
+        <w:rPr>
+          <w:sz w:val="16"/>
+          <w:szCs w:val="11"/>
+        </w:rPr>
+        <w:t>SysML</w:t>
+      </w:r>
+      <w:proofErr w:type="spellEnd"/>
+      <w:r>
+        <w:rPr>
+          <w:sz w:val="16"/>
+          <w:szCs w:val="11"/>
+        </w:rPr>
+        <w:t xml:space="preserve"> ’19. Palo Alto, CA, USA.</w:t>
       </w:r>
     </w:p>
     <w:p>
@@ -11737,7 +13166,23 @@
           <w:sz w:val="16"/>
           <w:szCs w:val="11"/>
         </w:rPr>
-        <w:t>[3] 2019. NCCL. https://developer.nvidia.com/nccl.</w:t>
+        <w:t xml:space="preserve">[35] Diederik Kingma and Jimmy Ba. 2014. Adam: A Method for Stochastic Optimization. </w:t>
+      </w:r>
+      <w:proofErr w:type="spellStart"/>
+      <w:r>
+        <w:rPr>
+          <w:sz w:val="16"/>
+          <w:szCs w:val="11"/>
+        </w:rPr>
+        <w:t>arXiv</w:t>
+      </w:r>
+      <w:proofErr w:type="spellEnd"/>
+      <w:r>
+        <w:rPr>
+          <w:sz w:val="16"/>
+          <w:szCs w:val="11"/>
+        </w:rPr>
+        <w:t xml:space="preserve"> preprint arXiv:1412.6980 (2014).</w:t>
       </w:r>
     </w:p>
     <w:p>
@@ -11754,23 +13199,39 @@
           <w:sz w:val="16"/>
           <w:szCs w:val="11"/>
         </w:rPr>
-        <w:t xml:space="preserve">[4] 2019. </w:t>
-      </w:r>
-      <w:proofErr w:type="spellStart"/>
-      <w:r>
-        <w:rPr>
-          <w:sz w:val="16"/>
-          <w:szCs w:val="11"/>
-        </w:rPr>
-        <w:t>NVLink</w:t>
-      </w:r>
-      <w:proofErr w:type="spellEnd"/>
-      <w:r>
-        <w:rPr>
-          <w:sz w:val="16"/>
-          <w:szCs w:val="11"/>
-        </w:rPr>
-        <w:t>. https://www.nvidia.com/en-us/data-center/nvlink/.</w:t>
+        <w:t xml:space="preserve">[36] Alex </w:t>
+      </w:r>
+      <w:proofErr w:type="spellStart"/>
+      <w:r>
+        <w:rPr>
+          <w:sz w:val="16"/>
+          <w:szCs w:val="11"/>
+        </w:rPr>
+        <w:t>Krizhevsky</w:t>
+      </w:r>
+      <w:proofErr w:type="spellEnd"/>
+      <w:r>
+        <w:rPr>
+          <w:sz w:val="16"/>
+          <w:szCs w:val="11"/>
+        </w:rPr>
+        <w:t xml:space="preserve">. 2014. One Weird Trick for Parallelizing Convolutional Neural Networks. </w:t>
+      </w:r>
+      <w:proofErr w:type="spellStart"/>
+      <w:r>
+        <w:rPr>
+          <w:sz w:val="16"/>
+          <w:szCs w:val="11"/>
+        </w:rPr>
+        <w:t>arXiv</w:t>
+      </w:r>
+      <w:proofErr w:type="spellEnd"/>
+      <w:r>
+        <w:rPr>
+          <w:sz w:val="16"/>
+          <w:szCs w:val="11"/>
+        </w:rPr>
+        <w:t xml:space="preserve"> preprint arXiv:1404.5997 (2014).</w:t>
       </w:r>
     </w:p>
     <w:p>
@@ -11787,7 +13248,55 @@
           <w:sz w:val="16"/>
           <w:szCs w:val="11"/>
         </w:rPr>
-        <w:t>[5] 2019. PyTorch. https://github.com/pytorch/pytorch.</w:t>
+        <w:t xml:space="preserve">[37] Alex </w:t>
+      </w:r>
+      <w:proofErr w:type="spellStart"/>
+      <w:r>
+        <w:rPr>
+          <w:sz w:val="16"/>
+          <w:szCs w:val="11"/>
+        </w:rPr>
+        <w:t>Krizhevsky</w:t>
+      </w:r>
+      <w:proofErr w:type="spellEnd"/>
+      <w:r>
+        <w:rPr>
+          <w:sz w:val="16"/>
+          <w:szCs w:val="11"/>
+        </w:rPr>
+        <w:t xml:space="preserve">, Ilya </w:t>
+      </w:r>
+      <w:proofErr w:type="spellStart"/>
+      <w:r>
+        <w:rPr>
+          <w:sz w:val="16"/>
+          <w:szCs w:val="11"/>
+        </w:rPr>
+        <w:t>Sutskever</w:t>
+      </w:r>
+      <w:proofErr w:type="spellEnd"/>
+      <w:r>
+        <w:rPr>
+          <w:sz w:val="16"/>
+          <w:szCs w:val="11"/>
+        </w:rPr>
+        <w:t xml:space="preserve">, and Geoffrey E Hinton. 2012. Ima- </w:t>
+      </w:r>
+      <w:proofErr w:type="spellStart"/>
+      <w:r>
+        <w:rPr>
+          <w:sz w:val="16"/>
+          <w:szCs w:val="11"/>
+        </w:rPr>
+        <w:t>geNet</w:t>
+      </w:r>
+      <w:proofErr w:type="spellEnd"/>
+      <w:r>
+        <w:rPr>
+          <w:sz w:val="16"/>
+          <w:szCs w:val="11"/>
+        </w:rPr>
+        <w:t xml:space="preserve"> Classification with Deep Convolutional Neural Networks. In Advances in Neural Information Processing Systems. 1097–1105.</w:t>
       </w:r>
     </w:p>
     <w:p>
@@ -11804,23 +13313,39 @@
           <w:sz w:val="16"/>
           <w:szCs w:val="11"/>
         </w:rPr>
-        <w:t xml:space="preserve">[6] 2019. PyTorch DDP. https://pytorch.org/docs/stable/_modules/torch/ </w:t>
-      </w:r>
-      <w:proofErr w:type="spellStart"/>
-      <w:r>
-        <w:rPr>
-          <w:sz w:val="16"/>
-          <w:szCs w:val="11"/>
-        </w:rPr>
-        <w:t>nn</w:t>
-      </w:r>
-      <w:proofErr w:type="spellEnd"/>
-      <w:r>
-        <w:rPr>
-          <w:sz w:val="16"/>
-          <w:szCs w:val="11"/>
-        </w:rPr>
-        <w:t>/parallel/distributed.html.</w:t>
+        <w:t xml:space="preserve">[38] Mu Li, David G Andersen, Jun Woo Park, Alexander J Smola, Amr Ahmed, Vanja </w:t>
+      </w:r>
+      <w:proofErr w:type="spellStart"/>
+      <w:r>
+        <w:rPr>
+          <w:sz w:val="16"/>
+          <w:szCs w:val="11"/>
+        </w:rPr>
+        <w:t>Josifovski</w:t>
+      </w:r>
+      <w:proofErr w:type="spellEnd"/>
+      <w:r>
+        <w:rPr>
+          <w:sz w:val="16"/>
+          <w:szCs w:val="11"/>
+        </w:rPr>
+        <w:t xml:space="preserve">, James Long, Eugene J Shekita, and </w:t>
+      </w:r>
+      <w:proofErr w:type="spellStart"/>
+      <w:r>
+        <w:rPr>
+          <w:sz w:val="16"/>
+          <w:szCs w:val="11"/>
+        </w:rPr>
+        <w:t>Bor-Yiing</w:t>
+      </w:r>
+      <w:proofErr w:type="spellEnd"/>
+      <w:r>
+        <w:rPr>
+          <w:sz w:val="16"/>
+          <w:szCs w:val="11"/>
+        </w:rPr>
+        <w:t xml:space="preserve"> Su. 2014. Scaling Distributed Machine Learning with the Parameter Server. In 11th USENIX Symposium on Operating Systems Design and Implementation (OSDI ’14), Vol. 1. 3.</w:t>
       </w:r>
     </w:p>
     <w:p>
@@ -11837,23 +13362,39 @@
           <w:sz w:val="16"/>
           <w:szCs w:val="11"/>
         </w:rPr>
-        <w:t>[7] 2019. VGG-16 target accuracy using Caffe model. https://gist.github. com/</w:t>
-      </w:r>
-      <w:proofErr w:type="spellStart"/>
-      <w:r>
-        <w:rPr>
-          <w:sz w:val="16"/>
-          <w:szCs w:val="11"/>
-        </w:rPr>
-        <w:t>ksimonyan</w:t>
-      </w:r>
-      <w:proofErr w:type="spellEnd"/>
-      <w:r>
-        <w:rPr>
-          <w:sz w:val="16"/>
-          <w:szCs w:val="11"/>
-        </w:rPr>
-        <w:t>/211839e770f7b538e2d8#gistcomment- 1403727.</w:t>
+        <w:t xml:space="preserve">[39] Dominic Masters and Carlo </w:t>
+      </w:r>
+      <w:proofErr w:type="spellStart"/>
+      <w:r>
+        <w:rPr>
+          <w:sz w:val="16"/>
+          <w:szCs w:val="11"/>
+        </w:rPr>
+        <w:t>Luschi</w:t>
+      </w:r>
+      <w:proofErr w:type="spellEnd"/>
+      <w:r>
+        <w:rPr>
+          <w:sz w:val="16"/>
+          <w:szCs w:val="11"/>
+        </w:rPr>
+        <w:t xml:space="preserve">. 2018. Revisiting Small Batch Training for Deep Neural Networks. </w:t>
+      </w:r>
+      <w:proofErr w:type="spellStart"/>
+      <w:r>
+        <w:rPr>
+          <w:sz w:val="16"/>
+          <w:szCs w:val="11"/>
+        </w:rPr>
+        <w:t>arXiv</w:t>
+      </w:r>
+      <w:proofErr w:type="spellEnd"/>
+      <w:r>
+        <w:rPr>
+          <w:sz w:val="16"/>
+          <w:szCs w:val="11"/>
+        </w:rPr>
+        <w:t xml:space="preserve"> preprint arXiv:1804.07612 (2018).</w:t>
       </w:r>
     </w:p>
     <w:p>
@@ -11870,71 +13411,56 @@
           <w:sz w:val="16"/>
           <w:szCs w:val="11"/>
         </w:rPr>
-        <w:t xml:space="preserve">[8] Martín Abadi, Paul Barham, Jianmin Chen, </w:t>
-      </w:r>
-      <w:proofErr w:type="spellStart"/>
-      <w:r>
-        <w:rPr>
-          <w:sz w:val="16"/>
-          <w:szCs w:val="11"/>
-        </w:rPr>
-        <w:t>Zhifeng</w:t>
-      </w:r>
-      <w:proofErr w:type="spellEnd"/>
-      <w:r>
-        <w:rPr>
-          <w:sz w:val="16"/>
-          <w:szCs w:val="11"/>
-        </w:rPr>
-        <w:t xml:space="preserve"> Chen, Andy Davis, Jeffrey Dean, Matthieu Devin, Sanjay Ghemawat, Geoffrey Irving, Michael Isard, Manjunath </w:t>
-      </w:r>
-      <w:proofErr w:type="spellStart"/>
-      <w:r>
-        <w:rPr>
-          <w:sz w:val="16"/>
-          <w:szCs w:val="11"/>
-        </w:rPr>
-        <w:t>Kudlur</w:t>
-      </w:r>
-      <w:proofErr w:type="spellEnd"/>
-      <w:r>
-        <w:rPr>
-          <w:sz w:val="16"/>
-          <w:szCs w:val="11"/>
-        </w:rPr>
-        <w:t xml:space="preserve">, Josh Levenberg, Rajat Monga, Sherry Moore, Derek G. Murray, Benoit Steiner, Paul Tucker, Vijay Vasudevan, Pete Warden, Martin Wicke, Yuan Yu, and </w:t>
-      </w:r>
-      <w:proofErr w:type="spellStart"/>
-      <w:r>
-        <w:rPr>
-          <w:sz w:val="16"/>
-          <w:szCs w:val="11"/>
-        </w:rPr>
-        <w:t>Xiaoqiang</w:t>
-      </w:r>
-      <w:proofErr w:type="spellEnd"/>
-      <w:r>
-        <w:rPr>
-          <w:sz w:val="16"/>
-          <w:szCs w:val="11"/>
-        </w:rPr>
-        <w:t xml:space="preserve"> Zheng. 2016. Ten- </w:t>
-      </w:r>
-      <w:proofErr w:type="spellStart"/>
-      <w:r>
-        <w:rPr>
-          <w:sz w:val="16"/>
-          <w:szCs w:val="11"/>
-        </w:rPr>
-        <w:t>sorFlow</w:t>
-      </w:r>
-      <w:proofErr w:type="spellEnd"/>
-      <w:r>
-        <w:rPr>
-          <w:sz w:val="16"/>
-          <w:szCs w:val="11"/>
-        </w:rPr>
-        <w:t>: A System for Large-Scale Machine Learning. In 12th USENIX Symposium on Operating Systems Design and Implementation (OSDI 16).GA,265–283. https://www.tensorflow.org/</w:t>
+        <w:lastRenderedPageBreak/>
+        <w:t xml:space="preserve">[40] Stephen </w:t>
+      </w:r>
+      <w:proofErr w:type="spellStart"/>
+      <w:r>
+        <w:rPr>
+          <w:sz w:val="16"/>
+          <w:szCs w:val="11"/>
+        </w:rPr>
+        <w:t>Merity</w:t>
+      </w:r>
+      <w:proofErr w:type="spellEnd"/>
+      <w:r>
+        <w:rPr>
+          <w:sz w:val="16"/>
+          <w:szCs w:val="11"/>
+        </w:rPr>
+        <w:t xml:space="preserve">, Nitish Shirish Keskar, and Richard Socher. 2017. Reg- </w:t>
+      </w:r>
+      <w:proofErr w:type="spellStart"/>
+      <w:r>
+        <w:rPr>
+          <w:sz w:val="16"/>
+          <w:szCs w:val="11"/>
+        </w:rPr>
+        <w:t>ularizing</w:t>
+      </w:r>
+      <w:proofErr w:type="spellEnd"/>
+      <w:r>
+        <w:rPr>
+          <w:sz w:val="16"/>
+          <w:szCs w:val="11"/>
+        </w:rPr>
+        <w:t xml:space="preserve"> and Optimizing LSTM Language Models. </w:t>
+      </w:r>
+      <w:proofErr w:type="spellStart"/>
+      <w:r>
+        <w:rPr>
+          <w:sz w:val="16"/>
+          <w:szCs w:val="11"/>
+        </w:rPr>
+        <w:t>arXiv</w:t>
+      </w:r>
+      <w:proofErr w:type="spellEnd"/>
+      <w:r>
+        <w:rPr>
+          <w:sz w:val="16"/>
+          <w:szCs w:val="11"/>
+        </w:rPr>
+        <w:t xml:space="preserve"> preprint arXiv:1708.02182 (2017).</w:t>
       </w:r>
     </w:p>
     <w:p>
@@ -11951,23 +13477,87 @@
           <w:sz w:val="16"/>
           <w:szCs w:val="11"/>
         </w:rPr>
-        <w:t xml:space="preserve">[9] Baidu Inc. 2017. Bringing HPC Techniques to Deep Learning. http: //research.baidu.com/bringing- </w:t>
-      </w:r>
-      <w:proofErr w:type="spellStart"/>
-      <w:r>
-        <w:rPr>
-          <w:sz w:val="16"/>
-          <w:szCs w:val="11"/>
-        </w:rPr>
-        <w:t>hpc</w:t>
-      </w:r>
-      <w:proofErr w:type="spellEnd"/>
-      <w:r>
-        <w:rPr>
-          <w:sz w:val="16"/>
-          <w:szCs w:val="11"/>
-        </w:rPr>
-        <w:t>- techniques- deep- learning/</w:t>
+        <w:t xml:space="preserve">[41] Tomáš </w:t>
+      </w:r>
+      <w:proofErr w:type="spellStart"/>
+      <w:r>
+        <w:rPr>
+          <w:sz w:val="16"/>
+          <w:szCs w:val="11"/>
+        </w:rPr>
+        <w:t>Mikolov</w:t>
+      </w:r>
+      <w:proofErr w:type="spellEnd"/>
+      <w:r>
+        <w:rPr>
+          <w:sz w:val="16"/>
+          <w:szCs w:val="11"/>
+        </w:rPr>
+        <w:t xml:space="preserve">, Martin </w:t>
+      </w:r>
+      <w:proofErr w:type="spellStart"/>
+      <w:r>
+        <w:rPr>
+          <w:sz w:val="16"/>
+          <w:szCs w:val="11"/>
+        </w:rPr>
+        <w:t>Karafiát</w:t>
+      </w:r>
+      <w:proofErr w:type="spellEnd"/>
+      <w:r>
+        <w:rPr>
+          <w:sz w:val="16"/>
+          <w:szCs w:val="11"/>
+        </w:rPr>
+        <w:t xml:space="preserve">, Lukáš Burget, Jan </w:t>
+      </w:r>
+      <w:proofErr w:type="spellStart"/>
+      <w:r>
+        <w:rPr>
+          <w:sz w:val="16"/>
+          <w:szCs w:val="11"/>
+        </w:rPr>
+        <w:t>Černocky</w:t>
+      </w:r>
+      <w:proofErr w:type="spellEnd"/>
+      <w:r>
+        <w:rPr>
+          <w:sz w:val="16"/>
+          <w:szCs w:val="11"/>
+        </w:rPr>
+        <w:t xml:space="preserve">`, and Sanjeev </w:t>
+      </w:r>
+      <w:proofErr w:type="spellStart"/>
+      <w:r>
+        <w:rPr>
+          <w:sz w:val="16"/>
+          <w:szCs w:val="11"/>
+        </w:rPr>
+        <w:t>Khudanpur</w:t>
+      </w:r>
+      <w:proofErr w:type="spellEnd"/>
+      <w:r>
+        <w:rPr>
+          <w:sz w:val="16"/>
+          <w:szCs w:val="11"/>
+        </w:rPr>
+        <w:t xml:space="preserve">. 2010. Recurrent Neural Network Based Language Model. In Eleventh Annual Conference of the International Speech Com- </w:t>
+      </w:r>
+      <w:proofErr w:type="spellStart"/>
+      <w:r>
+        <w:rPr>
+          <w:sz w:val="16"/>
+          <w:szCs w:val="11"/>
+        </w:rPr>
+        <w:t>munication</w:t>
+      </w:r>
+      <w:proofErr w:type="spellEnd"/>
+      <w:r>
+        <w:rPr>
+          <w:sz w:val="16"/>
+          <w:szCs w:val="11"/>
+        </w:rPr>
+        <w:t xml:space="preserve"> Association.</w:t>
       </w:r>
     </w:p>
     <w:p>
@@ -11984,39 +13574,55 @@
           <w:sz w:val="16"/>
           <w:szCs w:val="11"/>
         </w:rPr>
-        <w:t xml:space="preserve">[10] Léon </w:t>
-      </w:r>
-      <w:proofErr w:type="spellStart"/>
-      <w:r>
-        <w:rPr>
-          <w:sz w:val="16"/>
-          <w:szCs w:val="11"/>
-        </w:rPr>
-        <w:t>Bottou</w:t>
-      </w:r>
-      <w:proofErr w:type="spellEnd"/>
-      <w:r>
-        <w:rPr>
-          <w:sz w:val="16"/>
-          <w:szCs w:val="11"/>
-        </w:rPr>
-        <w:t xml:space="preserve"> and Olivier Bousquet. 2008. The Tradeoffs of </w:t>
-      </w:r>
-      <w:proofErr w:type="gramStart"/>
-      <w:r>
-        <w:rPr>
-          <w:sz w:val="16"/>
-          <w:szCs w:val="11"/>
-        </w:rPr>
-        <w:t>Large Scale</w:t>
-      </w:r>
-      <w:proofErr w:type="gramEnd"/>
-      <w:r>
-        <w:rPr>
-          <w:sz w:val="16"/>
-          <w:szCs w:val="11"/>
-        </w:rPr>
-        <w:t xml:space="preserve"> Learning. In Advances in Neural Information Processing Systems. 161– 168.</w:t>
+        <w:t xml:space="preserve">[42] Azalia </w:t>
+      </w:r>
+      <w:proofErr w:type="spellStart"/>
+      <w:r>
+        <w:rPr>
+          <w:sz w:val="16"/>
+          <w:szCs w:val="11"/>
+        </w:rPr>
+        <w:t>Mirhoseini</w:t>
+      </w:r>
+      <w:proofErr w:type="spellEnd"/>
+      <w:r>
+        <w:rPr>
+          <w:sz w:val="16"/>
+          <w:szCs w:val="11"/>
+        </w:rPr>
+        <w:t xml:space="preserve">, Hieu Pham, Quoc Le, Mohammad Norouzi, Samy Bengio, Benoit Steiner, </w:t>
+      </w:r>
+      <w:proofErr w:type="spellStart"/>
+      <w:r>
+        <w:rPr>
+          <w:sz w:val="16"/>
+          <w:szCs w:val="11"/>
+        </w:rPr>
+        <w:t>Yuefeng</w:t>
+      </w:r>
+      <w:proofErr w:type="spellEnd"/>
+      <w:r>
+        <w:rPr>
+          <w:sz w:val="16"/>
+          <w:szCs w:val="11"/>
+        </w:rPr>
+        <w:t xml:space="preserve"> Zhou, Naveen Kumar, Rasmus Larsen, and Jeff Dean. 2017. Device Placement Optimization with Reinforce- </w:t>
+      </w:r>
+      <w:proofErr w:type="spellStart"/>
+      <w:r>
+        <w:rPr>
+          <w:sz w:val="16"/>
+          <w:szCs w:val="11"/>
+        </w:rPr>
+        <w:t>ment</w:t>
+      </w:r>
+      <w:proofErr w:type="spellEnd"/>
+      <w:r>
+        <w:rPr>
+          <w:sz w:val="16"/>
+          <w:szCs w:val="11"/>
+        </w:rPr>
+        <w:t xml:space="preserve"> Learning. https://arxiv.org/abs/1706.04972</w:t>
       </w:r>
     </w:p>
     <w:p>
@@ -12033,23 +13639,39 @@
           <w:sz w:val="16"/>
           <w:szCs w:val="11"/>
         </w:rPr>
-        <w:t xml:space="preserve">[11] David L Chen and William B Dolan. 2011. Collecting Highly Parallel Data for Paraphrase Evaluation. In Proceedings of the 49th Annual Meet- </w:t>
-      </w:r>
-      <w:proofErr w:type="spellStart"/>
-      <w:r>
-        <w:rPr>
-          <w:sz w:val="16"/>
-          <w:szCs w:val="11"/>
-        </w:rPr>
-        <w:t>ing</w:t>
-      </w:r>
-      <w:proofErr w:type="spellEnd"/>
-      <w:r>
-        <w:rPr>
-          <w:sz w:val="16"/>
-          <w:szCs w:val="11"/>
-        </w:rPr>
-        <w:t xml:space="preserve"> of the Association for Computational Linguistics: Human Language Technologies-Volume 1. Association for Computational Linguistics, 190– 200.</w:t>
+        <w:t xml:space="preserve">[43] Benjamin Recht, Christopher Re, Stephen Wright, and Feng Niu. 2011. </w:t>
+      </w:r>
+      <w:proofErr w:type="gramStart"/>
+      <w:r>
+        <w:rPr>
+          <w:sz w:val="16"/>
+          <w:szCs w:val="11"/>
+        </w:rPr>
+        <w:t>HOGWILD!:</w:t>
+      </w:r>
+      <w:proofErr w:type="gramEnd"/>
+      <w:r>
+        <w:rPr>
+          <w:sz w:val="16"/>
+          <w:szCs w:val="11"/>
+        </w:rPr>
+        <w:t xml:space="preserve"> A Lock-Free Approach to Parallelizing Stochastic Gra- </w:t>
+      </w:r>
+      <w:proofErr w:type="spellStart"/>
+      <w:r>
+        <w:rPr>
+          <w:sz w:val="16"/>
+          <w:szCs w:val="11"/>
+        </w:rPr>
+        <w:t>dient</w:t>
+      </w:r>
+      <w:proofErr w:type="spellEnd"/>
+      <w:r>
+        <w:rPr>
+          <w:sz w:val="16"/>
+          <w:szCs w:val="11"/>
+        </w:rPr>
+        <w:t xml:space="preserve"> Descent. In Advances in Neural Information Processing Systems. 693–701.</w:t>
       </w:r>
     </w:p>
     <w:p>
@@ -12066,39 +13688,71 @@
           <w:sz w:val="16"/>
           <w:szCs w:val="11"/>
         </w:rPr>
-        <w:t xml:space="preserve">[12] Jianmin Chen, </w:t>
-      </w:r>
-      <w:proofErr w:type="spellStart"/>
-      <w:r>
-        <w:rPr>
-          <w:sz w:val="16"/>
-          <w:szCs w:val="11"/>
-        </w:rPr>
-        <w:t>Xinghao</w:t>
-      </w:r>
-      <w:proofErr w:type="spellEnd"/>
-      <w:r>
-        <w:rPr>
-          <w:sz w:val="16"/>
-          <w:szCs w:val="11"/>
-        </w:rPr>
-        <w:t xml:space="preserve"> Pan, Rajat Monga, Samy Bengio, and Rafal Jozefowicz. 2016. Revisiting Distributed Synchronous SGD. </w:t>
-      </w:r>
-      <w:proofErr w:type="spellStart"/>
-      <w:r>
-        <w:rPr>
-          <w:sz w:val="16"/>
-          <w:szCs w:val="11"/>
-        </w:rPr>
-        <w:t>arXiv</w:t>
-      </w:r>
-      <w:proofErr w:type="spellEnd"/>
-      <w:r>
-        <w:rPr>
-          <w:sz w:val="16"/>
-          <w:szCs w:val="11"/>
-        </w:rPr>
-        <w:t xml:space="preserve"> preprint arXiv:1604.00981 (2016).</w:t>
+        <w:t xml:space="preserve">[44] Olga </w:t>
+      </w:r>
+      <w:proofErr w:type="spellStart"/>
+      <w:r>
+        <w:rPr>
+          <w:sz w:val="16"/>
+          <w:szCs w:val="11"/>
+        </w:rPr>
+        <w:t>Russakovsky</w:t>
+      </w:r>
+      <w:proofErr w:type="spellEnd"/>
+      <w:r>
+        <w:rPr>
+          <w:sz w:val="16"/>
+          <w:szCs w:val="11"/>
+        </w:rPr>
+        <w:t xml:space="preserve">, Jia Deng, Hao Su, Jonathan Krause, Sanjeev Satheesh, Sean Ma, Zhiheng Huang, Andrej </w:t>
+      </w:r>
+      <w:proofErr w:type="spellStart"/>
+      <w:r>
+        <w:rPr>
+          <w:sz w:val="16"/>
+          <w:szCs w:val="11"/>
+        </w:rPr>
+        <w:t>Karpathy</w:t>
+      </w:r>
+      <w:proofErr w:type="spellEnd"/>
+      <w:r>
+        <w:rPr>
+          <w:sz w:val="16"/>
+          <w:szCs w:val="11"/>
+        </w:rPr>
+        <w:t xml:space="preserve">, Aditya Khosla, Michael Bernstein, et al. 2015. ImageNet Large Scale Visual </w:t>
+      </w:r>
+      <w:proofErr w:type="spellStart"/>
+      <w:r>
+        <w:rPr>
+          <w:sz w:val="16"/>
+          <w:szCs w:val="11"/>
+        </w:rPr>
+        <w:t>Recogni</w:t>
+      </w:r>
+      <w:proofErr w:type="spellEnd"/>
+      <w:r>
+        <w:rPr>
+          <w:sz w:val="16"/>
+          <w:szCs w:val="11"/>
+        </w:rPr>
+        <w:t xml:space="preserve">- </w:t>
+      </w:r>
+      <w:proofErr w:type="spellStart"/>
+      <w:r>
+        <w:rPr>
+          <w:sz w:val="16"/>
+          <w:szCs w:val="11"/>
+        </w:rPr>
+        <w:t>tion</w:t>
+      </w:r>
+      <w:proofErr w:type="spellEnd"/>
+      <w:r>
+        <w:rPr>
+          <w:sz w:val="16"/>
+          <w:szCs w:val="11"/>
+        </w:rPr>
+        <w:t xml:space="preserve"> Challenge. International Journal of Computer Vision 115, 3 (2015), 211–252.</w:t>
       </w:r>
     </w:p>
     <w:p>
@@ -12115,135 +13769,23 @@
           <w:sz w:val="16"/>
           <w:szCs w:val="11"/>
         </w:rPr>
-        <w:t xml:space="preserve">[13] Tianqi Chen, Mu Li, </w:t>
-      </w:r>
-      <w:proofErr w:type="spellStart"/>
-      <w:r>
-        <w:rPr>
-          <w:sz w:val="16"/>
-          <w:szCs w:val="11"/>
-        </w:rPr>
-        <w:t>Yutian</w:t>
-      </w:r>
-      <w:proofErr w:type="spellEnd"/>
-      <w:r>
-        <w:rPr>
-          <w:sz w:val="16"/>
-          <w:szCs w:val="11"/>
-        </w:rPr>
-        <w:t xml:space="preserve"> Li, Min Lin, </w:t>
-      </w:r>
-      <w:proofErr w:type="spellStart"/>
-      <w:r>
-        <w:rPr>
-          <w:sz w:val="16"/>
-          <w:szCs w:val="11"/>
-        </w:rPr>
-        <w:t>Naiyan</w:t>
-      </w:r>
-      <w:proofErr w:type="spellEnd"/>
-      <w:r>
-        <w:rPr>
-          <w:sz w:val="16"/>
-          <w:szCs w:val="11"/>
-        </w:rPr>
-        <w:t xml:space="preserve"> Wang, </w:t>
-      </w:r>
-      <w:proofErr w:type="spellStart"/>
-      <w:r>
-        <w:rPr>
-          <w:sz w:val="16"/>
-          <w:szCs w:val="11"/>
-        </w:rPr>
-        <w:t>Minjie</w:t>
-      </w:r>
-      <w:proofErr w:type="spellEnd"/>
-      <w:r>
-        <w:rPr>
-          <w:sz w:val="16"/>
-          <w:szCs w:val="11"/>
-        </w:rPr>
-        <w:t xml:space="preserve"> Wang, </w:t>
-      </w:r>
-      <w:proofErr w:type="spellStart"/>
-      <w:r>
-        <w:rPr>
-          <w:sz w:val="16"/>
-          <w:szCs w:val="11"/>
-        </w:rPr>
-        <w:t>Tianjun</w:t>
-      </w:r>
-      <w:proofErr w:type="spellEnd"/>
-      <w:r>
-        <w:rPr>
-          <w:sz w:val="16"/>
-          <w:szCs w:val="11"/>
-        </w:rPr>
-        <w:t xml:space="preserve"> Xiao, Bing Xu, </w:t>
-      </w:r>
-      <w:proofErr w:type="spellStart"/>
-      <w:r>
-        <w:rPr>
-          <w:sz w:val="16"/>
-          <w:szCs w:val="11"/>
-        </w:rPr>
-        <w:t>Chiyuan</w:t>
-      </w:r>
-      <w:proofErr w:type="spellEnd"/>
-      <w:r>
-        <w:rPr>
-          <w:sz w:val="16"/>
-          <w:szCs w:val="11"/>
-        </w:rPr>
-        <w:t xml:space="preserve"> Zhang, and Zheng Zhang. 2015. </w:t>
-      </w:r>
-      <w:proofErr w:type="spellStart"/>
-      <w:r>
-        <w:rPr>
-          <w:sz w:val="16"/>
-          <w:szCs w:val="11"/>
-        </w:rPr>
-        <w:t>MXNet</w:t>
-      </w:r>
-      <w:proofErr w:type="spellEnd"/>
-      <w:r>
-        <w:rPr>
-          <w:sz w:val="16"/>
-          <w:szCs w:val="11"/>
-        </w:rPr>
-        <w:t xml:space="preserve">: A Flexible and Efficient Machine Learning Library for Het- </w:t>
-      </w:r>
-      <w:proofErr w:type="spellStart"/>
-      <w:r>
-        <w:rPr>
-          <w:sz w:val="16"/>
-          <w:szCs w:val="11"/>
-        </w:rPr>
-        <w:t>erogeneous</w:t>
-      </w:r>
-      <w:proofErr w:type="spellEnd"/>
-      <w:r>
-        <w:rPr>
-          <w:sz w:val="16"/>
-          <w:szCs w:val="11"/>
-        </w:rPr>
-        <w:t xml:space="preserve"> Distributed Systems. </w:t>
-      </w:r>
-      <w:proofErr w:type="spellStart"/>
-      <w:r>
-        <w:rPr>
-          <w:sz w:val="16"/>
-          <w:szCs w:val="11"/>
-        </w:rPr>
-        <w:t>CoRR</w:t>
-      </w:r>
-      <w:proofErr w:type="spellEnd"/>
-      <w:r>
-        <w:rPr>
-          <w:sz w:val="16"/>
-          <w:szCs w:val="11"/>
-        </w:rPr>
-        <w:t xml:space="preserve"> abs/1512.01274 (2015). http: //arxiv.org/abs/1512.01274</w:t>
+        <w:t xml:space="preserve">[45] Frank Seide and Amit Agarwal. 2016. CNTK: Microsoft’s Open-Source Deep-Learning Toolkit. In Proceedings of the 22Nd ACM SIGKDD Inter- national Conference on Knowledge Discovery and Data Mining (KDD ’16). </w:t>
+      </w:r>
+      <w:proofErr w:type="gramStart"/>
+      <w:r>
+        <w:rPr>
+          <w:sz w:val="16"/>
+          <w:szCs w:val="11"/>
+        </w:rPr>
+        <w:t>NewYork,NY</w:t>
+      </w:r>
+      <w:proofErr w:type="gramEnd"/>
+      <w:r>
+        <w:rPr>
+          <w:sz w:val="16"/>
+          <w:szCs w:val="11"/>
+        </w:rPr>
+        <w:t>,USA,2135–2135. https://github.com/Microsoft/CNTK</w:t>
       </w:r>
     </w:p>
     <w:p>
@@ -12260,55 +13802,23 @@
           <w:sz w:val="16"/>
           <w:szCs w:val="11"/>
         </w:rPr>
-        <w:t xml:space="preserve">[14] Tianqi Chen, Bing Xu, </w:t>
-      </w:r>
-      <w:proofErr w:type="spellStart"/>
-      <w:r>
-        <w:rPr>
-          <w:sz w:val="16"/>
-          <w:szCs w:val="11"/>
-        </w:rPr>
-        <w:t>Chiyuan</w:t>
-      </w:r>
-      <w:proofErr w:type="spellEnd"/>
-      <w:r>
-        <w:rPr>
-          <w:sz w:val="16"/>
-          <w:szCs w:val="11"/>
-        </w:rPr>
-        <w:t xml:space="preserve"> Zhang, and Carlos </w:t>
-      </w:r>
-      <w:proofErr w:type="spellStart"/>
-      <w:r>
-        <w:rPr>
-          <w:sz w:val="16"/>
-          <w:szCs w:val="11"/>
-        </w:rPr>
-        <w:t>Guestrin</w:t>
-      </w:r>
-      <w:proofErr w:type="spellEnd"/>
-      <w:r>
-        <w:rPr>
-          <w:sz w:val="16"/>
-          <w:szCs w:val="11"/>
-        </w:rPr>
-        <w:t xml:space="preserve">. 2016. Training Deep Nets with Sublinear Memory Cost. </w:t>
-      </w:r>
-      <w:proofErr w:type="spellStart"/>
-      <w:r>
-        <w:rPr>
-          <w:sz w:val="16"/>
-          <w:szCs w:val="11"/>
-        </w:rPr>
-        <w:t>arXiv</w:t>
-      </w:r>
-      <w:proofErr w:type="spellEnd"/>
-      <w:r>
-        <w:rPr>
-          <w:sz w:val="16"/>
-          <w:szCs w:val="11"/>
-        </w:rPr>
-        <w:t xml:space="preserve"> preprint arXiv:1604.06174 (2016).</w:t>
+        <w:t xml:space="preserve">[46] Frank Seide, Hao Fu, Jasha </w:t>
+      </w:r>
+      <w:proofErr w:type="spellStart"/>
+      <w:r>
+        <w:rPr>
+          <w:sz w:val="16"/>
+          <w:szCs w:val="11"/>
+        </w:rPr>
+        <w:t>Droppo</w:t>
+      </w:r>
+      <w:proofErr w:type="spellEnd"/>
+      <w:r>
+        <w:rPr>
+          <w:sz w:val="16"/>
+          <w:szCs w:val="11"/>
+        </w:rPr>
+        <w:t>, Gang Li, and Dong Yu. 2014. 1- Bit Stochastic Gradient Descent and its Application to Data-Parallel Distributed Training of Speech DNNs. In Fifteenth Annual Conference of the International Speech Communication Association.</w:t>
       </w:r>
     </w:p>
     <w:p>
@@ -12325,23 +13835,23 @@
           <w:sz w:val="16"/>
           <w:szCs w:val="11"/>
         </w:rPr>
-        <w:t xml:space="preserve">[15] Xie Chen, Adam Eversole, Gang Li, Dong Yu, and Frank Seide. 2012. Pipelined Back-Propagation for Context-dependent Deep Neural Net- works. In </w:t>
-      </w:r>
-      <w:proofErr w:type="spellStart"/>
-      <w:r>
-        <w:rPr>
-          <w:sz w:val="16"/>
-          <w:szCs w:val="11"/>
-        </w:rPr>
-        <w:t>Interspeech</w:t>
-      </w:r>
-      <w:proofErr w:type="spellEnd"/>
-      <w:r>
-        <w:rPr>
-          <w:sz w:val="16"/>
-          <w:szCs w:val="11"/>
-        </w:rPr>
-        <w:t>.</w:t>
+        <w:t xml:space="preserve">[47] Frank Seide, Hao Fu, Jasha </w:t>
+      </w:r>
+      <w:proofErr w:type="spellStart"/>
+      <w:r>
+        <w:rPr>
+          <w:sz w:val="16"/>
+          <w:szCs w:val="11"/>
+        </w:rPr>
+        <w:t>Droppo</w:t>
+      </w:r>
+      <w:proofErr w:type="spellEnd"/>
+      <w:r>
+        <w:rPr>
+          <w:sz w:val="16"/>
+          <w:szCs w:val="11"/>
+        </w:rPr>
+        <w:t>, Gang Li, and Dong Yu. 2014. On Parallelizability of Stochastic Gradient Descent for Speech DNNs. In International Conference on Acoustics, Speech and Signal Processing (ICASSP). IEEE SPS.</w:t>
       </w:r>
     </w:p>
     <w:p>
@@ -12358,55 +13868,55 @@
           <w:sz w:val="16"/>
           <w:szCs w:val="11"/>
         </w:rPr>
-        <w:t xml:space="preserve">[16] Trishul M </w:t>
-      </w:r>
-      <w:proofErr w:type="spellStart"/>
-      <w:r>
-        <w:rPr>
-          <w:sz w:val="16"/>
-          <w:szCs w:val="11"/>
-        </w:rPr>
-        <w:t>Chilimbi</w:t>
-      </w:r>
-      <w:proofErr w:type="spellEnd"/>
-      <w:r>
-        <w:rPr>
-          <w:sz w:val="16"/>
-          <w:szCs w:val="11"/>
-        </w:rPr>
-        <w:t xml:space="preserve">, Yutaka Suzue, Johnson Apacible, and Karthik Kalyanaraman. 2014. Project Adam: Building an Efficient and </w:t>
-      </w:r>
-      <w:proofErr w:type="spellStart"/>
-      <w:r>
-        <w:rPr>
-          <w:sz w:val="16"/>
-          <w:szCs w:val="11"/>
-        </w:rPr>
-        <w:t>Scal</w:t>
-      </w:r>
-      <w:proofErr w:type="spellEnd"/>
-      <w:r>
-        <w:rPr>
-          <w:sz w:val="16"/>
-          <w:szCs w:val="11"/>
-        </w:rPr>
-        <w:t xml:space="preserve">- able Deep Learning Training </w:t>
-      </w:r>
-      <w:proofErr w:type="gramStart"/>
-      <w:r>
-        <w:rPr>
-          <w:sz w:val="16"/>
-          <w:szCs w:val="11"/>
-        </w:rPr>
-        <w:t>System..</w:t>
-      </w:r>
-      <w:proofErr w:type="gramEnd"/>
-      <w:r>
-        <w:rPr>
-          <w:sz w:val="16"/>
-          <w:szCs w:val="11"/>
-        </w:rPr>
-        <w:t xml:space="preserve"> In 11th USENIX Symposium on Operating Systems Design and Implementation (OSDI ’14), Vol. 14. 571–582.</w:t>
+        <w:t xml:space="preserve">[48] Karen Simonyan and Andrew Zisserman. 2014. Very Deep </w:t>
+      </w:r>
+      <w:proofErr w:type="spellStart"/>
+      <w:r>
+        <w:rPr>
+          <w:sz w:val="16"/>
+          <w:szCs w:val="11"/>
+        </w:rPr>
+        <w:t>Convolu</w:t>
+      </w:r>
+      <w:proofErr w:type="spellEnd"/>
+      <w:r>
+        <w:rPr>
+          <w:sz w:val="16"/>
+          <w:szCs w:val="11"/>
+        </w:rPr>
+        <w:t xml:space="preserve">- </w:t>
+      </w:r>
+      <w:proofErr w:type="spellStart"/>
+      <w:r>
+        <w:rPr>
+          <w:sz w:val="16"/>
+          <w:szCs w:val="11"/>
+        </w:rPr>
+        <w:t>tional</w:t>
+      </w:r>
+      <w:proofErr w:type="spellEnd"/>
+      <w:r>
+        <w:rPr>
+          <w:sz w:val="16"/>
+          <w:szCs w:val="11"/>
+        </w:rPr>
+        <w:t xml:space="preserve"> Networks for Large-Scale Image Recognition. </w:t>
+      </w:r>
+      <w:proofErr w:type="spellStart"/>
+      <w:r>
+        <w:rPr>
+          <w:sz w:val="16"/>
+          <w:szCs w:val="11"/>
+        </w:rPr>
+        <w:t>arXiv</w:t>
+      </w:r>
+      <w:proofErr w:type="spellEnd"/>
+      <w:r>
+        <w:rPr>
+          <w:sz w:val="16"/>
+          <w:szCs w:val="11"/>
+        </w:rPr>
+        <w:t xml:space="preserve"> preprint arXiv:1409.1556 (2014).</w:t>
       </w:r>
     </w:p>
     <w:p>
@@ -12423,39 +13933,7 @@
           <w:sz w:val="16"/>
           <w:szCs w:val="11"/>
         </w:rPr>
-        <w:t xml:space="preserve">[17] Cody Coleman, Daniel Kang, Deepak Narayanan, Luigi Nardi, Tian Zhao, Jian Zhang, Peter Bailis, Kunle Olukotun, Chris </w:t>
-      </w:r>
-      <w:proofErr w:type="spellStart"/>
-      <w:r>
-        <w:rPr>
-          <w:sz w:val="16"/>
-          <w:szCs w:val="11"/>
-        </w:rPr>
-        <w:t>Ré</w:t>
-      </w:r>
-      <w:proofErr w:type="spellEnd"/>
-      <w:r>
-        <w:rPr>
-          <w:sz w:val="16"/>
-          <w:szCs w:val="11"/>
-        </w:rPr>
-        <w:t xml:space="preserve">, and Matei Zaharia. 2019. Analysis of </w:t>
-      </w:r>
-      <w:proofErr w:type="spellStart"/>
-      <w:r>
-        <w:rPr>
-          <w:sz w:val="16"/>
-          <w:szCs w:val="11"/>
-        </w:rPr>
-        <w:t>DAWNBench</w:t>
-      </w:r>
-      <w:proofErr w:type="spellEnd"/>
-      <w:r>
-        <w:rPr>
-          <w:sz w:val="16"/>
-          <w:szCs w:val="11"/>
-        </w:rPr>
-        <w:t>, a Time-to-Accuracy Machine Learning Performance Benchmark. ACM SIGOPS Operating Systems Review 53, 1 (2019), 14–25.</w:t>
+        <w:t>[49] Evan R Sparks, Ameet Talwalkar, Daniel Haas, Michael J Franklin, Michael I Jordan, and Tim Kraska. 2015. Automating Model Search for Large Scale Machine Learning. In Proceedings of the Sixth ACM Symposium on Cloud Computing. ACM, 368–380.</w:t>
       </w:r>
     </w:p>
     <w:p>
@@ -12472,39 +13950,55 @@
           <w:sz w:val="16"/>
           <w:szCs w:val="11"/>
         </w:rPr>
-        <w:t xml:space="preserve">[18] Cody Coleman, Deepak Narayanan, Daniel Kang, Tian Zhao, Jian Zhang, Luigi Nardi, Peter Bailis, Kunle Olukotun, Chris </w:t>
-      </w:r>
-      <w:proofErr w:type="spellStart"/>
-      <w:r>
-        <w:rPr>
-          <w:sz w:val="16"/>
-          <w:szCs w:val="11"/>
-        </w:rPr>
-        <w:t>Ré</w:t>
-      </w:r>
-      <w:proofErr w:type="spellEnd"/>
-      <w:r>
-        <w:rPr>
-          <w:sz w:val="16"/>
-          <w:szCs w:val="11"/>
-        </w:rPr>
-        <w:t xml:space="preserve">, and Matei Zaharia. 2017. </w:t>
-      </w:r>
-      <w:proofErr w:type="spellStart"/>
-      <w:r>
-        <w:rPr>
-          <w:sz w:val="16"/>
-          <w:szCs w:val="11"/>
-        </w:rPr>
-        <w:t>DAWNBench</w:t>
-      </w:r>
-      <w:proofErr w:type="spellEnd"/>
-      <w:r>
-        <w:rPr>
-          <w:sz w:val="16"/>
-          <w:szCs w:val="11"/>
-        </w:rPr>
-        <w:t>: An End-to-End Deep Learning Bench- mark and Competition. NIPS ML Systems Workshop (2017).</w:t>
+        <w:t xml:space="preserve">[50] Rajeev Thakur, Rolf </w:t>
+      </w:r>
+      <w:proofErr w:type="spellStart"/>
+      <w:r>
+        <w:rPr>
+          <w:sz w:val="16"/>
+          <w:szCs w:val="11"/>
+        </w:rPr>
+        <w:t>Rabenseifner</w:t>
+      </w:r>
+      <w:proofErr w:type="spellEnd"/>
+      <w:r>
+        <w:rPr>
+          <w:sz w:val="16"/>
+          <w:szCs w:val="11"/>
+        </w:rPr>
+        <w:t xml:space="preserve">, and William Gropp. 2005. Opti- </w:t>
+      </w:r>
+      <w:proofErr w:type="spellStart"/>
+      <w:r>
+        <w:rPr>
+          <w:sz w:val="16"/>
+          <w:szCs w:val="11"/>
+        </w:rPr>
+        <w:t>mization</w:t>
+      </w:r>
+      <w:proofErr w:type="spellEnd"/>
+      <w:r>
+        <w:rPr>
+          <w:sz w:val="16"/>
+          <w:szCs w:val="11"/>
+        </w:rPr>
+        <w:t xml:space="preserve"> of Collective Communication Operations in MPICH. The International Journal of </w:t>
+      </w:r>
+      <w:proofErr w:type="gramStart"/>
+      <w:r>
+        <w:rPr>
+          <w:sz w:val="16"/>
+          <w:szCs w:val="11"/>
+        </w:rPr>
+        <w:t>High Performance</w:t>
+      </w:r>
+      <w:proofErr w:type="gramEnd"/>
+      <w:r>
+        <w:rPr>
+          <w:sz w:val="16"/>
+          <w:szCs w:val="11"/>
+        </w:rPr>
+        <w:t xml:space="preserve"> Computing Applications 19, 1 (2005), 49–66.</w:t>
       </w:r>
     </w:p>
     <w:p>
@@ -12521,87 +14015,39 @@
           <w:sz w:val="16"/>
           <w:szCs w:val="11"/>
         </w:rPr>
-        <w:t xml:space="preserve">[19] </w:t>
-      </w:r>
-      <w:proofErr w:type="spellStart"/>
-      <w:r>
-        <w:rPr>
-          <w:sz w:val="16"/>
-          <w:szCs w:val="11"/>
-        </w:rPr>
-        <w:t>Henggang</w:t>
-      </w:r>
-      <w:proofErr w:type="spellEnd"/>
-      <w:r>
-        <w:rPr>
-          <w:sz w:val="16"/>
-          <w:szCs w:val="11"/>
-        </w:rPr>
-        <w:t xml:space="preserve"> Cui, James </w:t>
-      </w:r>
-      <w:proofErr w:type="spellStart"/>
-      <w:r>
-        <w:rPr>
-          <w:sz w:val="16"/>
-          <w:szCs w:val="11"/>
-        </w:rPr>
-        <w:t>Cipar</w:t>
-      </w:r>
-      <w:proofErr w:type="spellEnd"/>
-      <w:r>
-        <w:rPr>
-          <w:sz w:val="16"/>
-          <w:szCs w:val="11"/>
-        </w:rPr>
-        <w:t xml:space="preserve">, </w:t>
-      </w:r>
-      <w:proofErr w:type="spellStart"/>
-      <w:r>
-        <w:rPr>
-          <w:sz w:val="16"/>
-          <w:szCs w:val="11"/>
-        </w:rPr>
-        <w:t>Qirong</w:t>
-      </w:r>
-      <w:proofErr w:type="spellEnd"/>
-      <w:r>
-        <w:rPr>
-          <w:sz w:val="16"/>
-          <w:szCs w:val="11"/>
-        </w:rPr>
-        <w:t xml:space="preserve"> Ho, Jin Kyu Kim, </w:t>
-      </w:r>
-      <w:proofErr w:type="spellStart"/>
-      <w:r>
-        <w:rPr>
-          <w:sz w:val="16"/>
-          <w:szCs w:val="11"/>
-        </w:rPr>
-        <w:t>Seunghak</w:t>
-      </w:r>
-      <w:proofErr w:type="spellEnd"/>
-      <w:r>
-        <w:rPr>
-          <w:sz w:val="16"/>
-          <w:szCs w:val="11"/>
-        </w:rPr>
-        <w:t xml:space="preserve"> Lee, </w:t>
-      </w:r>
-      <w:proofErr w:type="spellStart"/>
-      <w:r>
-        <w:rPr>
-          <w:sz w:val="16"/>
-          <w:szCs w:val="11"/>
-        </w:rPr>
-        <w:t>Abhimanu</w:t>
-      </w:r>
-      <w:proofErr w:type="spellEnd"/>
-      <w:r>
-        <w:rPr>
-          <w:sz w:val="16"/>
-          <w:szCs w:val="11"/>
-        </w:rPr>
-        <w:t xml:space="preserve"> Kumar, Jinliang Wei, Wei Dai, Gregory R Ganger, Phillip B Gibbons, et al. 2014. Exploiting Bounded Staleness to Speed Up Big Data Analytics. In USENIX Annual Technical Conference. 37–48.</w:t>
+        <w:t xml:space="preserve">[51] Uber Technologies Inc. 2017. Meet </w:t>
+      </w:r>
+      <w:proofErr w:type="spellStart"/>
+      <w:r>
+        <w:rPr>
+          <w:sz w:val="16"/>
+          <w:szCs w:val="11"/>
+        </w:rPr>
+        <w:t>Horovod</w:t>
+      </w:r>
+      <w:proofErr w:type="spellEnd"/>
+      <w:r>
+        <w:rPr>
+          <w:sz w:val="16"/>
+          <w:szCs w:val="11"/>
+        </w:rPr>
+        <w:t>: Uber’s Open Source Distributed Deep Learning Framework for TensorFlow. https://eng. uber.com/</w:t>
+      </w:r>
+      <w:proofErr w:type="spellStart"/>
+      <w:r>
+        <w:rPr>
+          <w:sz w:val="16"/>
+          <w:szCs w:val="11"/>
+        </w:rPr>
+        <w:t>horovod</w:t>
+      </w:r>
+      <w:proofErr w:type="spellEnd"/>
+      <w:r>
+        <w:rPr>
+          <w:sz w:val="16"/>
+          <w:szCs w:val="11"/>
+        </w:rPr>
+        <w:t>/</w:t>
       </w:r>
     </w:p>
     <w:p>
@@ -12618,40 +14064,23 @@
           <w:sz w:val="16"/>
           <w:szCs w:val="11"/>
         </w:rPr>
-        <w:lastRenderedPageBreak/>
-        <w:t xml:space="preserve">[20] </w:t>
-      </w:r>
-      <w:proofErr w:type="spellStart"/>
-      <w:r>
-        <w:rPr>
-          <w:sz w:val="16"/>
-          <w:szCs w:val="11"/>
-        </w:rPr>
-        <w:t>Henggang</w:t>
-      </w:r>
-      <w:proofErr w:type="spellEnd"/>
-      <w:r>
-        <w:rPr>
-          <w:sz w:val="16"/>
-          <w:szCs w:val="11"/>
-        </w:rPr>
-        <w:t xml:space="preserve"> Cui, Hao Zhang, Gregory R Ganger, Phillip B Gibbons, and Eric P Xing. 2016. </w:t>
-      </w:r>
-      <w:proofErr w:type="spellStart"/>
-      <w:r>
-        <w:rPr>
-          <w:sz w:val="16"/>
-          <w:szCs w:val="11"/>
-        </w:rPr>
-        <w:t>GeePS</w:t>
-      </w:r>
-      <w:proofErr w:type="spellEnd"/>
-      <w:r>
-        <w:rPr>
-          <w:sz w:val="16"/>
-          <w:szCs w:val="11"/>
-        </w:rPr>
-        <w:t>: Scalable Deep Learning on Distributed GPUs with a GPU-Specialized Parameter Server. In Proceedings of the Eleventh European Conference on Computer Systems. ACM, 4.</w:t>
+        <w:t xml:space="preserve">[52] Leslie G. Valiant. 1990. A Bridging Model for Parallel Computation. </w:t>
+      </w:r>
+      <w:proofErr w:type="spellStart"/>
+      <w:r>
+        <w:rPr>
+          <w:sz w:val="16"/>
+          <w:szCs w:val="11"/>
+        </w:rPr>
+        <w:t>Commun</w:t>
+      </w:r>
+      <w:proofErr w:type="spellEnd"/>
+      <w:r>
+        <w:rPr>
+          <w:sz w:val="16"/>
+          <w:szCs w:val="11"/>
+        </w:rPr>
+        <w:t>. ACM 33, 8 (Aug. 1990).</w:t>
       </w:r>
     </w:p>
     <w:p>
@@ -12668,7 +14097,71 @@
           <w:sz w:val="16"/>
           <w:szCs w:val="11"/>
         </w:rPr>
-        <w:t>[21] Jeffrey Dean, Greg Corrado, Rajat Monga, Kai Chen, Matthieu Devin, Mark Mao, Andrew Senior, Paul Tucker, Ke Yang, Quoc V Le, et al. 2012. Large Scale Distributed Deep Networks. In Advances in Neural Information Processing Systems. 1223–1231.</w:t>
+        <w:t xml:space="preserve">[53] Ashish Vaswani, Noam </w:t>
+      </w:r>
+      <w:proofErr w:type="spellStart"/>
+      <w:r>
+        <w:rPr>
+          <w:sz w:val="16"/>
+          <w:szCs w:val="11"/>
+        </w:rPr>
+        <w:t>Shazeer</w:t>
+      </w:r>
+      <w:proofErr w:type="spellEnd"/>
+      <w:r>
+        <w:rPr>
+          <w:sz w:val="16"/>
+          <w:szCs w:val="11"/>
+        </w:rPr>
+        <w:t xml:space="preserve">, Niki Parmar, Jakob </w:t>
+      </w:r>
+      <w:proofErr w:type="spellStart"/>
+      <w:r>
+        <w:rPr>
+          <w:sz w:val="16"/>
+          <w:szCs w:val="11"/>
+        </w:rPr>
+        <w:t>Uszkoreit</w:t>
+      </w:r>
+      <w:proofErr w:type="spellEnd"/>
+      <w:r>
+        <w:rPr>
+          <w:sz w:val="16"/>
+          <w:szCs w:val="11"/>
+        </w:rPr>
+        <w:t xml:space="preserve">, Llion Jones, Aidan N Gomez, Łukasz Kaiser, and Illia </w:t>
+      </w:r>
+      <w:proofErr w:type="spellStart"/>
+      <w:r>
+        <w:rPr>
+          <w:sz w:val="16"/>
+          <w:szCs w:val="11"/>
+        </w:rPr>
+        <w:t>Polosukhin</w:t>
+      </w:r>
+      <w:proofErr w:type="spellEnd"/>
+      <w:r>
+        <w:rPr>
+          <w:sz w:val="16"/>
+          <w:szCs w:val="11"/>
+        </w:rPr>
+        <w:t xml:space="preserve">. 2017. At- </w:t>
+      </w:r>
+      <w:proofErr w:type="spellStart"/>
+      <w:r>
+        <w:rPr>
+          <w:sz w:val="16"/>
+          <w:szCs w:val="11"/>
+        </w:rPr>
+        <w:t>tention</w:t>
+      </w:r>
+      <w:proofErr w:type="spellEnd"/>
+      <w:r>
+        <w:rPr>
+          <w:sz w:val="16"/>
+          <w:szCs w:val="11"/>
+        </w:rPr>
+        <w:t xml:space="preserve"> is All You Need. In Advances in Neural Information Processing Systems. 5998–6008.</w:t>
       </w:r>
     </w:p>
     <w:p>
@@ -12685,39 +14178,55 @@
           <w:sz w:val="16"/>
           <w:szCs w:val="11"/>
         </w:rPr>
-        <w:t xml:space="preserve">[22] Michael </w:t>
-      </w:r>
-      <w:proofErr w:type="spellStart"/>
-      <w:r>
-        <w:rPr>
-          <w:sz w:val="16"/>
-          <w:szCs w:val="11"/>
-        </w:rPr>
-        <w:t>Denkowski</w:t>
-      </w:r>
-      <w:proofErr w:type="spellEnd"/>
-      <w:r>
-        <w:rPr>
-          <w:sz w:val="16"/>
-          <w:szCs w:val="11"/>
-        </w:rPr>
-        <w:t xml:space="preserve"> and Alon Lavie. 2014. Meteor Universal: Lan- </w:t>
-      </w:r>
-      <w:proofErr w:type="spellStart"/>
-      <w:r>
-        <w:rPr>
-          <w:sz w:val="16"/>
-          <w:szCs w:val="11"/>
-        </w:rPr>
-        <w:t>guage</w:t>
-      </w:r>
-      <w:proofErr w:type="spellEnd"/>
-      <w:r>
-        <w:rPr>
-          <w:sz w:val="16"/>
-          <w:szCs w:val="11"/>
-        </w:rPr>
-        <w:t xml:space="preserve"> Specific Translation Evaluation for Any Target Language. In Proceedings of the Ninth Workshop on Statistical Machine Translation. 376–380.</w:t>
+        <w:t xml:space="preserve">[54] Subhashini Venugopalan, Marcus Rohrbach, Jeffrey Donahue, Ray- </w:t>
+      </w:r>
+      <w:proofErr w:type="spellStart"/>
+      <w:r>
+        <w:rPr>
+          <w:sz w:val="16"/>
+          <w:szCs w:val="11"/>
+        </w:rPr>
+        <w:t>mond</w:t>
+      </w:r>
+      <w:proofErr w:type="spellEnd"/>
+      <w:r>
+        <w:rPr>
+          <w:sz w:val="16"/>
+          <w:szCs w:val="11"/>
+        </w:rPr>
+        <w:t xml:space="preserve"> Mooney, Trevor Darrell, and Kate </w:t>
+      </w:r>
+      <w:proofErr w:type="spellStart"/>
+      <w:r>
+        <w:rPr>
+          <w:sz w:val="16"/>
+          <w:szCs w:val="11"/>
+        </w:rPr>
+        <w:t>Saenko</w:t>
+      </w:r>
+      <w:proofErr w:type="spellEnd"/>
+      <w:r>
+        <w:rPr>
+          <w:sz w:val="16"/>
+          <w:szCs w:val="11"/>
+        </w:rPr>
+        <w:t xml:space="preserve">. 2015. Sequence to sequence-video to text. In Proceedings of the IEEE International Confer- </w:t>
+      </w:r>
+      <w:proofErr w:type="spellStart"/>
+      <w:r>
+        <w:rPr>
+          <w:sz w:val="16"/>
+          <w:szCs w:val="11"/>
+        </w:rPr>
+        <w:t>ence</w:t>
+      </w:r>
+      <w:proofErr w:type="spellEnd"/>
+      <w:r>
+        <w:rPr>
+          <w:sz w:val="16"/>
+          <w:szCs w:val="11"/>
+        </w:rPr>
+        <w:t xml:space="preserve"> on Computer Vision. 4534–4542.</w:t>
       </w:r>
     </w:p>
     <w:p>
@@ -12734,23 +14243,103 @@
           <w:sz w:val="16"/>
           <w:szCs w:val="11"/>
         </w:rPr>
-        <w:t>[23] DGX-1 [n. d.]. NVIDIA DGX-1. data- center/</w:t>
-      </w:r>
-      <w:proofErr w:type="spellStart"/>
-      <w:r>
-        <w:rPr>
-          <w:sz w:val="16"/>
-          <w:szCs w:val="11"/>
-        </w:rPr>
-        <w:t>dgx</w:t>
-      </w:r>
-      <w:proofErr w:type="spellEnd"/>
-      <w:r>
-        <w:rPr>
-          <w:sz w:val="16"/>
-          <w:szCs w:val="11"/>
-        </w:rPr>
-        <w:t>- 1/.</w:t>
+        <w:t xml:space="preserve">[55] </w:t>
+      </w:r>
+      <w:proofErr w:type="spellStart"/>
+      <w:r>
+        <w:rPr>
+          <w:sz w:val="16"/>
+          <w:szCs w:val="11"/>
+        </w:rPr>
+        <w:t>Yonghui</w:t>
+      </w:r>
+      <w:proofErr w:type="spellEnd"/>
+      <w:r>
+        <w:rPr>
+          <w:sz w:val="16"/>
+          <w:szCs w:val="11"/>
+        </w:rPr>
+        <w:t xml:space="preserve"> Wu, Mike Schuster, </w:t>
+      </w:r>
+      <w:proofErr w:type="spellStart"/>
+      <w:r>
+        <w:rPr>
+          <w:sz w:val="16"/>
+          <w:szCs w:val="11"/>
+        </w:rPr>
+        <w:t>Zhifeng</w:t>
+      </w:r>
+      <w:proofErr w:type="spellEnd"/>
+      <w:r>
+        <w:rPr>
+          <w:sz w:val="16"/>
+          <w:szCs w:val="11"/>
+        </w:rPr>
+        <w:t xml:space="preserve"> Chen, Quoc V Le, Mohammad Norouzi, Wolfgang </w:t>
+      </w:r>
+      <w:proofErr w:type="spellStart"/>
+      <w:r>
+        <w:rPr>
+          <w:sz w:val="16"/>
+          <w:szCs w:val="11"/>
+        </w:rPr>
+        <w:t>Macherey</w:t>
+      </w:r>
+      <w:proofErr w:type="spellEnd"/>
+      <w:r>
+        <w:rPr>
+          <w:sz w:val="16"/>
+          <w:szCs w:val="11"/>
+        </w:rPr>
+        <w:t xml:space="preserve">, Maxim </w:t>
+      </w:r>
+      <w:proofErr w:type="spellStart"/>
+      <w:r>
+        <w:rPr>
+          <w:sz w:val="16"/>
+          <w:szCs w:val="11"/>
+        </w:rPr>
+        <w:t>Krikun</w:t>
+      </w:r>
+      <w:proofErr w:type="spellEnd"/>
+      <w:r>
+        <w:rPr>
+          <w:sz w:val="16"/>
+          <w:szCs w:val="11"/>
+        </w:rPr>
+        <w:t xml:space="preserve">, Yuan Cao, Qin Gao, Klaus </w:t>
+      </w:r>
+      <w:proofErr w:type="spellStart"/>
+      <w:r>
+        <w:rPr>
+          <w:sz w:val="16"/>
+          <w:szCs w:val="11"/>
+        </w:rPr>
+        <w:t>Macherey</w:t>
+      </w:r>
+      <w:proofErr w:type="spellEnd"/>
+      <w:r>
+        <w:rPr>
+          <w:sz w:val="16"/>
+          <w:szCs w:val="11"/>
+        </w:rPr>
+        <w:t xml:space="preserve">, et al. 2016. Google’s Neural Machine Translation System: Bridging the Gap between Human and Machine Translation. </w:t>
+      </w:r>
+      <w:proofErr w:type="spellStart"/>
+      <w:r>
+        <w:rPr>
+          <w:sz w:val="16"/>
+          <w:szCs w:val="11"/>
+        </w:rPr>
+        <w:t>arXiv</w:t>
+      </w:r>
+      <w:proofErr w:type="spellEnd"/>
+      <w:r>
+        <w:rPr>
+          <w:sz w:val="16"/>
+          <w:szCs w:val="11"/>
+        </w:rPr>
+        <w:t xml:space="preserve"> preprint arXiv:1609.08144 (2016).</w:t>
       </w:r>
     </w:p>
     <w:p>
@@ -12767,7 +14356,39 @@
           <w:sz w:val="16"/>
           <w:szCs w:val="11"/>
         </w:rPr>
-        <w:t>https://www.nvidia.com/en-us/</w:t>
+        <w:t xml:space="preserve">[56] </w:t>
+      </w:r>
+      <w:proofErr w:type="gramStart"/>
+      <w:r>
+        <w:rPr>
+          <w:sz w:val="16"/>
+          <w:szCs w:val="11"/>
+        </w:rPr>
+        <w:t>YangYou,IgorGitman</w:t>
+      </w:r>
+      <w:proofErr w:type="gramEnd"/>
+      <w:r>
+        <w:rPr>
+          <w:sz w:val="16"/>
+          <w:szCs w:val="11"/>
+        </w:rPr>
+        <w:t xml:space="preserve">,andBorisGinsburg.2017.LargeBatchTraining of Convolutional Networks. </w:t>
+      </w:r>
+      <w:proofErr w:type="spellStart"/>
+      <w:r>
+        <w:rPr>
+          <w:sz w:val="16"/>
+          <w:szCs w:val="11"/>
+        </w:rPr>
+        <w:t>arXiv</w:t>
+      </w:r>
+      <w:proofErr w:type="spellEnd"/>
+      <w:r>
+        <w:rPr>
+          <w:sz w:val="16"/>
+          <w:szCs w:val="11"/>
+        </w:rPr>
+        <w:t xml:space="preserve"> preprint arXiv:1708.03888 (2017).</w:t>
       </w:r>
     </w:p>
     <w:p>
@@ -12784,266 +14405,39 @@
           <w:sz w:val="16"/>
           <w:szCs w:val="11"/>
         </w:rPr>
-        <w:t xml:space="preserve">[24] Priya Goyal, Piotr </w:t>
-      </w:r>
-      <w:proofErr w:type="spellStart"/>
-      <w:r>
-        <w:rPr>
-          <w:sz w:val="16"/>
-          <w:szCs w:val="11"/>
-        </w:rPr>
-        <w:t>Dollár</w:t>
-      </w:r>
-      <w:proofErr w:type="spellEnd"/>
-      <w:r>
-        <w:rPr>
-          <w:sz w:val="16"/>
-          <w:szCs w:val="11"/>
-        </w:rPr>
-        <w:t xml:space="preserve">, Ross </w:t>
-      </w:r>
-      <w:proofErr w:type="spellStart"/>
-      <w:r>
-        <w:rPr>
-          <w:sz w:val="16"/>
-          <w:szCs w:val="11"/>
-        </w:rPr>
-        <w:t>Girshick</w:t>
-      </w:r>
-      <w:proofErr w:type="spellEnd"/>
-      <w:r>
-        <w:rPr>
-          <w:sz w:val="16"/>
-          <w:szCs w:val="11"/>
-        </w:rPr>
-        <w:t xml:space="preserve">, Pieter </w:t>
-      </w:r>
-      <w:proofErr w:type="spellStart"/>
-      <w:r>
-        <w:rPr>
-          <w:sz w:val="16"/>
-          <w:szCs w:val="11"/>
-        </w:rPr>
-        <w:t>Noordhuis</w:t>
-      </w:r>
-      <w:proofErr w:type="spellEnd"/>
-      <w:r>
-        <w:rPr>
-          <w:sz w:val="16"/>
-          <w:szCs w:val="11"/>
-        </w:rPr>
-        <w:t xml:space="preserve">, Lukasz Wesolowski, Aapo </w:t>
-      </w:r>
-      <w:proofErr w:type="spellStart"/>
-      <w:r>
-        <w:rPr>
-          <w:sz w:val="16"/>
-          <w:szCs w:val="11"/>
-        </w:rPr>
-        <w:t>Kyrola</w:t>
-      </w:r>
-      <w:proofErr w:type="spellEnd"/>
-      <w:r>
-        <w:rPr>
-          <w:sz w:val="16"/>
-          <w:szCs w:val="11"/>
-        </w:rPr>
-        <w:t xml:space="preserve">, Andrew Tulloch, </w:t>
-      </w:r>
-      <w:proofErr w:type="spellStart"/>
-      <w:r>
-        <w:rPr>
-          <w:sz w:val="16"/>
-          <w:szCs w:val="11"/>
-        </w:rPr>
-        <w:t>Yangqing</w:t>
-      </w:r>
-      <w:proofErr w:type="spellEnd"/>
-      <w:r>
-        <w:rPr>
-          <w:sz w:val="16"/>
-          <w:szCs w:val="11"/>
-        </w:rPr>
-        <w:t xml:space="preserve"> Jia, and Kaiming He. 2017. Accurate, Large Minibatch SGD: Training ImageNet in 1 Hour. </w:t>
-      </w:r>
-      <w:proofErr w:type="spellStart"/>
-      <w:r>
-        <w:rPr>
-          <w:sz w:val="16"/>
-          <w:szCs w:val="11"/>
-        </w:rPr>
-        <w:t>arXiv</w:t>
-      </w:r>
-      <w:proofErr w:type="spellEnd"/>
-      <w:r>
-        <w:rPr>
-          <w:sz w:val="16"/>
-          <w:szCs w:val="11"/>
-        </w:rPr>
-        <w:t xml:space="preserve"> preprint arXiv:1706.02677 (2017).</w:t>
-      </w:r>
-    </w:p>
-    <w:p>
-      <w:pPr>
-        <w:spacing w:line="240" w:lineRule="auto"/>
-        <w:ind w:firstLineChars="0" w:firstLine="0"/>
-        <w:rPr>
-          <w:sz w:val="16"/>
-          <w:szCs w:val="11"/>
-        </w:rPr>
-      </w:pPr>
-      <w:r>
-        <w:rPr>
-          <w:sz w:val="16"/>
-          <w:szCs w:val="11"/>
-        </w:rPr>
-        <w:t xml:space="preserve">[25] Aaron </w:t>
-      </w:r>
-      <w:proofErr w:type="spellStart"/>
-      <w:r>
-        <w:rPr>
-          <w:sz w:val="16"/>
-          <w:szCs w:val="11"/>
-        </w:rPr>
-        <w:t>Harlap</w:t>
-      </w:r>
-      <w:proofErr w:type="spellEnd"/>
-      <w:r>
-        <w:rPr>
-          <w:sz w:val="16"/>
-          <w:szCs w:val="11"/>
-        </w:rPr>
-        <w:t xml:space="preserve">, Deepak Narayanan, Amar </w:t>
-      </w:r>
-      <w:proofErr w:type="spellStart"/>
-      <w:r>
-        <w:rPr>
-          <w:sz w:val="16"/>
-          <w:szCs w:val="11"/>
-        </w:rPr>
-        <w:t>Phanishayee</w:t>
-      </w:r>
-      <w:proofErr w:type="spellEnd"/>
-      <w:r>
-        <w:rPr>
-          <w:sz w:val="16"/>
-          <w:szCs w:val="11"/>
-        </w:rPr>
-        <w:t xml:space="preserve">, Vivek Seshadri, Nikhil </w:t>
-      </w:r>
-      <w:proofErr w:type="spellStart"/>
-      <w:r>
-        <w:rPr>
-          <w:sz w:val="16"/>
-          <w:szCs w:val="11"/>
-        </w:rPr>
-        <w:t>Devanur</w:t>
-      </w:r>
-      <w:proofErr w:type="spellEnd"/>
-      <w:r>
-        <w:rPr>
-          <w:sz w:val="16"/>
-          <w:szCs w:val="11"/>
-        </w:rPr>
-        <w:t xml:space="preserve">, Greg Ganger, and Phil Gibbons. 2018. </w:t>
-      </w:r>
-      <w:proofErr w:type="spellStart"/>
-      <w:r>
-        <w:rPr>
-          <w:sz w:val="16"/>
-          <w:szCs w:val="11"/>
-        </w:rPr>
-        <w:t>PipeDream</w:t>
-      </w:r>
-      <w:proofErr w:type="spellEnd"/>
-      <w:r>
-        <w:rPr>
-          <w:sz w:val="16"/>
-          <w:szCs w:val="11"/>
-        </w:rPr>
-        <w:t xml:space="preserve">: Fast and Efficient Pipeline Parallel DNN Training. </w:t>
-      </w:r>
-      <w:proofErr w:type="spellStart"/>
-      <w:r>
-        <w:rPr>
-          <w:sz w:val="16"/>
-          <w:szCs w:val="11"/>
-        </w:rPr>
-        <w:t>arXiv</w:t>
-      </w:r>
-      <w:proofErr w:type="spellEnd"/>
-      <w:r>
-        <w:rPr>
-          <w:sz w:val="16"/>
-          <w:szCs w:val="11"/>
-        </w:rPr>
-        <w:t xml:space="preserve"> preprint arXiv:1806.03377 (2018).</w:t>
-      </w:r>
-    </w:p>
-    <w:p>
-      <w:pPr>
-        <w:spacing w:line="240" w:lineRule="auto"/>
-        <w:ind w:firstLineChars="0" w:firstLine="0"/>
-        <w:rPr>
-          <w:sz w:val="16"/>
-          <w:szCs w:val="11"/>
-        </w:rPr>
-      </w:pPr>
-      <w:r>
-        <w:rPr>
-          <w:sz w:val="16"/>
-          <w:szCs w:val="11"/>
-        </w:rPr>
-        <w:t xml:space="preserve">[26] Kaiming He, </w:t>
-      </w:r>
-      <w:proofErr w:type="spellStart"/>
-      <w:r>
-        <w:rPr>
-          <w:sz w:val="16"/>
-          <w:szCs w:val="11"/>
-        </w:rPr>
-        <w:t>Xiangyu</w:t>
-      </w:r>
-      <w:proofErr w:type="spellEnd"/>
-      <w:r>
-        <w:rPr>
-          <w:sz w:val="16"/>
-          <w:szCs w:val="11"/>
-        </w:rPr>
-        <w:t xml:space="preserve"> Zhang, Shaoqing Ren, and Jian Sun. 2015. Deep Residual Learning for Image Recognition. </w:t>
-      </w:r>
-      <w:proofErr w:type="spellStart"/>
-      <w:r>
-        <w:rPr>
-          <w:sz w:val="16"/>
-          <w:szCs w:val="11"/>
-        </w:rPr>
-        <w:t>CoRR</w:t>
-      </w:r>
-      <w:proofErr w:type="spellEnd"/>
-      <w:r>
-        <w:rPr>
-          <w:sz w:val="16"/>
-          <w:szCs w:val="11"/>
-        </w:rPr>
-        <w:t xml:space="preserve"> abs/1512.03385 (2015). http://arxiv.org/abs/1512.03385</w:t>
-      </w:r>
-    </w:p>
-    <w:p>
-      <w:pPr>
-        <w:spacing w:line="240" w:lineRule="auto"/>
-        <w:ind w:firstLineChars="0" w:firstLine="0"/>
-        <w:rPr>
-          <w:sz w:val="16"/>
-          <w:szCs w:val="11"/>
-        </w:rPr>
-      </w:pPr>
-      <w:r>
-        <w:rPr>
-          <w:sz w:val="16"/>
-          <w:szCs w:val="11"/>
-        </w:rPr>
-        <w:t xml:space="preserve">[27] </w:t>
+        <w:t xml:space="preserve">[57] Hao Zhang, </w:t>
+      </w:r>
+      <w:proofErr w:type="spellStart"/>
+      <w:r>
+        <w:rPr>
+          <w:sz w:val="16"/>
+          <w:szCs w:val="11"/>
+        </w:rPr>
+        <w:t>Zeyu</w:t>
+      </w:r>
+      <w:proofErr w:type="spellEnd"/>
+      <w:r>
+        <w:rPr>
+          <w:sz w:val="16"/>
+          <w:szCs w:val="11"/>
+        </w:rPr>
+        <w:t xml:space="preserve"> Zheng, </w:t>
+      </w:r>
+      <w:proofErr w:type="spellStart"/>
+      <w:r>
+        <w:rPr>
+          <w:sz w:val="16"/>
+          <w:szCs w:val="11"/>
+        </w:rPr>
+        <w:t>Shizhen</w:t>
+      </w:r>
+      <w:proofErr w:type="spellEnd"/>
+      <w:r>
+        <w:rPr>
+          <w:sz w:val="16"/>
+          <w:szCs w:val="11"/>
+        </w:rPr>
+        <w:t xml:space="preserve"> Xu, Wei Dai, </w:t>
       </w:r>
       <w:proofErr w:type="spellStart"/>
       <w:r>
@@ -13059,1909 +14453,6 @@
           <w:sz w:val="16"/>
           <w:szCs w:val="11"/>
         </w:rPr>
-        <w:t xml:space="preserve"> Ho, James </w:t>
-      </w:r>
-      <w:proofErr w:type="spellStart"/>
-      <w:r>
-        <w:rPr>
-          <w:sz w:val="16"/>
-          <w:szCs w:val="11"/>
-        </w:rPr>
-        <w:t>Cipar</w:t>
-      </w:r>
-      <w:proofErr w:type="spellEnd"/>
-      <w:r>
-        <w:rPr>
-          <w:sz w:val="16"/>
-          <w:szCs w:val="11"/>
-        </w:rPr>
-        <w:t xml:space="preserve">, </w:t>
-      </w:r>
-      <w:proofErr w:type="spellStart"/>
-      <w:r>
-        <w:rPr>
-          <w:sz w:val="16"/>
-          <w:szCs w:val="11"/>
-        </w:rPr>
-        <w:t>Henggang</w:t>
-      </w:r>
-      <w:proofErr w:type="spellEnd"/>
-      <w:r>
-        <w:rPr>
-          <w:sz w:val="16"/>
-          <w:szCs w:val="11"/>
-        </w:rPr>
-        <w:t xml:space="preserve"> Cui, </w:t>
-      </w:r>
-      <w:proofErr w:type="spellStart"/>
-      <w:r>
-        <w:rPr>
-          <w:sz w:val="16"/>
-          <w:szCs w:val="11"/>
-        </w:rPr>
-        <w:t>Seunghak</w:t>
-      </w:r>
-      <w:proofErr w:type="spellEnd"/>
-      <w:r>
-        <w:rPr>
-          <w:sz w:val="16"/>
-          <w:szCs w:val="11"/>
-        </w:rPr>
-        <w:t xml:space="preserve"> Lee, Jin Kyu Kim, Phillip B Gibbons, Garth A Gibson, Greg Ganger, and Eric P Xing. 2013. More Effective Distributed ML via a Stale Synchronous Parallel Parameter Server. In Advances in Neural Information Processing Systems. 1223–1231.</w:t>
-      </w:r>
-    </w:p>
-    <w:p>
-      <w:pPr>
-        <w:spacing w:line="240" w:lineRule="auto"/>
-        <w:ind w:firstLineChars="0" w:firstLine="0"/>
-        <w:rPr>
-          <w:sz w:val="16"/>
-          <w:szCs w:val="11"/>
-        </w:rPr>
-      </w:pPr>
-      <w:r>
-        <w:rPr>
-          <w:sz w:val="16"/>
-          <w:szCs w:val="11"/>
-        </w:rPr>
-        <w:t xml:space="preserve">[28] Yanping Huang, </w:t>
-      </w:r>
-      <w:proofErr w:type="spellStart"/>
-      <w:r>
-        <w:rPr>
-          <w:sz w:val="16"/>
-          <w:szCs w:val="11"/>
-        </w:rPr>
-        <w:t>Yonglong</w:t>
-      </w:r>
-      <w:proofErr w:type="spellEnd"/>
-      <w:r>
-        <w:rPr>
-          <w:sz w:val="16"/>
-          <w:szCs w:val="11"/>
-        </w:rPr>
-        <w:t xml:space="preserve"> Cheng, </w:t>
-      </w:r>
-      <w:proofErr w:type="spellStart"/>
-      <w:r>
-        <w:rPr>
-          <w:sz w:val="16"/>
-          <w:szCs w:val="11"/>
-        </w:rPr>
-        <w:t>Dehao</w:t>
-      </w:r>
-      <w:proofErr w:type="spellEnd"/>
-      <w:r>
-        <w:rPr>
-          <w:sz w:val="16"/>
-          <w:szCs w:val="11"/>
-        </w:rPr>
-        <w:t xml:space="preserve"> Chen, </w:t>
-      </w:r>
-      <w:proofErr w:type="spellStart"/>
-      <w:r>
-        <w:rPr>
-          <w:sz w:val="16"/>
-          <w:szCs w:val="11"/>
-        </w:rPr>
-        <w:t>HyoukJoong</w:t>
-      </w:r>
-      <w:proofErr w:type="spellEnd"/>
-      <w:r>
-        <w:rPr>
-          <w:sz w:val="16"/>
-          <w:szCs w:val="11"/>
-        </w:rPr>
-        <w:t xml:space="preserve"> Lee, Ji- </w:t>
-      </w:r>
-      <w:proofErr w:type="spellStart"/>
-      <w:r>
-        <w:rPr>
-          <w:sz w:val="16"/>
-          <w:szCs w:val="11"/>
-        </w:rPr>
-        <w:t>quan</w:t>
-      </w:r>
-      <w:proofErr w:type="spellEnd"/>
-      <w:r>
-        <w:rPr>
-          <w:sz w:val="16"/>
-          <w:szCs w:val="11"/>
-        </w:rPr>
-        <w:t xml:space="preserve"> Ngiam, Quoc V Le, and </w:t>
-      </w:r>
-      <w:proofErr w:type="spellStart"/>
-      <w:r>
-        <w:rPr>
-          <w:sz w:val="16"/>
-          <w:szCs w:val="11"/>
-        </w:rPr>
-        <w:t>Zhifeng</w:t>
-      </w:r>
-      <w:proofErr w:type="spellEnd"/>
-      <w:r>
-        <w:rPr>
-          <w:sz w:val="16"/>
-          <w:szCs w:val="11"/>
-        </w:rPr>
-        <w:t xml:space="preserve"> Chen. 2018. </w:t>
-      </w:r>
-      <w:proofErr w:type="spellStart"/>
-      <w:r>
-        <w:rPr>
-          <w:sz w:val="16"/>
-          <w:szCs w:val="11"/>
-        </w:rPr>
-        <w:t>GPipe</w:t>
-      </w:r>
-      <w:proofErr w:type="spellEnd"/>
-      <w:r>
-        <w:rPr>
-          <w:sz w:val="16"/>
-          <w:szCs w:val="11"/>
-        </w:rPr>
-        <w:t xml:space="preserve">: Efficient Training of Giant Neural Networks using Pipeline Parallelism. </w:t>
-      </w:r>
-      <w:proofErr w:type="spellStart"/>
-      <w:r>
-        <w:rPr>
-          <w:sz w:val="16"/>
-          <w:szCs w:val="11"/>
-        </w:rPr>
-        <w:t>arXiv</w:t>
-      </w:r>
-      <w:proofErr w:type="spellEnd"/>
-      <w:r>
-        <w:rPr>
-          <w:sz w:val="16"/>
-          <w:szCs w:val="11"/>
-        </w:rPr>
-        <w:t xml:space="preserve"> preprint arXiv:1811.06965 (2018).</w:t>
-      </w:r>
-    </w:p>
-    <w:p>
-      <w:pPr>
-        <w:spacing w:line="240" w:lineRule="auto"/>
-        <w:ind w:firstLineChars="0" w:firstLine="0"/>
-        <w:rPr>
-          <w:sz w:val="16"/>
-          <w:szCs w:val="11"/>
-        </w:rPr>
-      </w:pPr>
-      <w:r>
-        <w:rPr>
-          <w:sz w:val="16"/>
-          <w:szCs w:val="11"/>
-        </w:rPr>
-        <w:t xml:space="preserve">[29] </w:t>
-      </w:r>
-      <w:proofErr w:type="spellStart"/>
-      <w:r>
-        <w:rPr>
-          <w:sz w:val="16"/>
-          <w:szCs w:val="11"/>
-        </w:rPr>
-        <w:t>Zhouyuan</w:t>
-      </w:r>
-      <w:proofErr w:type="spellEnd"/>
-      <w:r>
-        <w:rPr>
-          <w:sz w:val="16"/>
-          <w:szCs w:val="11"/>
-        </w:rPr>
-        <w:t xml:space="preserve"> Huo, Bin Gu, Qian Yang, and Heng Huang. 2018. Decoupled Parallel Backpropagation with Convergence Guarantee. ICML-18, </w:t>
-      </w:r>
-      <w:proofErr w:type="spellStart"/>
-      <w:r>
-        <w:rPr>
-          <w:sz w:val="16"/>
-          <w:szCs w:val="11"/>
-        </w:rPr>
-        <w:t>arXiv</w:t>
-      </w:r>
-      <w:proofErr w:type="spellEnd"/>
-      <w:r>
-        <w:rPr>
-          <w:sz w:val="16"/>
-          <w:szCs w:val="11"/>
-        </w:rPr>
-        <w:t xml:space="preserve"> preprint arXiv:1804.10574 (2018).</w:t>
-      </w:r>
-    </w:p>
-    <w:p>
-      <w:pPr>
-        <w:spacing w:line="240" w:lineRule="auto"/>
-        <w:ind w:firstLineChars="0" w:firstLine="0"/>
-        <w:rPr>
-          <w:sz w:val="16"/>
-          <w:szCs w:val="11"/>
-        </w:rPr>
-      </w:pPr>
-      <w:r>
-        <w:rPr>
-          <w:sz w:val="16"/>
-          <w:szCs w:val="11"/>
-        </w:rPr>
-        <w:t xml:space="preserve">[30] Animesh Jain, Amar </w:t>
-      </w:r>
-      <w:proofErr w:type="spellStart"/>
-      <w:r>
-        <w:rPr>
-          <w:sz w:val="16"/>
-          <w:szCs w:val="11"/>
-        </w:rPr>
-        <w:t>Phanishayee</w:t>
-      </w:r>
-      <w:proofErr w:type="spellEnd"/>
-      <w:r>
-        <w:rPr>
-          <w:sz w:val="16"/>
-          <w:szCs w:val="11"/>
-        </w:rPr>
-        <w:t xml:space="preserve">, Jason Mars, </w:t>
-      </w:r>
-      <w:proofErr w:type="spellStart"/>
-      <w:r>
-        <w:rPr>
-          <w:sz w:val="16"/>
-          <w:szCs w:val="11"/>
-        </w:rPr>
-        <w:t>Lingjia</w:t>
-      </w:r>
-      <w:proofErr w:type="spellEnd"/>
-      <w:r>
-        <w:rPr>
-          <w:sz w:val="16"/>
-          <w:szCs w:val="11"/>
-        </w:rPr>
-        <w:t xml:space="preserve"> Tang, and Gen- </w:t>
-      </w:r>
-      <w:proofErr w:type="spellStart"/>
-      <w:r>
-        <w:rPr>
-          <w:sz w:val="16"/>
-          <w:szCs w:val="11"/>
-        </w:rPr>
-        <w:t>nady</w:t>
-      </w:r>
-      <w:proofErr w:type="spellEnd"/>
-      <w:r>
-        <w:rPr>
-          <w:sz w:val="16"/>
-          <w:szCs w:val="11"/>
-        </w:rPr>
-        <w:t xml:space="preserve"> </w:t>
-      </w:r>
-      <w:proofErr w:type="spellStart"/>
-      <w:r>
-        <w:rPr>
-          <w:sz w:val="16"/>
-          <w:szCs w:val="11"/>
-        </w:rPr>
-        <w:t>Pekhimenko</w:t>
-      </w:r>
-      <w:proofErr w:type="spellEnd"/>
-      <w:r>
-        <w:rPr>
-          <w:sz w:val="16"/>
-          <w:szCs w:val="11"/>
-        </w:rPr>
-        <w:t>. 2018. Gist: Efficient Data Encoding for Deep Neural Network Training. In ACM/IEEE 45th Annual International Symposium on Computer Architecture (ISCA ’18).</w:t>
-      </w:r>
-    </w:p>
-    <w:p>
-      <w:pPr>
-        <w:spacing w:line="240" w:lineRule="auto"/>
-        <w:ind w:firstLineChars="0" w:firstLine="0"/>
-        <w:rPr>
-          <w:sz w:val="16"/>
-          <w:szCs w:val="11"/>
-        </w:rPr>
-      </w:pPr>
-      <w:r>
-        <w:rPr>
-          <w:sz w:val="16"/>
-          <w:szCs w:val="11"/>
-        </w:rPr>
-        <w:t xml:space="preserve">[31] </w:t>
-      </w:r>
-      <w:proofErr w:type="spellStart"/>
-      <w:r>
-        <w:rPr>
-          <w:sz w:val="16"/>
-          <w:szCs w:val="11"/>
-        </w:rPr>
-        <w:t>Xianyan</w:t>
-      </w:r>
-      <w:proofErr w:type="spellEnd"/>
-      <w:r>
-        <w:rPr>
-          <w:sz w:val="16"/>
-          <w:szCs w:val="11"/>
-        </w:rPr>
-        <w:t xml:space="preserve"> Jia, </w:t>
-      </w:r>
-      <w:proofErr w:type="spellStart"/>
-      <w:r>
-        <w:rPr>
-          <w:sz w:val="16"/>
-          <w:szCs w:val="11"/>
-        </w:rPr>
-        <w:t>Shutao</w:t>
-      </w:r>
-      <w:proofErr w:type="spellEnd"/>
-      <w:r>
-        <w:rPr>
-          <w:sz w:val="16"/>
-          <w:szCs w:val="11"/>
-        </w:rPr>
-        <w:t xml:space="preserve"> Song, Wei He, </w:t>
-      </w:r>
-      <w:proofErr w:type="spellStart"/>
-      <w:r>
-        <w:rPr>
-          <w:sz w:val="16"/>
-          <w:szCs w:val="11"/>
-        </w:rPr>
-        <w:t>Yangzihao</w:t>
-      </w:r>
-      <w:proofErr w:type="spellEnd"/>
-      <w:r>
-        <w:rPr>
-          <w:sz w:val="16"/>
-          <w:szCs w:val="11"/>
-        </w:rPr>
-        <w:t xml:space="preserve"> Wang, </w:t>
-      </w:r>
-      <w:proofErr w:type="spellStart"/>
-      <w:r>
-        <w:rPr>
-          <w:sz w:val="16"/>
-          <w:szCs w:val="11"/>
-        </w:rPr>
-        <w:t>Haidong</w:t>
-      </w:r>
-      <w:proofErr w:type="spellEnd"/>
-      <w:r>
-        <w:rPr>
-          <w:sz w:val="16"/>
-          <w:szCs w:val="11"/>
-        </w:rPr>
-        <w:t xml:space="preserve"> Rong, </w:t>
-      </w:r>
-      <w:proofErr w:type="spellStart"/>
-      <w:r>
-        <w:rPr>
-          <w:sz w:val="16"/>
-          <w:szCs w:val="11"/>
-        </w:rPr>
-        <w:t>Feihu</w:t>
-      </w:r>
-      <w:proofErr w:type="spellEnd"/>
-      <w:r>
-        <w:rPr>
-          <w:sz w:val="16"/>
-          <w:szCs w:val="11"/>
-        </w:rPr>
-        <w:t xml:space="preserve"> Zhou, </w:t>
-      </w:r>
-      <w:proofErr w:type="spellStart"/>
-      <w:r>
-        <w:rPr>
-          <w:sz w:val="16"/>
-          <w:szCs w:val="11"/>
-        </w:rPr>
-        <w:t>Liqiang</w:t>
-      </w:r>
-      <w:proofErr w:type="spellEnd"/>
-      <w:r>
-        <w:rPr>
-          <w:sz w:val="16"/>
-          <w:szCs w:val="11"/>
-        </w:rPr>
-        <w:t xml:space="preserve"> Xie, Zhenyu Guo, </w:t>
-      </w:r>
-      <w:proofErr w:type="spellStart"/>
-      <w:r>
-        <w:rPr>
-          <w:sz w:val="16"/>
-          <w:szCs w:val="11"/>
-        </w:rPr>
-        <w:t>Yuanzhou</w:t>
-      </w:r>
-      <w:proofErr w:type="spellEnd"/>
-      <w:r>
-        <w:rPr>
-          <w:sz w:val="16"/>
-          <w:szCs w:val="11"/>
-        </w:rPr>
-        <w:t xml:space="preserve"> Yang, Liwei Yu, et al. 2018. Highly Scalable Deep Learning Training System with Mixed-Precision: Training ImageNet in Four Minutes. </w:t>
-      </w:r>
-      <w:proofErr w:type="spellStart"/>
-      <w:r>
-        <w:rPr>
-          <w:sz w:val="16"/>
-          <w:szCs w:val="11"/>
-        </w:rPr>
-        <w:t>arXiv</w:t>
-      </w:r>
-      <w:proofErr w:type="spellEnd"/>
-      <w:r>
-        <w:rPr>
-          <w:sz w:val="16"/>
-          <w:szCs w:val="11"/>
-        </w:rPr>
-        <w:t xml:space="preserve"> preprint arXiv:1807.11205 (2018).</w:t>
-      </w:r>
-    </w:p>
-    <w:p>
-      <w:pPr>
-        <w:spacing w:line="240" w:lineRule="auto"/>
-        <w:ind w:firstLineChars="0" w:firstLine="0"/>
-        <w:rPr>
-          <w:sz w:val="16"/>
-          <w:szCs w:val="11"/>
-        </w:rPr>
-      </w:pPr>
-      <w:r>
-        <w:rPr>
-          <w:sz w:val="16"/>
-          <w:szCs w:val="11"/>
-        </w:rPr>
-        <w:t xml:space="preserve">[32] </w:t>
-      </w:r>
-      <w:proofErr w:type="spellStart"/>
-      <w:r>
-        <w:rPr>
-          <w:sz w:val="16"/>
-          <w:szCs w:val="11"/>
-        </w:rPr>
-        <w:t>Yangqing</w:t>
-      </w:r>
-      <w:proofErr w:type="spellEnd"/>
-      <w:r>
-        <w:rPr>
-          <w:sz w:val="16"/>
-          <w:szCs w:val="11"/>
-        </w:rPr>
-        <w:t xml:space="preserve"> Jia, Evan Shelhamer, Jeff Donahue, Sergey </w:t>
-      </w:r>
-      <w:proofErr w:type="spellStart"/>
-      <w:r>
-        <w:rPr>
-          <w:sz w:val="16"/>
-          <w:szCs w:val="11"/>
-        </w:rPr>
-        <w:t>Karayev</w:t>
-      </w:r>
-      <w:proofErr w:type="spellEnd"/>
-      <w:r>
-        <w:rPr>
-          <w:sz w:val="16"/>
-          <w:szCs w:val="11"/>
-        </w:rPr>
-        <w:t xml:space="preserve">, Jonathan Long, Ross </w:t>
-      </w:r>
-      <w:proofErr w:type="spellStart"/>
-      <w:r>
-        <w:rPr>
-          <w:sz w:val="16"/>
-          <w:szCs w:val="11"/>
-        </w:rPr>
-        <w:t>Girshick</w:t>
-      </w:r>
-      <w:proofErr w:type="spellEnd"/>
-      <w:r>
-        <w:rPr>
-          <w:sz w:val="16"/>
-          <w:szCs w:val="11"/>
-        </w:rPr>
-        <w:t xml:space="preserve">, Sergio Guadarrama, and Trevor Darrell. 2014. Caffe: Convolutional Architecture for Fast Feature Embedding. </w:t>
-      </w:r>
-      <w:proofErr w:type="spellStart"/>
-      <w:r>
-        <w:rPr>
-          <w:sz w:val="16"/>
-          <w:szCs w:val="11"/>
-        </w:rPr>
-        <w:t>arXiv</w:t>
-      </w:r>
-      <w:proofErr w:type="spellEnd"/>
-      <w:r>
-        <w:rPr>
-          <w:sz w:val="16"/>
-          <w:szCs w:val="11"/>
-        </w:rPr>
-        <w:t xml:space="preserve"> preprint arXiv:1408.5093 (2014).</w:t>
-      </w:r>
-    </w:p>
-    <w:p>
-      <w:pPr>
-        <w:spacing w:line="240" w:lineRule="auto"/>
-        <w:ind w:firstLineChars="0" w:firstLine="0"/>
-        <w:rPr>
-          <w:sz w:val="16"/>
-          <w:szCs w:val="11"/>
-        </w:rPr>
-      </w:pPr>
-      <w:r>
-        <w:rPr>
-          <w:sz w:val="16"/>
-          <w:szCs w:val="11"/>
-        </w:rPr>
-        <w:t>[33] Zhihao Jia, Sina Lin, Charles R Qi, and Alex Aiken. 2018. Exploring Hidden Dimensions in Parallelizing Convolutional Neural Networks. In Proceedings of the 28th International Conference on Machine Learning (ICML ’18).</w:t>
-      </w:r>
-    </w:p>
-    <w:p>
-      <w:pPr>
-        <w:spacing w:line="240" w:lineRule="auto"/>
-        <w:ind w:firstLineChars="0" w:firstLine="0"/>
-        <w:rPr>
-          <w:sz w:val="16"/>
-          <w:szCs w:val="11"/>
-        </w:rPr>
-      </w:pPr>
-      <w:r>
-        <w:rPr>
-          <w:sz w:val="16"/>
-          <w:szCs w:val="11"/>
-        </w:rPr>
-        <w:t xml:space="preserve">[34] Zhihao Jia, Matei Zaharia, and Alex Aiken. 2019. Beyond Data and Model Parallelism for Deep Neural Networks. In Proceedings of the 2nd </w:t>
-      </w:r>
-      <w:proofErr w:type="spellStart"/>
-      <w:r>
-        <w:rPr>
-          <w:sz w:val="16"/>
-          <w:szCs w:val="11"/>
-        </w:rPr>
-        <w:t>SysML</w:t>
-      </w:r>
-      <w:proofErr w:type="spellEnd"/>
-      <w:r>
-        <w:rPr>
-          <w:sz w:val="16"/>
-          <w:szCs w:val="11"/>
-        </w:rPr>
-        <w:t xml:space="preserve"> Conference, </w:t>
-      </w:r>
-      <w:proofErr w:type="spellStart"/>
-      <w:r>
-        <w:rPr>
-          <w:sz w:val="16"/>
-          <w:szCs w:val="11"/>
-        </w:rPr>
-        <w:t>SysML</w:t>
-      </w:r>
-      <w:proofErr w:type="spellEnd"/>
-      <w:r>
-        <w:rPr>
-          <w:sz w:val="16"/>
-          <w:szCs w:val="11"/>
-        </w:rPr>
-        <w:t xml:space="preserve"> ’19. Palo Alto, CA, USA.</w:t>
-      </w:r>
-    </w:p>
-    <w:p>
-      <w:pPr>
-        <w:spacing w:line="240" w:lineRule="auto"/>
-        <w:ind w:firstLineChars="0" w:firstLine="0"/>
-        <w:rPr>
-          <w:sz w:val="16"/>
-          <w:szCs w:val="11"/>
-        </w:rPr>
-      </w:pPr>
-      <w:r>
-        <w:rPr>
-          <w:sz w:val="16"/>
-          <w:szCs w:val="11"/>
-        </w:rPr>
-        <w:t xml:space="preserve">[35] Diederik Kingma and Jimmy Ba. 2014. Adam: A Method for Stochastic Optimization. </w:t>
-      </w:r>
-      <w:proofErr w:type="spellStart"/>
-      <w:r>
-        <w:rPr>
-          <w:sz w:val="16"/>
-          <w:szCs w:val="11"/>
-        </w:rPr>
-        <w:t>arXiv</w:t>
-      </w:r>
-      <w:proofErr w:type="spellEnd"/>
-      <w:r>
-        <w:rPr>
-          <w:sz w:val="16"/>
-          <w:szCs w:val="11"/>
-        </w:rPr>
-        <w:t xml:space="preserve"> preprint arXiv:1412.6980 (2014).</w:t>
-      </w:r>
-    </w:p>
-    <w:p>
-      <w:pPr>
-        <w:spacing w:line="240" w:lineRule="auto"/>
-        <w:ind w:firstLineChars="0" w:firstLine="0"/>
-        <w:rPr>
-          <w:sz w:val="16"/>
-          <w:szCs w:val="11"/>
-        </w:rPr>
-      </w:pPr>
-      <w:r>
-        <w:rPr>
-          <w:sz w:val="16"/>
-          <w:szCs w:val="11"/>
-        </w:rPr>
-        <w:t xml:space="preserve">[36] Alex </w:t>
-      </w:r>
-      <w:proofErr w:type="spellStart"/>
-      <w:r>
-        <w:rPr>
-          <w:sz w:val="16"/>
-          <w:szCs w:val="11"/>
-        </w:rPr>
-        <w:t>Krizhevsky</w:t>
-      </w:r>
-      <w:proofErr w:type="spellEnd"/>
-      <w:r>
-        <w:rPr>
-          <w:sz w:val="16"/>
-          <w:szCs w:val="11"/>
-        </w:rPr>
-        <w:t xml:space="preserve">. 2014. One Weird Trick for Parallelizing Convolutional Neural Networks. </w:t>
-      </w:r>
-      <w:proofErr w:type="spellStart"/>
-      <w:r>
-        <w:rPr>
-          <w:sz w:val="16"/>
-          <w:szCs w:val="11"/>
-        </w:rPr>
-        <w:t>arXiv</w:t>
-      </w:r>
-      <w:proofErr w:type="spellEnd"/>
-      <w:r>
-        <w:rPr>
-          <w:sz w:val="16"/>
-          <w:szCs w:val="11"/>
-        </w:rPr>
-        <w:t xml:space="preserve"> preprint arXiv:1404.5997 (2014).</w:t>
-      </w:r>
-    </w:p>
-    <w:p>
-      <w:pPr>
-        <w:spacing w:line="240" w:lineRule="auto"/>
-        <w:ind w:firstLineChars="0" w:firstLine="0"/>
-        <w:rPr>
-          <w:sz w:val="16"/>
-          <w:szCs w:val="11"/>
-        </w:rPr>
-      </w:pPr>
-      <w:r>
-        <w:rPr>
-          <w:sz w:val="16"/>
-          <w:szCs w:val="11"/>
-        </w:rPr>
-        <w:t xml:space="preserve">[37] Alex </w:t>
-      </w:r>
-      <w:proofErr w:type="spellStart"/>
-      <w:r>
-        <w:rPr>
-          <w:sz w:val="16"/>
-          <w:szCs w:val="11"/>
-        </w:rPr>
-        <w:t>Krizhevsky</w:t>
-      </w:r>
-      <w:proofErr w:type="spellEnd"/>
-      <w:r>
-        <w:rPr>
-          <w:sz w:val="16"/>
-          <w:szCs w:val="11"/>
-        </w:rPr>
-        <w:t xml:space="preserve">, Ilya </w:t>
-      </w:r>
-      <w:proofErr w:type="spellStart"/>
-      <w:r>
-        <w:rPr>
-          <w:sz w:val="16"/>
-          <w:szCs w:val="11"/>
-        </w:rPr>
-        <w:t>Sutskever</w:t>
-      </w:r>
-      <w:proofErr w:type="spellEnd"/>
-      <w:r>
-        <w:rPr>
-          <w:sz w:val="16"/>
-          <w:szCs w:val="11"/>
-        </w:rPr>
-        <w:t xml:space="preserve">, and Geoffrey E Hinton. 2012. Ima- </w:t>
-      </w:r>
-      <w:proofErr w:type="spellStart"/>
-      <w:r>
-        <w:rPr>
-          <w:sz w:val="16"/>
-          <w:szCs w:val="11"/>
-        </w:rPr>
-        <w:t>geNet</w:t>
-      </w:r>
-      <w:proofErr w:type="spellEnd"/>
-      <w:r>
-        <w:rPr>
-          <w:sz w:val="16"/>
-          <w:szCs w:val="11"/>
-        </w:rPr>
-        <w:t xml:space="preserve"> Classification with Deep Convolutional Neural Networks. In Advances in Neural Information Processing Systems. 1097–1105.</w:t>
-      </w:r>
-    </w:p>
-    <w:p>
-      <w:pPr>
-        <w:spacing w:line="240" w:lineRule="auto"/>
-        <w:ind w:firstLineChars="0" w:firstLine="0"/>
-        <w:rPr>
-          <w:sz w:val="16"/>
-          <w:szCs w:val="11"/>
-        </w:rPr>
-      </w:pPr>
-      <w:r>
-        <w:rPr>
-          <w:sz w:val="16"/>
-          <w:szCs w:val="11"/>
-        </w:rPr>
-        <w:t xml:space="preserve">[38] Mu Li, David G Andersen, Jun Woo Park, Alexander J Smola, Amr Ahmed, Vanja </w:t>
-      </w:r>
-      <w:proofErr w:type="spellStart"/>
-      <w:r>
-        <w:rPr>
-          <w:sz w:val="16"/>
-          <w:szCs w:val="11"/>
-        </w:rPr>
-        <w:t>Josifovski</w:t>
-      </w:r>
-      <w:proofErr w:type="spellEnd"/>
-      <w:r>
-        <w:rPr>
-          <w:sz w:val="16"/>
-          <w:szCs w:val="11"/>
-        </w:rPr>
-        <w:t xml:space="preserve">, James Long, Eugene J Shekita, and </w:t>
-      </w:r>
-      <w:proofErr w:type="spellStart"/>
-      <w:r>
-        <w:rPr>
-          <w:sz w:val="16"/>
-          <w:szCs w:val="11"/>
-        </w:rPr>
-        <w:t>Bor-Yiing</w:t>
-      </w:r>
-      <w:proofErr w:type="spellEnd"/>
-      <w:r>
-        <w:rPr>
-          <w:sz w:val="16"/>
-          <w:szCs w:val="11"/>
-        </w:rPr>
-        <w:t xml:space="preserve"> Su. 2014. Scaling Distributed Machine Learning with the Parameter Server. In 11th USENIX Symposium on Operating Systems Design and Implementation (OSDI ’14), Vol. 1. 3.</w:t>
-      </w:r>
-    </w:p>
-    <w:p>
-      <w:pPr>
-        <w:spacing w:line="240" w:lineRule="auto"/>
-        <w:ind w:firstLineChars="0" w:firstLine="0"/>
-        <w:rPr>
-          <w:sz w:val="16"/>
-          <w:szCs w:val="11"/>
-        </w:rPr>
-      </w:pPr>
-      <w:r>
-        <w:rPr>
-          <w:sz w:val="16"/>
-          <w:szCs w:val="11"/>
-        </w:rPr>
-        <w:t xml:space="preserve">[39] Dominic Masters and Carlo </w:t>
-      </w:r>
-      <w:proofErr w:type="spellStart"/>
-      <w:r>
-        <w:rPr>
-          <w:sz w:val="16"/>
-          <w:szCs w:val="11"/>
-        </w:rPr>
-        <w:t>Luschi</w:t>
-      </w:r>
-      <w:proofErr w:type="spellEnd"/>
-      <w:r>
-        <w:rPr>
-          <w:sz w:val="16"/>
-          <w:szCs w:val="11"/>
-        </w:rPr>
-        <w:t xml:space="preserve">. 2018. Revisiting Small Batch Training for Deep Neural Networks. </w:t>
-      </w:r>
-      <w:proofErr w:type="spellStart"/>
-      <w:r>
-        <w:rPr>
-          <w:sz w:val="16"/>
-          <w:szCs w:val="11"/>
-        </w:rPr>
-        <w:t>arXiv</w:t>
-      </w:r>
-      <w:proofErr w:type="spellEnd"/>
-      <w:r>
-        <w:rPr>
-          <w:sz w:val="16"/>
-          <w:szCs w:val="11"/>
-        </w:rPr>
-        <w:t xml:space="preserve"> preprint arXiv:1804.07612 (2018).</w:t>
-      </w:r>
-    </w:p>
-    <w:p>
-      <w:pPr>
-        <w:spacing w:line="240" w:lineRule="auto"/>
-        <w:ind w:firstLineChars="0" w:firstLine="0"/>
-        <w:rPr>
-          <w:sz w:val="16"/>
-          <w:szCs w:val="11"/>
-        </w:rPr>
-      </w:pPr>
-      <w:r>
-        <w:rPr>
-          <w:sz w:val="16"/>
-          <w:szCs w:val="11"/>
-        </w:rPr>
-        <w:lastRenderedPageBreak/>
-        <w:t xml:space="preserve">[40] Stephen </w:t>
-      </w:r>
-      <w:proofErr w:type="spellStart"/>
-      <w:r>
-        <w:rPr>
-          <w:sz w:val="16"/>
-          <w:szCs w:val="11"/>
-        </w:rPr>
-        <w:t>Merity</w:t>
-      </w:r>
-      <w:proofErr w:type="spellEnd"/>
-      <w:r>
-        <w:rPr>
-          <w:sz w:val="16"/>
-          <w:szCs w:val="11"/>
-        </w:rPr>
-        <w:t xml:space="preserve">, Nitish Shirish Keskar, and Richard Socher. 2017. Reg- </w:t>
-      </w:r>
-      <w:proofErr w:type="spellStart"/>
-      <w:r>
-        <w:rPr>
-          <w:sz w:val="16"/>
-          <w:szCs w:val="11"/>
-        </w:rPr>
-        <w:t>ularizing</w:t>
-      </w:r>
-      <w:proofErr w:type="spellEnd"/>
-      <w:r>
-        <w:rPr>
-          <w:sz w:val="16"/>
-          <w:szCs w:val="11"/>
-        </w:rPr>
-        <w:t xml:space="preserve"> and Optimizing LSTM Language Models. </w:t>
-      </w:r>
-      <w:proofErr w:type="spellStart"/>
-      <w:r>
-        <w:rPr>
-          <w:sz w:val="16"/>
-          <w:szCs w:val="11"/>
-        </w:rPr>
-        <w:t>arXiv</w:t>
-      </w:r>
-      <w:proofErr w:type="spellEnd"/>
-      <w:r>
-        <w:rPr>
-          <w:sz w:val="16"/>
-          <w:szCs w:val="11"/>
-        </w:rPr>
-        <w:t xml:space="preserve"> preprint arXiv:1708.02182 (2017).</w:t>
-      </w:r>
-    </w:p>
-    <w:p>
-      <w:pPr>
-        <w:spacing w:line="240" w:lineRule="auto"/>
-        <w:ind w:firstLineChars="0" w:firstLine="0"/>
-        <w:rPr>
-          <w:sz w:val="16"/>
-          <w:szCs w:val="11"/>
-        </w:rPr>
-      </w:pPr>
-      <w:r>
-        <w:rPr>
-          <w:sz w:val="16"/>
-          <w:szCs w:val="11"/>
-        </w:rPr>
-        <w:t xml:space="preserve">[41] Tomáš </w:t>
-      </w:r>
-      <w:proofErr w:type="spellStart"/>
-      <w:r>
-        <w:rPr>
-          <w:sz w:val="16"/>
-          <w:szCs w:val="11"/>
-        </w:rPr>
-        <w:t>Mikolov</w:t>
-      </w:r>
-      <w:proofErr w:type="spellEnd"/>
-      <w:r>
-        <w:rPr>
-          <w:sz w:val="16"/>
-          <w:szCs w:val="11"/>
-        </w:rPr>
-        <w:t xml:space="preserve">, Martin </w:t>
-      </w:r>
-      <w:proofErr w:type="spellStart"/>
-      <w:r>
-        <w:rPr>
-          <w:sz w:val="16"/>
-          <w:szCs w:val="11"/>
-        </w:rPr>
-        <w:t>Karafiát</w:t>
-      </w:r>
-      <w:proofErr w:type="spellEnd"/>
-      <w:r>
-        <w:rPr>
-          <w:sz w:val="16"/>
-          <w:szCs w:val="11"/>
-        </w:rPr>
-        <w:t xml:space="preserve">, Lukáš Burget, Jan </w:t>
-      </w:r>
-      <w:proofErr w:type="spellStart"/>
-      <w:r>
-        <w:rPr>
-          <w:sz w:val="16"/>
-          <w:szCs w:val="11"/>
-        </w:rPr>
-        <w:t>Černocky</w:t>
-      </w:r>
-      <w:proofErr w:type="spellEnd"/>
-      <w:r>
-        <w:rPr>
-          <w:sz w:val="16"/>
-          <w:szCs w:val="11"/>
-        </w:rPr>
-        <w:t xml:space="preserve">`, and Sanjeev </w:t>
-      </w:r>
-      <w:proofErr w:type="spellStart"/>
-      <w:r>
-        <w:rPr>
-          <w:sz w:val="16"/>
-          <w:szCs w:val="11"/>
-        </w:rPr>
-        <w:t>Khudanpur</w:t>
-      </w:r>
-      <w:proofErr w:type="spellEnd"/>
-      <w:r>
-        <w:rPr>
-          <w:sz w:val="16"/>
-          <w:szCs w:val="11"/>
-        </w:rPr>
-        <w:t xml:space="preserve">. 2010. Recurrent Neural Network Based Language Model. In Eleventh Annual Conference of the International Speech Com- </w:t>
-      </w:r>
-      <w:proofErr w:type="spellStart"/>
-      <w:r>
-        <w:rPr>
-          <w:sz w:val="16"/>
-          <w:szCs w:val="11"/>
-        </w:rPr>
-        <w:t>munication</w:t>
-      </w:r>
-      <w:proofErr w:type="spellEnd"/>
-      <w:r>
-        <w:rPr>
-          <w:sz w:val="16"/>
-          <w:szCs w:val="11"/>
-        </w:rPr>
-        <w:t xml:space="preserve"> Association.</w:t>
-      </w:r>
-    </w:p>
-    <w:p>
-      <w:pPr>
-        <w:spacing w:line="240" w:lineRule="auto"/>
-        <w:ind w:firstLineChars="0" w:firstLine="0"/>
-        <w:rPr>
-          <w:sz w:val="16"/>
-          <w:szCs w:val="11"/>
-        </w:rPr>
-      </w:pPr>
-      <w:r>
-        <w:rPr>
-          <w:sz w:val="16"/>
-          <w:szCs w:val="11"/>
-        </w:rPr>
-        <w:t xml:space="preserve">[42] Azalia </w:t>
-      </w:r>
-      <w:proofErr w:type="spellStart"/>
-      <w:r>
-        <w:rPr>
-          <w:sz w:val="16"/>
-          <w:szCs w:val="11"/>
-        </w:rPr>
-        <w:t>Mirhoseini</w:t>
-      </w:r>
-      <w:proofErr w:type="spellEnd"/>
-      <w:r>
-        <w:rPr>
-          <w:sz w:val="16"/>
-          <w:szCs w:val="11"/>
-        </w:rPr>
-        <w:t xml:space="preserve">, Hieu Pham, Quoc Le, Mohammad Norouzi, Samy Bengio, Benoit Steiner, </w:t>
-      </w:r>
-      <w:proofErr w:type="spellStart"/>
-      <w:r>
-        <w:rPr>
-          <w:sz w:val="16"/>
-          <w:szCs w:val="11"/>
-        </w:rPr>
-        <w:t>Yuefeng</w:t>
-      </w:r>
-      <w:proofErr w:type="spellEnd"/>
-      <w:r>
-        <w:rPr>
-          <w:sz w:val="16"/>
-          <w:szCs w:val="11"/>
-        </w:rPr>
-        <w:t xml:space="preserve"> Zhou, Naveen Kumar, Rasmus Larsen, and Jeff Dean. 2017. Device Placement Optimization with Reinforce- </w:t>
-      </w:r>
-      <w:proofErr w:type="spellStart"/>
-      <w:r>
-        <w:rPr>
-          <w:sz w:val="16"/>
-          <w:szCs w:val="11"/>
-        </w:rPr>
-        <w:t>ment</w:t>
-      </w:r>
-      <w:proofErr w:type="spellEnd"/>
-      <w:r>
-        <w:rPr>
-          <w:sz w:val="16"/>
-          <w:szCs w:val="11"/>
-        </w:rPr>
-        <w:t xml:space="preserve"> Learning. https://arxiv.org/abs/1706.04972</w:t>
-      </w:r>
-    </w:p>
-    <w:p>
-      <w:pPr>
-        <w:spacing w:line="240" w:lineRule="auto"/>
-        <w:ind w:firstLineChars="0" w:firstLine="0"/>
-        <w:rPr>
-          <w:sz w:val="16"/>
-          <w:szCs w:val="11"/>
-        </w:rPr>
-      </w:pPr>
-      <w:r>
-        <w:rPr>
-          <w:sz w:val="16"/>
-          <w:szCs w:val="11"/>
-        </w:rPr>
-        <w:t xml:space="preserve">[43] Benjamin Recht, Christopher Re, Stephen Wright, and Feng Niu. 2011. </w:t>
-      </w:r>
-      <w:proofErr w:type="gramStart"/>
-      <w:r>
-        <w:rPr>
-          <w:sz w:val="16"/>
-          <w:szCs w:val="11"/>
-        </w:rPr>
-        <w:t>HOGWILD!:</w:t>
-      </w:r>
-      <w:proofErr w:type="gramEnd"/>
-      <w:r>
-        <w:rPr>
-          <w:sz w:val="16"/>
-          <w:szCs w:val="11"/>
-        </w:rPr>
-        <w:t xml:space="preserve"> A Lock-Free Approach to Parallelizing Stochastic Gra- </w:t>
-      </w:r>
-      <w:proofErr w:type="spellStart"/>
-      <w:r>
-        <w:rPr>
-          <w:sz w:val="16"/>
-          <w:szCs w:val="11"/>
-        </w:rPr>
-        <w:t>dient</w:t>
-      </w:r>
-      <w:proofErr w:type="spellEnd"/>
-      <w:r>
-        <w:rPr>
-          <w:sz w:val="16"/>
-          <w:szCs w:val="11"/>
-        </w:rPr>
-        <w:t xml:space="preserve"> Descent. In Advances in Neural Information Processing Systems. 693–701.</w:t>
-      </w:r>
-    </w:p>
-    <w:p>
-      <w:pPr>
-        <w:spacing w:line="240" w:lineRule="auto"/>
-        <w:ind w:firstLineChars="0" w:firstLine="0"/>
-        <w:rPr>
-          <w:sz w:val="16"/>
-          <w:szCs w:val="11"/>
-        </w:rPr>
-      </w:pPr>
-      <w:r>
-        <w:rPr>
-          <w:sz w:val="16"/>
-          <w:szCs w:val="11"/>
-        </w:rPr>
-        <w:t xml:space="preserve">[44] Olga </w:t>
-      </w:r>
-      <w:proofErr w:type="spellStart"/>
-      <w:r>
-        <w:rPr>
-          <w:sz w:val="16"/>
-          <w:szCs w:val="11"/>
-        </w:rPr>
-        <w:t>Russakovsky</w:t>
-      </w:r>
-      <w:proofErr w:type="spellEnd"/>
-      <w:r>
-        <w:rPr>
-          <w:sz w:val="16"/>
-          <w:szCs w:val="11"/>
-        </w:rPr>
-        <w:t xml:space="preserve">, Jia Deng, Hao Su, Jonathan Krause, Sanjeev Satheesh, Sean Ma, Zhiheng Huang, Andrej </w:t>
-      </w:r>
-      <w:proofErr w:type="spellStart"/>
-      <w:r>
-        <w:rPr>
-          <w:sz w:val="16"/>
-          <w:szCs w:val="11"/>
-        </w:rPr>
-        <w:t>Karpathy</w:t>
-      </w:r>
-      <w:proofErr w:type="spellEnd"/>
-      <w:r>
-        <w:rPr>
-          <w:sz w:val="16"/>
-          <w:szCs w:val="11"/>
-        </w:rPr>
-        <w:t xml:space="preserve">, Aditya Khosla, Michael Bernstein, et al. 2015. ImageNet Large Scale Visual </w:t>
-      </w:r>
-      <w:proofErr w:type="spellStart"/>
-      <w:r>
-        <w:rPr>
-          <w:sz w:val="16"/>
-          <w:szCs w:val="11"/>
-        </w:rPr>
-        <w:t>Recogni</w:t>
-      </w:r>
-      <w:proofErr w:type="spellEnd"/>
-      <w:r>
-        <w:rPr>
-          <w:sz w:val="16"/>
-          <w:szCs w:val="11"/>
-        </w:rPr>
-        <w:t xml:space="preserve">- </w:t>
-      </w:r>
-      <w:proofErr w:type="spellStart"/>
-      <w:r>
-        <w:rPr>
-          <w:sz w:val="16"/>
-          <w:szCs w:val="11"/>
-        </w:rPr>
-        <w:t>tion</w:t>
-      </w:r>
-      <w:proofErr w:type="spellEnd"/>
-      <w:r>
-        <w:rPr>
-          <w:sz w:val="16"/>
-          <w:szCs w:val="11"/>
-        </w:rPr>
-        <w:t xml:space="preserve"> Challenge. International Journal of Computer Vision 115, 3 (2015), 211–252.</w:t>
-      </w:r>
-    </w:p>
-    <w:p>
-      <w:pPr>
-        <w:spacing w:line="240" w:lineRule="auto"/>
-        <w:ind w:firstLineChars="0" w:firstLine="0"/>
-        <w:rPr>
-          <w:sz w:val="16"/>
-          <w:szCs w:val="11"/>
-        </w:rPr>
-      </w:pPr>
-      <w:r>
-        <w:rPr>
-          <w:sz w:val="16"/>
-          <w:szCs w:val="11"/>
-        </w:rPr>
-        <w:t xml:space="preserve">[45] Frank Seide and Amit Agarwal. 2016. CNTK: Microsoft’s Open-Source Deep-Learning Toolkit. In Proceedings of the 22Nd ACM SIGKDD Inter- national Conference on Knowledge Discovery and Data Mining (KDD ’16). </w:t>
-      </w:r>
-      <w:proofErr w:type="gramStart"/>
-      <w:r>
-        <w:rPr>
-          <w:sz w:val="16"/>
-          <w:szCs w:val="11"/>
-        </w:rPr>
-        <w:t>NewYork,NY</w:t>
-      </w:r>
-      <w:proofErr w:type="gramEnd"/>
-      <w:r>
-        <w:rPr>
-          <w:sz w:val="16"/>
-          <w:szCs w:val="11"/>
-        </w:rPr>
-        <w:t>,USA,2135–2135. https://github.com/Microsoft/CNTK</w:t>
-      </w:r>
-    </w:p>
-    <w:p>
-      <w:pPr>
-        <w:spacing w:line="240" w:lineRule="auto"/>
-        <w:ind w:firstLineChars="0" w:firstLine="0"/>
-        <w:rPr>
-          <w:sz w:val="16"/>
-          <w:szCs w:val="11"/>
-        </w:rPr>
-      </w:pPr>
-      <w:r>
-        <w:rPr>
-          <w:sz w:val="16"/>
-          <w:szCs w:val="11"/>
-        </w:rPr>
-        <w:t xml:space="preserve">[46] Frank Seide, Hao Fu, Jasha </w:t>
-      </w:r>
-      <w:proofErr w:type="spellStart"/>
-      <w:r>
-        <w:rPr>
-          <w:sz w:val="16"/>
-          <w:szCs w:val="11"/>
-        </w:rPr>
-        <w:t>Droppo</w:t>
-      </w:r>
-      <w:proofErr w:type="spellEnd"/>
-      <w:r>
-        <w:rPr>
-          <w:sz w:val="16"/>
-          <w:szCs w:val="11"/>
-        </w:rPr>
-        <w:t>, Gang Li, and Dong Yu. 2014. 1- Bit Stochastic Gradient Descent and its Application to Data-Parallel Distributed Training of Speech DNNs. In Fifteenth Annual Conference of the International Speech Communication Association.</w:t>
-      </w:r>
-    </w:p>
-    <w:p>
-      <w:pPr>
-        <w:spacing w:line="240" w:lineRule="auto"/>
-        <w:ind w:firstLineChars="0" w:firstLine="0"/>
-        <w:rPr>
-          <w:sz w:val="16"/>
-          <w:szCs w:val="11"/>
-        </w:rPr>
-      </w:pPr>
-      <w:r>
-        <w:rPr>
-          <w:sz w:val="16"/>
-          <w:szCs w:val="11"/>
-        </w:rPr>
-        <w:t xml:space="preserve">[47] Frank Seide, Hao Fu, Jasha </w:t>
-      </w:r>
-      <w:proofErr w:type="spellStart"/>
-      <w:r>
-        <w:rPr>
-          <w:sz w:val="16"/>
-          <w:szCs w:val="11"/>
-        </w:rPr>
-        <w:t>Droppo</w:t>
-      </w:r>
-      <w:proofErr w:type="spellEnd"/>
-      <w:r>
-        <w:rPr>
-          <w:sz w:val="16"/>
-          <w:szCs w:val="11"/>
-        </w:rPr>
-        <w:t>, Gang Li, and Dong Yu. 2014. On Parallelizability of Stochastic Gradient Descent for Speech DNNs. In International Conference on Acoustics, Speech and Signal Processing (ICASSP). IEEE SPS.</w:t>
-      </w:r>
-    </w:p>
-    <w:p>
-      <w:pPr>
-        <w:spacing w:line="240" w:lineRule="auto"/>
-        <w:ind w:firstLineChars="0" w:firstLine="0"/>
-        <w:rPr>
-          <w:sz w:val="16"/>
-          <w:szCs w:val="11"/>
-        </w:rPr>
-      </w:pPr>
-      <w:r>
-        <w:rPr>
-          <w:sz w:val="16"/>
-          <w:szCs w:val="11"/>
-        </w:rPr>
-        <w:t xml:space="preserve">[48] Karen Simonyan and Andrew Zisserman. 2014. Very Deep </w:t>
-      </w:r>
-      <w:proofErr w:type="spellStart"/>
-      <w:r>
-        <w:rPr>
-          <w:sz w:val="16"/>
-          <w:szCs w:val="11"/>
-        </w:rPr>
-        <w:t>Convolu</w:t>
-      </w:r>
-      <w:proofErr w:type="spellEnd"/>
-      <w:r>
-        <w:rPr>
-          <w:sz w:val="16"/>
-          <w:szCs w:val="11"/>
-        </w:rPr>
-        <w:t xml:space="preserve">- </w:t>
-      </w:r>
-      <w:proofErr w:type="spellStart"/>
-      <w:r>
-        <w:rPr>
-          <w:sz w:val="16"/>
-          <w:szCs w:val="11"/>
-        </w:rPr>
-        <w:t>tional</w:t>
-      </w:r>
-      <w:proofErr w:type="spellEnd"/>
-      <w:r>
-        <w:rPr>
-          <w:sz w:val="16"/>
-          <w:szCs w:val="11"/>
-        </w:rPr>
-        <w:t xml:space="preserve"> Networks for Large-Scale Image Recognition. </w:t>
-      </w:r>
-      <w:proofErr w:type="spellStart"/>
-      <w:r>
-        <w:rPr>
-          <w:sz w:val="16"/>
-          <w:szCs w:val="11"/>
-        </w:rPr>
-        <w:t>arXiv</w:t>
-      </w:r>
-      <w:proofErr w:type="spellEnd"/>
-      <w:r>
-        <w:rPr>
-          <w:sz w:val="16"/>
-          <w:szCs w:val="11"/>
-        </w:rPr>
-        <w:t xml:space="preserve"> preprint arXiv:1409.1556 (2014).</w:t>
-      </w:r>
-    </w:p>
-    <w:p>
-      <w:pPr>
-        <w:spacing w:line="240" w:lineRule="auto"/>
-        <w:ind w:firstLineChars="0" w:firstLine="0"/>
-        <w:rPr>
-          <w:sz w:val="16"/>
-          <w:szCs w:val="11"/>
-        </w:rPr>
-      </w:pPr>
-      <w:r>
-        <w:rPr>
-          <w:sz w:val="16"/>
-          <w:szCs w:val="11"/>
-        </w:rPr>
-        <w:t>[49] Evan R Sparks, Ameet Talwalkar, Daniel Haas, Michael J Franklin, Michael I Jordan, and Tim Kraska. 2015. Automating Model Search for Large Scale Machine Learning. In Proceedings of the Sixth ACM Symposium on Cloud Computing. ACM, 368–380.</w:t>
-      </w:r>
-    </w:p>
-    <w:p>
-      <w:pPr>
-        <w:spacing w:line="240" w:lineRule="auto"/>
-        <w:ind w:firstLineChars="0" w:firstLine="0"/>
-        <w:rPr>
-          <w:sz w:val="16"/>
-          <w:szCs w:val="11"/>
-        </w:rPr>
-      </w:pPr>
-      <w:r>
-        <w:rPr>
-          <w:sz w:val="16"/>
-          <w:szCs w:val="11"/>
-        </w:rPr>
-        <w:t xml:space="preserve">[50] Rajeev Thakur, Rolf </w:t>
-      </w:r>
-      <w:proofErr w:type="spellStart"/>
-      <w:r>
-        <w:rPr>
-          <w:sz w:val="16"/>
-          <w:szCs w:val="11"/>
-        </w:rPr>
-        <w:t>Rabenseifner</w:t>
-      </w:r>
-      <w:proofErr w:type="spellEnd"/>
-      <w:r>
-        <w:rPr>
-          <w:sz w:val="16"/>
-          <w:szCs w:val="11"/>
-        </w:rPr>
-        <w:t xml:space="preserve">, and William Gropp. 2005. Opti- </w:t>
-      </w:r>
-      <w:proofErr w:type="spellStart"/>
-      <w:r>
-        <w:rPr>
-          <w:sz w:val="16"/>
-          <w:szCs w:val="11"/>
-        </w:rPr>
-        <w:t>mization</w:t>
-      </w:r>
-      <w:proofErr w:type="spellEnd"/>
-      <w:r>
-        <w:rPr>
-          <w:sz w:val="16"/>
-          <w:szCs w:val="11"/>
-        </w:rPr>
-        <w:t xml:space="preserve"> of Collective Communication Operations in MPICH. The International Journal of </w:t>
-      </w:r>
-      <w:proofErr w:type="gramStart"/>
-      <w:r>
-        <w:rPr>
-          <w:sz w:val="16"/>
-          <w:szCs w:val="11"/>
-        </w:rPr>
-        <w:t>High Performance</w:t>
-      </w:r>
-      <w:proofErr w:type="gramEnd"/>
-      <w:r>
-        <w:rPr>
-          <w:sz w:val="16"/>
-          <w:szCs w:val="11"/>
-        </w:rPr>
-        <w:t xml:space="preserve"> Computing Applications 19, 1 (2005), 49–66.</w:t>
-      </w:r>
-    </w:p>
-    <w:p>
-      <w:pPr>
-        <w:spacing w:line="240" w:lineRule="auto"/>
-        <w:ind w:firstLineChars="0" w:firstLine="0"/>
-        <w:rPr>
-          <w:sz w:val="16"/>
-          <w:szCs w:val="11"/>
-        </w:rPr>
-      </w:pPr>
-      <w:r>
-        <w:rPr>
-          <w:sz w:val="16"/>
-          <w:szCs w:val="11"/>
-        </w:rPr>
-        <w:t xml:space="preserve">[51] Uber Technologies Inc. 2017. Meet </w:t>
-      </w:r>
-      <w:proofErr w:type="spellStart"/>
-      <w:r>
-        <w:rPr>
-          <w:sz w:val="16"/>
-          <w:szCs w:val="11"/>
-        </w:rPr>
-        <w:t>Horovod</w:t>
-      </w:r>
-      <w:proofErr w:type="spellEnd"/>
-      <w:r>
-        <w:rPr>
-          <w:sz w:val="16"/>
-          <w:szCs w:val="11"/>
-        </w:rPr>
-        <w:t>: Uber’s Open Source Distributed Deep Learning Framework for TensorFlow. https://eng. uber.com/</w:t>
-      </w:r>
-      <w:proofErr w:type="spellStart"/>
-      <w:r>
-        <w:rPr>
-          <w:sz w:val="16"/>
-          <w:szCs w:val="11"/>
-        </w:rPr>
-        <w:t>horovod</w:t>
-      </w:r>
-      <w:proofErr w:type="spellEnd"/>
-      <w:r>
-        <w:rPr>
-          <w:sz w:val="16"/>
-          <w:szCs w:val="11"/>
-        </w:rPr>
-        <w:t>/</w:t>
-      </w:r>
-    </w:p>
-    <w:p>
-      <w:pPr>
-        <w:spacing w:line="240" w:lineRule="auto"/>
-        <w:ind w:firstLineChars="0" w:firstLine="0"/>
-        <w:rPr>
-          <w:sz w:val="16"/>
-          <w:szCs w:val="11"/>
-        </w:rPr>
-      </w:pPr>
-      <w:r>
-        <w:rPr>
-          <w:sz w:val="16"/>
-          <w:szCs w:val="11"/>
-        </w:rPr>
-        <w:t xml:space="preserve">[52] Leslie G. Valiant. 1990. A Bridging Model for Parallel Computation. </w:t>
-      </w:r>
-      <w:proofErr w:type="spellStart"/>
-      <w:r>
-        <w:rPr>
-          <w:sz w:val="16"/>
-          <w:szCs w:val="11"/>
-        </w:rPr>
-        <w:t>Commun</w:t>
-      </w:r>
-      <w:proofErr w:type="spellEnd"/>
-      <w:r>
-        <w:rPr>
-          <w:sz w:val="16"/>
-          <w:szCs w:val="11"/>
-        </w:rPr>
-        <w:t>. ACM 33, 8 (Aug. 1990).</w:t>
-      </w:r>
-    </w:p>
-    <w:p>
-      <w:pPr>
-        <w:spacing w:line="240" w:lineRule="auto"/>
-        <w:ind w:firstLineChars="0" w:firstLine="0"/>
-        <w:rPr>
-          <w:sz w:val="16"/>
-          <w:szCs w:val="11"/>
-        </w:rPr>
-      </w:pPr>
-      <w:r>
-        <w:rPr>
-          <w:sz w:val="16"/>
-          <w:szCs w:val="11"/>
-        </w:rPr>
-        <w:t xml:space="preserve">[53] Ashish Vaswani, Noam </w:t>
-      </w:r>
-      <w:proofErr w:type="spellStart"/>
-      <w:r>
-        <w:rPr>
-          <w:sz w:val="16"/>
-          <w:szCs w:val="11"/>
-        </w:rPr>
-        <w:t>Shazeer</w:t>
-      </w:r>
-      <w:proofErr w:type="spellEnd"/>
-      <w:r>
-        <w:rPr>
-          <w:sz w:val="16"/>
-          <w:szCs w:val="11"/>
-        </w:rPr>
-        <w:t xml:space="preserve">, Niki Parmar, Jakob </w:t>
-      </w:r>
-      <w:proofErr w:type="spellStart"/>
-      <w:r>
-        <w:rPr>
-          <w:sz w:val="16"/>
-          <w:szCs w:val="11"/>
-        </w:rPr>
-        <w:t>Uszkoreit</w:t>
-      </w:r>
-      <w:proofErr w:type="spellEnd"/>
-      <w:r>
-        <w:rPr>
-          <w:sz w:val="16"/>
-          <w:szCs w:val="11"/>
-        </w:rPr>
-        <w:t xml:space="preserve">, Llion Jones, Aidan N Gomez, Łukasz Kaiser, and Illia </w:t>
-      </w:r>
-      <w:proofErr w:type="spellStart"/>
-      <w:r>
-        <w:rPr>
-          <w:sz w:val="16"/>
-          <w:szCs w:val="11"/>
-        </w:rPr>
-        <w:t>Polosukhin</w:t>
-      </w:r>
-      <w:proofErr w:type="spellEnd"/>
-      <w:r>
-        <w:rPr>
-          <w:sz w:val="16"/>
-          <w:szCs w:val="11"/>
-        </w:rPr>
-        <w:t xml:space="preserve">. 2017. At- </w:t>
-      </w:r>
-      <w:proofErr w:type="spellStart"/>
-      <w:r>
-        <w:rPr>
-          <w:sz w:val="16"/>
-          <w:szCs w:val="11"/>
-        </w:rPr>
-        <w:t>tention</w:t>
-      </w:r>
-      <w:proofErr w:type="spellEnd"/>
-      <w:r>
-        <w:rPr>
-          <w:sz w:val="16"/>
-          <w:szCs w:val="11"/>
-        </w:rPr>
-        <w:t xml:space="preserve"> is All You Need. In Advances in Neural Information Processing Systems. 5998–6008.</w:t>
-      </w:r>
-    </w:p>
-    <w:p>
-      <w:pPr>
-        <w:spacing w:line="240" w:lineRule="auto"/>
-        <w:ind w:firstLineChars="0" w:firstLine="0"/>
-        <w:rPr>
-          <w:sz w:val="16"/>
-          <w:szCs w:val="11"/>
-        </w:rPr>
-      </w:pPr>
-      <w:r>
-        <w:rPr>
-          <w:sz w:val="16"/>
-          <w:szCs w:val="11"/>
-        </w:rPr>
-        <w:t xml:space="preserve">[54] Subhashini Venugopalan, Marcus Rohrbach, Jeffrey Donahue, Ray- </w:t>
-      </w:r>
-      <w:proofErr w:type="spellStart"/>
-      <w:r>
-        <w:rPr>
-          <w:sz w:val="16"/>
-          <w:szCs w:val="11"/>
-        </w:rPr>
-        <w:t>mond</w:t>
-      </w:r>
-      <w:proofErr w:type="spellEnd"/>
-      <w:r>
-        <w:rPr>
-          <w:sz w:val="16"/>
-          <w:szCs w:val="11"/>
-        </w:rPr>
-        <w:t xml:space="preserve"> Mooney, Trevor Darrell, and Kate </w:t>
-      </w:r>
-      <w:proofErr w:type="spellStart"/>
-      <w:r>
-        <w:rPr>
-          <w:sz w:val="16"/>
-          <w:szCs w:val="11"/>
-        </w:rPr>
-        <w:t>Saenko</w:t>
-      </w:r>
-      <w:proofErr w:type="spellEnd"/>
-      <w:r>
-        <w:rPr>
-          <w:sz w:val="16"/>
-          <w:szCs w:val="11"/>
-        </w:rPr>
-        <w:t xml:space="preserve">. 2015. Sequence to sequence-video to text. In Proceedings of the IEEE International Confer- </w:t>
-      </w:r>
-      <w:proofErr w:type="spellStart"/>
-      <w:r>
-        <w:rPr>
-          <w:sz w:val="16"/>
-          <w:szCs w:val="11"/>
-        </w:rPr>
-        <w:t>ence</w:t>
-      </w:r>
-      <w:proofErr w:type="spellEnd"/>
-      <w:r>
-        <w:rPr>
-          <w:sz w:val="16"/>
-          <w:szCs w:val="11"/>
-        </w:rPr>
-        <w:t xml:space="preserve"> on Computer Vision. 4534–4542.</w:t>
-      </w:r>
-    </w:p>
-    <w:p>
-      <w:pPr>
-        <w:spacing w:line="240" w:lineRule="auto"/>
-        <w:ind w:firstLineChars="0" w:firstLine="0"/>
-        <w:rPr>
-          <w:sz w:val="16"/>
-          <w:szCs w:val="11"/>
-        </w:rPr>
-      </w:pPr>
-      <w:r>
-        <w:rPr>
-          <w:sz w:val="16"/>
-          <w:szCs w:val="11"/>
-        </w:rPr>
-        <w:t xml:space="preserve">[55] </w:t>
-      </w:r>
-      <w:proofErr w:type="spellStart"/>
-      <w:r>
-        <w:rPr>
-          <w:sz w:val="16"/>
-          <w:szCs w:val="11"/>
-        </w:rPr>
-        <w:t>Yonghui</w:t>
-      </w:r>
-      <w:proofErr w:type="spellEnd"/>
-      <w:r>
-        <w:rPr>
-          <w:sz w:val="16"/>
-          <w:szCs w:val="11"/>
-        </w:rPr>
-        <w:t xml:space="preserve"> Wu, Mike Schuster, </w:t>
-      </w:r>
-      <w:proofErr w:type="spellStart"/>
-      <w:r>
-        <w:rPr>
-          <w:sz w:val="16"/>
-          <w:szCs w:val="11"/>
-        </w:rPr>
-        <w:t>Zhifeng</w:t>
-      </w:r>
-      <w:proofErr w:type="spellEnd"/>
-      <w:r>
-        <w:rPr>
-          <w:sz w:val="16"/>
-          <w:szCs w:val="11"/>
-        </w:rPr>
-        <w:t xml:space="preserve"> Chen, Quoc V Le, Mohammad Norouzi, Wolfgang </w:t>
-      </w:r>
-      <w:proofErr w:type="spellStart"/>
-      <w:r>
-        <w:rPr>
-          <w:sz w:val="16"/>
-          <w:szCs w:val="11"/>
-        </w:rPr>
-        <w:t>Macherey</w:t>
-      </w:r>
-      <w:proofErr w:type="spellEnd"/>
-      <w:r>
-        <w:rPr>
-          <w:sz w:val="16"/>
-          <w:szCs w:val="11"/>
-        </w:rPr>
-        <w:t xml:space="preserve">, Maxim </w:t>
-      </w:r>
-      <w:proofErr w:type="spellStart"/>
-      <w:r>
-        <w:rPr>
-          <w:sz w:val="16"/>
-          <w:szCs w:val="11"/>
-        </w:rPr>
-        <w:t>Krikun</w:t>
-      </w:r>
-      <w:proofErr w:type="spellEnd"/>
-      <w:r>
-        <w:rPr>
-          <w:sz w:val="16"/>
-          <w:szCs w:val="11"/>
-        </w:rPr>
-        <w:t xml:space="preserve">, Yuan Cao, Qin Gao, Klaus </w:t>
-      </w:r>
-      <w:proofErr w:type="spellStart"/>
-      <w:r>
-        <w:rPr>
-          <w:sz w:val="16"/>
-          <w:szCs w:val="11"/>
-        </w:rPr>
-        <w:t>Macherey</w:t>
-      </w:r>
-      <w:proofErr w:type="spellEnd"/>
-      <w:r>
-        <w:rPr>
-          <w:sz w:val="16"/>
-          <w:szCs w:val="11"/>
-        </w:rPr>
-        <w:t xml:space="preserve">, et al. 2016. Google’s Neural Machine Translation System: Bridging the Gap between Human and Machine Translation. </w:t>
-      </w:r>
-      <w:proofErr w:type="spellStart"/>
-      <w:r>
-        <w:rPr>
-          <w:sz w:val="16"/>
-          <w:szCs w:val="11"/>
-        </w:rPr>
-        <w:t>arXiv</w:t>
-      </w:r>
-      <w:proofErr w:type="spellEnd"/>
-      <w:r>
-        <w:rPr>
-          <w:sz w:val="16"/>
-          <w:szCs w:val="11"/>
-        </w:rPr>
-        <w:t xml:space="preserve"> preprint arXiv:1609.08144 (2016).</w:t>
-      </w:r>
-    </w:p>
-    <w:p>
-      <w:pPr>
-        <w:spacing w:line="240" w:lineRule="auto"/>
-        <w:ind w:firstLineChars="0" w:firstLine="0"/>
-        <w:rPr>
-          <w:sz w:val="16"/>
-          <w:szCs w:val="11"/>
-        </w:rPr>
-      </w:pPr>
-      <w:r>
-        <w:rPr>
-          <w:sz w:val="16"/>
-          <w:szCs w:val="11"/>
-        </w:rPr>
-        <w:t xml:space="preserve">[56] </w:t>
-      </w:r>
-      <w:proofErr w:type="gramStart"/>
-      <w:r>
-        <w:rPr>
-          <w:sz w:val="16"/>
-          <w:szCs w:val="11"/>
-        </w:rPr>
-        <w:t>YangYou,IgorGitman</w:t>
-      </w:r>
-      <w:proofErr w:type="gramEnd"/>
-      <w:r>
-        <w:rPr>
-          <w:sz w:val="16"/>
-          <w:szCs w:val="11"/>
-        </w:rPr>
-        <w:t xml:space="preserve">,andBorisGinsburg.2017.LargeBatchTraining of Convolutional Networks. </w:t>
-      </w:r>
-      <w:proofErr w:type="spellStart"/>
-      <w:r>
-        <w:rPr>
-          <w:sz w:val="16"/>
-          <w:szCs w:val="11"/>
-        </w:rPr>
-        <w:t>arXiv</w:t>
-      </w:r>
-      <w:proofErr w:type="spellEnd"/>
-      <w:r>
-        <w:rPr>
-          <w:sz w:val="16"/>
-          <w:szCs w:val="11"/>
-        </w:rPr>
-        <w:t xml:space="preserve"> preprint arXiv:1708.03888 (2017).</w:t>
-      </w:r>
-    </w:p>
-    <w:p>
-      <w:pPr>
-        <w:spacing w:line="240" w:lineRule="auto"/>
-        <w:ind w:firstLineChars="0" w:firstLine="0"/>
-        <w:rPr>
-          <w:sz w:val="16"/>
-          <w:szCs w:val="11"/>
-        </w:rPr>
-      </w:pPr>
-      <w:r>
-        <w:rPr>
-          <w:sz w:val="16"/>
-          <w:szCs w:val="11"/>
-        </w:rPr>
-        <w:t xml:space="preserve">[57] Hao Zhang, </w:t>
-      </w:r>
-      <w:proofErr w:type="spellStart"/>
-      <w:r>
-        <w:rPr>
-          <w:sz w:val="16"/>
-          <w:szCs w:val="11"/>
-        </w:rPr>
-        <w:t>Zeyu</w:t>
-      </w:r>
-      <w:proofErr w:type="spellEnd"/>
-      <w:r>
-        <w:rPr>
-          <w:sz w:val="16"/>
-          <w:szCs w:val="11"/>
-        </w:rPr>
-        <w:t xml:space="preserve"> Zheng, </w:t>
-      </w:r>
-      <w:proofErr w:type="spellStart"/>
-      <w:r>
-        <w:rPr>
-          <w:sz w:val="16"/>
-          <w:szCs w:val="11"/>
-        </w:rPr>
-        <w:t>Shizhen</w:t>
-      </w:r>
-      <w:proofErr w:type="spellEnd"/>
-      <w:r>
-        <w:rPr>
-          <w:sz w:val="16"/>
-          <w:szCs w:val="11"/>
-        </w:rPr>
-        <w:t xml:space="preserve"> Xu, Wei Dai, </w:t>
-      </w:r>
-      <w:proofErr w:type="spellStart"/>
-      <w:r>
-        <w:rPr>
-          <w:sz w:val="16"/>
-          <w:szCs w:val="11"/>
-        </w:rPr>
-        <w:t>Qirong</w:t>
-      </w:r>
-      <w:proofErr w:type="spellEnd"/>
-      <w:r>
-        <w:rPr>
-          <w:sz w:val="16"/>
-          <w:szCs w:val="11"/>
-        </w:rPr>
         <w:t xml:space="preserve"> Ho, Xiaodan Liang, </w:t>
       </w:r>
       <w:proofErr w:type="spellStart"/>
@@ -14998,12 +14489,12 @@
       </w:r>
     </w:p>
     <w:sectPr>
-      <w:headerReference w:type="even" r:id="rId18"/>
-      <w:headerReference w:type="default" r:id="rId19"/>
-      <w:footerReference w:type="even" r:id="rId20"/>
-      <w:footerReference w:type="default" r:id="rId21"/>
-      <w:headerReference w:type="first" r:id="rId22"/>
-      <w:footerReference w:type="first" r:id="rId23"/>
+      <w:headerReference w:type="even" r:id="rId21"/>
+      <w:headerReference w:type="default" r:id="rId22"/>
+      <w:footerReference w:type="even" r:id="rId23"/>
+      <w:footerReference w:type="default" r:id="rId24"/>
+      <w:headerReference w:type="first" r:id="rId25"/>
+      <w:footerReference w:type="first" r:id="rId26"/>
       <w:pgSz w:w="11906" w:h="16838"/>
       <w:pgMar w:top="1440" w:right="1800" w:bottom="1440" w:left="1800" w:header="851" w:footer="992" w:gutter="0"/>
       <w:cols w:space="425"/>
